--- a/docs/LAMPOCHKA_Manual_RU.docx
+++ b/docs/LAMPOCHKA_Manual_RU.docx
@@ -1748,7 +1748,7 @@
           <w:rPr>
             <w:rStyle w:val="Hyperlink"/>
           </w:rPr>
-          <w:t>12.4 Продакшн-привычки</w:t>
+          <w:t>12.4 Рабочие привычки</w:t>
         </w:r>
         <w:r>
           <w:tab/>
@@ -4595,7 +4595,7 @@
           <w:i w:val="0"/>
           <w:sz w:val="19"/>
         </w:rPr>
-        <w:t>Камере показывается плоский цвет (по умолчанию чёрный), а освещение и отражения остаются от HDRI. Классический VFX-приём: рендер на чистой болванке без фотосъёмки фона.</w:t>
+        <w:t>Камере показывается плоский цвет (по умолчанию чёрный), а освещение и отражения остаются от HDRI. Пригодится, когда фон в кадре не нужен: рендер на чистой болванке с настоящим освещением.</w:t>
       </w:r>
     </w:p>
     <w:p>
@@ -4852,7 +4852,7 @@
           <w:i w:val="0"/>
           <w:sz w:val="19"/>
         </w:rPr>
-        <w:t>Суб-панель Gobo проецирует текстуру из активного светильника: паттерн жалюзи, листвы, оконной рамы - классический киношный приём для оживления кадра. Укажите папку с текстурами - появятся сеткой превью, Apply применяет выбранную.</w:t>
+        <w:t>Суб-панель Gobo проецирует текстуру из активного светильника: паттерн жалюзи, листвы, оконной рамы - рисунок поверх основного света, который оживляет кадр. Укажите папку с текстурами - появятся сеткой превью, Apply применяет выбранную.</w:t>
       </w:r>
     </w:p>
     <w:tbl>
@@ -5551,7 +5551,7 @@
       </w:pPr>
       <w:bookmarkStart w:id="100046" w:name="_Toc100046"/>
       <w:r>
-        <w:t>12.4 Продакшн-привычки</w:t>
+        <w:t>12.4 Рабочие привычки</w:t>
       </w:r>
       <w:bookmarkEnd w:id="100046"/>
     </w:p>

--- a/docs/LAMPOCHKA_Manual_RU.docx
+++ b/docs/LAMPOCHKA_Manual_RU.docx
@@ -2,69 +2,154 @@
 <file path=word/document.xml><?xml version="1.0" encoding="utf-8"?>
 <w:document xmlns:wpc="http://schemas.microsoft.com/office/word/2010/wordprocessingCanvas" xmlns:mo="http://schemas.microsoft.com/office/mac/office/2008/main" xmlns:mc="http://schemas.openxmlformats.org/markup-compatibility/2006" xmlns:mv="urn:schemas-microsoft-com:mac:vml" xmlns:o="urn:schemas-microsoft-com:office:office" xmlns:r="http://schemas.openxmlformats.org/officeDocument/2006/relationships" xmlns:m="http://schemas.openxmlformats.org/officeDocument/2006/math" xmlns:v="urn:schemas-microsoft-com:vml" xmlns:wp14="http://schemas.microsoft.com/office/word/2010/wordprocessingDrawing" xmlns:wp="http://schemas.openxmlformats.org/drawingml/2006/wordprocessingDrawing" xmlns:w10="urn:schemas-microsoft-com:office:word" xmlns:w="http://schemas.openxmlformats.org/wordprocessingml/2006/main" xmlns:w14="http://schemas.microsoft.com/office/word/2010/wordml" xmlns:wpg="http://schemas.microsoft.com/office/word/2010/wordprocessingGroup" xmlns:wpi="http://schemas.microsoft.com/office/word/2010/wordprocessingInk" xmlns:wne="http://schemas.microsoft.com/office/word/2006/wordml" xmlns:wps="http://schemas.microsoft.com/office/word/2010/wordprocessingShape" mc:Ignorable="w14 wp14">
   <w:body>
+    <w:tbl>
+      <w:tblPr>
+        <w:tblW w:type="auto" w:w="0"/>
+        <w:tblLayout w:type="fixed"/>
+        <w:tblLook w:firstColumn="1" w:firstRow="1" w:lastColumn="0" w:lastRow="0" w:noHBand="0" w:noVBand="1" w:val="04A0"/>
+        <w:tblBorders>
+          <w:top w:val="none"/>
+          <w:left w:val="none"/>
+          <w:bottom w:val="none"/>
+          <w:right w:val="none"/>
+          <w:insideH w:val="none"/>
+          <w:insideV w:val="none"/>
+        </w:tblBorders>
+      </w:tblPr>
+      <w:tblGrid>
+        <w:gridCol w:w="11906"/>
+      </w:tblGrid>
+      <w:tr>
+        <w:trPr>
+          <w:trHeight w:val="16838" w:hRule="exact"/>
+        </w:trPr>
+        <w:tc>
+          <w:tcPr>
+            <w:tcW w:type="dxa" w:w="11906"/>
+            <w:shd w:val="clear" w:color="auto" w:fill="000000"/>
+            <w:vAlign w:val="center"/>
+          </w:tcPr>
+          <w:p/>
+          <w:p>
+            <w:pPr>
+              <w:spacing w:after="0"/>
+            </w:pPr>
+            <w:r>
+              <w:rPr>
+                <w:sz w:val="4"/>
+              </w:rPr>
+              <w:t xml:space="preserve"> </w:t>
+            </w:r>
+          </w:p>
+          <w:p>
+            <w:pPr>
+              <w:spacing w:after="320"/>
+              <w:jc w:val="center"/>
+            </w:pPr>
+            <w:r>
+              <w:rPr>
+                <w:rFonts w:ascii="Century Gothic" w:hAnsi="Century Gothic" w:cs="Century Gothic"/>
+                <w:b/>
+                <w:color w:val="FFFFFF"/>
+                <w:sz w:val="96"/>
+                <w:spacing w:val="60"/>
+              </w:rPr>
+              <w:t>LAMPOCHKA</w:t>
+            </w:r>
+          </w:p>
+          <w:p>
+            <w:pPr>
+              <w:spacing w:after="320"/>
+              <w:ind w:left="2948" w:right="2948"/>
+              <w:jc w:val="center"/>
+              <w:pBdr>
+                <w:bottom w:val="single" w:sz="18" w:space="1" w:color="C82823"/>
+              </w:pBdr>
+            </w:pPr>
+            <w:r>
+              <w:rPr>
+                <w:rFonts w:ascii="Arial" w:hAnsi="Arial" w:cs="Arial"/>
+                <w:b w:val="0"/>
+                <w:color w:val="1A1A1A"/>
+                <w:sz w:val="19"/>
+              </w:rPr>
+              <w:t xml:space="preserve"> </w:t>
+            </w:r>
+          </w:p>
+          <w:p>
+            <w:pPr>
+              <w:spacing w:after="80"/>
+              <w:jc w:val="center"/>
+            </w:pPr>
+            <w:r>
+              <w:rPr>
+                <w:rFonts w:ascii="Century Gothic" w:hAnsi="Century Gothic" w:cs="Century Gothic"/>
+                <w:b w:val="0"/>
+                <w:color w:val="9E9E9E"/>
+                <w:sz w:val="24"/>
+                <w:spacing w:val="80"/>
+              </w:rPr>
+              <w:t>РУКОВОДСТВО ПОЛЬЗОВАТЕЛЯ</w:t>
+            </w:r>
+          </w:p>
+          <w:p>
+            <w:pPr>
+              <w:jc w:val="center"/>
+            </w:pPr>
+            <w:r>
+              <w:rPr>
+                <w:rFonts w:ascii="Century Gothic" w:hAnsi="Century Gothic" w:cs="Century Gothic"/>
+                <w:b w:val="0"/>
+                <w:color w:val="9E9E9E"/>
+                <w:sz w:val="18"/>
+                <w:spacing w:val="60"/>
+              </w:rPr>
+              <w:t>V3.4.7  -  BLENDER 4.2+</w:t>
+            </w:r>
+          </w:p>
+          <w:p>
+            <w:pPr>
+              <w:spacing w:before="2200"/>
+            </w:pPr>
+            <w:r>
+              <w:t xml:space="preserve"> </w:t>
+            </w:r>
+          </w:p>
+          <w:p>
+            <w:pPr>
+              <w:jc w:val="center"/>
+            </w:pPr>
+            <w:r>
+              <w:rPr>
+                <w:rFonts w:ascii="Century Gothic" w:hAnsi="Century Gothic" w:cs="Century Gothic"/>
+                <w:b w:val="0"/>
+                <w:color w:val="9E9E9E"/>
+                <w:sz w:val="15"/>
+                <w:spacing w:val="60"/>
+              </w:rPr>
+              <w:t>GITHUB.COM/ABYRVALG379</w:t>
+            </w:r>
+          </w:p>
+        </w:tc>
+      </w:tr>
+    </w:tbl>
     <w:p>
       <w:pPr>
-        <w:spacing w:before="600" w:after="80"/>
-        <w:jc w:val="center"/>
+        <w:sectPr>
+          <w:footerReference w:type="default" r:id="rId9"/>
+          <w:pgSz w:w="11906" w:h="16838"/>
+          <w:pgMar w:top="0" w:right="0" w:bottom="0" w:left="0" w:header="0" w:footer="0" w:gutter="0"/>
+          <w:cols w:space="720"/>
+          <w:docGrid w:linePitch="360"/>
+        </w:sectPr>
       </w:pPr>
-      <w:r>
-        <w:rPr>
-          <w:rFonts w:ascii="Arial" w:hAnsi="Arial"/>
-          <w:b/>
-          <w:color w:val="1F497D"/>
-          <w:sz w:val="60"/>
-        </w:rPr>
-        <w:t>LAMPOCHKA</w:t>
-      </w:r>
-    </w:p>
-    <w:p>
-      <w:pPr>
-        <w:spacing w:after="200"/>
-        <w:jc w:val="center"/>
-      </w:pPr>
-      <w:r>
-        <w:rPr>
-          <w:rFonts w:ascii="Arial" w:hAnsi="Arial"/>
-          <w:b/>
-          <w:color w:val="1F497D"/>
-          <w:sz w:val="36"/>
-        </w:rPr>
-        <w:t>Руководство пользователя</w:t>
-      </w:r>
-    </w:p>
-    <w:p>
-      <w:pPr>
-        <w:spacing w:after="80"/>
-        <w:jc w:val="center"/>
-      </w:pPr>
-      <w:r>
-        <w:rPr>
-          <w:rFonts w:ascii="Arial" w:hAnsi="Arial"/>
-          <w:color w:val="555555"/>
-          <w:sz w:val="22"/>
-        </w:rPr>
-        <w:t>Управление светом для Blender</w:t>
-      </w:r>
-    </w:p>
-    <w:p>
-      <w:pPr>
-        <w:spacing w:after="400"/>
-        <w:jc w:val="center"/>
-      </w:pPr>
-      <w:r>
-        <w:rPr>
-          <w:rFonts w:ascii="Arial" w:hAnsi="Arial"/>
-          <w:color w:val="555555"/>
-          <w:sz w:val="21"/>
-        </w:rPr>
-        <w:t>Версия для Blender 4.2+ - v3.4.7</w:t>
-      </w:r>
     </w:p>
     <w:p>
       <w:r>
         <w:rPr>
           <w:rFonts w:ascii="Arial" w:hAnsi="Arial"/>
           <w:i w:val="0"/>
+          <w:color w:val="1A1A1A"/>
           <w:sz w:val="19"/>
         </w:rPr>
         <w:t>LAMPOCHKA собирает управление всеми источниками света сцены в одну панель: список светильников с настройками прямо в строке, браузеры HDRI, IES и гобо, пресеты световых схем, солнечный хелпер по времени и месту и интерактивная расстановка по поверхностям. Вместо поиска светильников в аутлайнере и хождения по свойствам - один экран, где весь свет виден и правится сразу.</w:t>
@@ -75,7 +160,7 @@
         <w:rPr>
           <w:rFonts w:ascii="Arial" w:hAnsi="Arial"/>
           <w:i/>
-          <w:color w:val="555555"/>
+          <w:color w:val="6E6E6E"/>
           <w:sz w:val="18"/>
         </w:rPr>
         <w:t>github.com/abyrvalg379/LAMPOCHKA</w:t>
@@ -84,10 +169,20 @@
     <w:p>
       <w:pPr>
         <w:pStyle w:val="Heading1"/>
+        <w:pBdr>
+          <w:left w:val="single" w:sz="24" w:space="8" w:color="C82823"/>
+        </w:pBdr>
       </w:pPr>
       <w:bookmarkStart w:id="100000" w:name="_Toc100000"/>
       <w:r>
-        <w:t>Содержание</w:t>
+        <w:rPr>
+          <w:rFonts w:ascii="Century Gothic" w:hAnsi="Century Gothic"/>
+          <w:b/>
+          <w:color w:val="000000"/>
+          <w:sz w:val="30"/>
+          <w:spacing w:val="20"/>
+        </w:rPr>
+        <w:t>СОДЕРЖАНИЕ</w:t>
       </w:r>
       <w:bookmarkEnd w:id="100000"/>
     </w:p>
@@ -99,32 +194,15 @@
         </w:tabs>
         <w:spacing w:before="120" w:after="60"/>
       </w:pPr>
-      <w:hyperlink w:anchor="_Toc100000" w:history="1">
-        <w:r>
-          <w:rPr>
-            <w:rStyle w:val="Hyperlink"/>
-          </w:rPr>
-          <w:t>Содержание</w:t>
-        </w:r>
-        <w:r>
-          <w:tab/>
-        </w:r>
-        <w:r>
-          <w:fldChar w:fldCharType="begin"/>
-        </w:r>
-        <w:r>
-          <w:instrText xml:space="preserve"> PAGEREF _Toc100000 \h </w:instrText>
-        </w:r>
-        <w:r>
-          <w:fldChar w:fldCharType="separate"/>
-        </w:r>
-        <w:r>
-          <w:t>1</w:t>
-        </w:r>
-        <w:r>
-          <w:fldChar w:fldCharType="end"/>
-        </w:r>
-      </w:hyperlink>
+      <w:r>
+        <w:t>1. О программе</w:t>
+      </w:r>
+      <w:r>
+        <w:tab/>
+      </w:r>
+      <w:r>
+        <w:t>3</w:t>
+      </w:r>
     </w:p>
     <w:p>
       <w:pPr>
@@ -134,140 +212,15 @@
         </w:tabs>
         <w:spacing w:before="120" w:after="60"/>
       </w:pPr>
-      <w:hyperlink w:anchor="_Toc100001" w:history="1">
-        <w:r>
-          <w:rPr>
-            <w:rStyle w:val="Hyperlink"/>
-          </w:rPr>
-          <w:t>1. О программе</w:t>
-        </w:r>
-        <w:r>
-          <w:tab/>
-        </w:r>
-        <w:r>
-          <w:fldChar w:fldCharType="begin"/>
-        </w:r>
-        <w:r>
-          <w:instrText xml:space="preserve"> PAGEREF _Toc100001 \h </w:instrText>
-        </w:r>
-        <w:r>
-          <w:fldChar w:fldCharType="separate"/>
-        </w:r>
-        <w:r>
-          <w:t>2</w:t>
-        </w:r>
-        <w:r>
-          <w:fldChar w:fldCharType="end"/>
-        </w:r>
-      </w:hyperlink>
-    </w:p>
-    <w:p>
-      <w:pPr>
-        <w:pStyle w:val="11"/>
-        <w:ind w:left="360"/>
-        <w:tabs>
-          <w:tab w:val="right" w:leader="dot" w:pos="9026"/>
-        </w:tabs>
-        <w:spacing w:before="120" w:after="60"/>
-      </w:pPr>
-      <w:hyperlink w:anchor="_Toc100002" w:history="1">
-        <w:r>
-          <w:rPr>
-            <w:rStyle w:val="Hyperlink"/>
-          </w:rPr>
-          <w:t>1.1 Что делает LAMPOCHKA</w:t>
-        </w:r>
-        <w:r>
-          <w:tab/>
-        </w:r>
-        <w:r>
-          <w:fldChar w:fldCharType="begin"/>
-        </w:r>
-        <w:r>
-          <w:instrText xml:space="preserve"> PAGEREF _Toc100002 \h </w:instrText>
-        </w:r>
-        <w:r>
-          <w:fldChar w:fldCharType="separate"/>
-        </w:r>
-        <w:r>
-          <w:t>2</w:t>
-        </w:r>
-        <w:r>
-          <w:fldChar w:fldCharType="end"/>
-        </w:r>
-      </w:hyperlink>
-    </w:p>
-    <w:p>
-      <w:pPr>
-        <w:pStyle w:val="11"/>
-        <w:ind w:left="360"/>
-        <w:tabs>
-          <w:tab w:val="right" w:leader="dot" w:pos="9026"/>
-        </w:tabs>
-        <w:spacing w:before="120" w:after="60"/>
-      </w:pPr>
-      <w:hyperlink w:anchor="_Toc100003" w:history="1">
-        <w:r>
-          <w:rPr>
-            <w:rStyle w:val="Hyperlink"/>
-          </w:rPr>
-          <w:t>1.2 Философия</w:t>
-        </w:r>
-        <w:r>
-          <w:tab/>
-        </w:r>
-        <w:r>
-          <w:fldChar w:fldCharType="begin"/>
-        </w:r>
-        <w:r>
-          <w:instrText xml:space="preserve"> PAGEREF _Toc100003 \h </w:instrText>
-        </w:r>
-        <w:r>
-          <w:fldChar w:fldCharType="separate"/>
-        </w:r>
-        <w:r>
-          <w:t>3</w:t>
-        </w:r>
-        <w:r>
-          <w:fldChar w:fldCharType="end"/>
-        </w:r>
-      </w:hyperlink>
-    </w:p>
-    <w:p>
-      <w:pPr>
-        <w:pStyle w:val="11"/>
-        <w:ind w:left="360"/>
-        <w:tabs>
-          <w:tab w:val="right" w:leader="dot" w:pos="9026"/>
-        </w:tabs>
-        <w:spacing w:before="120" w:after="60"/>
-      </w:pPr>
-      <w:hyperlink w:anchor="_Toc100004" w:history="1">
-        <w:r>
-          <w:rPr>
-            <w:rStyle w:val="Hyperlink"/>
-          </w:rPr>
-          <w:t>1.3 Из чего состоит панель</w:t>
-        </w:r>
-        <w:r>
-          <w:tab/>
-        </w:r>
-        <w:r>
-          <w:fldChar w:fldCharType="begin"/>
-        </w:r>
-        <w:r>
-          <w:instrText xml:space="preserve"> PAGEREF _Toc100004 \h </w:instrText>
-        </w:r>
-        <w:r>
-          <w:fldChar w:fldCharType="separate"/>
-        </w:r>
-        <w:r>
-          <w:t>4</w:t>
-        </w:r>
-        <w:r>
-          <w:fldChar w:fldCharType="end"/>
-        </w:r>
-      </w:hyperlink>
+      <w:r>
+        <w:t>2. Установка</w:t>
+      </w:r>
+      <w:r>
+        <w:tab/>
+      </w:r>
+      <w:r>
+        <w:t>4</w:t>
+      </w:r>
     </w:p>
     <w:p>
       <w:pPr>
@@ -277,32 +230,15 @@
         </w:tabs>
         <w:spacing w:before="120" w:after="60"/>
       </w:pPr>
-      <w:hyperlink w:anchor="_Toc100005" w:history="1">
-        <w:r>
-          <w:rPr>
-            <w:rStyle w:val="Hyperlink"/>
-          </w:rPr>
-          <w:t>2. Установка</w:t>
-        </w:r>
-        <w:r>
-          <w:tab/>
-        </w:r>
-        <w:r>
-          <w:fldChar w:fldCharType="begin"/>
-        </w:r>
-        <w:r>
-          <w:instrText xml:space="preserve"> PAGEREF _Toc100005 \h </w:instrText>
-        </w:r>
-        <w:r>
-          <w:fldChar w:fldCharType="separate"/>
-        </w:r>
-        <w:r>
-          <w:t>4</w:t>
-        </w:r>
-        <w:r>
-          <w:fldChar w:fldCharType="end"/>
-        </w:r>
-      </w:hyperlink>
+      <w:r>
+        <w:t>3. Быстрый старт</w:t>
+      </w:r>
+      <w:r>
+        <w:tab/>
+      </w:r>
+      <w:r>
+        <w:t>4</w:t>
+      </w:r>
     </w:p>
     <w:p>
       <w:pPr>
@@ -312,32 +248,15 @@
         </w:tabs>
         <w:spacing w:before="120" w:after="60"/>
       </w:pPr>
-      <w:hyperlink w:anchor="_Toc100006" w:history="1">
-        <w:r>
-          <w:rPr>
-            <w:rStyle w:val="Hyperlink"/>
-          </w:rPr>
-          <w:t>3. Быстрый старт</w:t>
-        </w:r>
-        <w:r>
-          <w:tab/>
-        </w:r>
-        <w:r>
-          <w:fldChar w:fldCharType="begin"/>
-        </w:r>
-        <w:r>
-          <w:instrText xml:space="preserve"> PAGEREF _Toc100006 \h </w:instrText>
-        </w:r>
-        <w:r>
-          <w:fldChar w:fldCharType="separate"/>
-        </w:r>
-        <w:r>
-          <w:t>5</w:t>
-        </w:r>
-        <w:r>
-          <w:fldChar w:fldCharType="end"/>
-        </w:r>
-      </w:hyperlink>
+      <w:r>
+        <w:t>4. Список светильников</w:t>
+      </w:r>
+      <w:r>
+        <w:tab/>
+      </w:r>
+      <w:r>
+        <w:t>5</w:t>
+      </w:r>
     </w:p>
     <w:p>
       <w:pPr>
@@ -347,248 +266,15 @@
         </w:tabs>
         <w:spacing w:before="120" w:after="60"/>
       </w:pPr>
-      <w:hyperlink w:anchor="_Toc100007" w:history="1">
-        <w:r>
-          <w:rPr>
-            <w:rStyle w:val="Hyperlink"/>
-          </w:rPr>
-          <w:t>4. Список светильников</w:t>
-        </w:r>
-        <w:r>
-          <w:tab/>
-        </w:r>
-        <w:r>
-          <w:fldChar w:fldCharType="begin"/>
-        </w:r>
-        <w:r>
-          <w:instrText xml:space="preserve"> PAGEREF _Toc100007 \h </w:instrText>
-        </w:r>
-        <w:r>
-          <w:fldChar w:fldCharType="separate"/>
-        </w:r>
-        <w:r>
-          <w:t>6</w:t>
-        </w:r>
-        <w:r>
-          <w:fldChar w:fldCharType="end"/>
-        </w:r>
-      </w:hyperlink>
-    </w:p>
-    <w:p>
-      <w:pPr>
-        <w:pStyle w:val="11"/>
-        <w:ind w:left="360"/>
-        <w:tabs>
-          <w:tab w:val="right" w:leader="dot" w:pos="9026"/>
-        </w:tabs>
-        <w:spacing w:before="120" w:after="60"/>
-      </w:pPr>
-      <w:hyperlink w:anchor="_Toc100008" w:history="1">
-        <w:r>
-          <w:rPr>
-            <w:rStyle w:val="Hyperlink"/>
-          </w:rPr>
-          <w:t>4.1 Строка светильника</w:t>
-        </w:r>
-        <w:r>
-          <w:tab/>
-        </w:r>
-        <w:r>
-          <w:fldChar w:fldCharType="begin"/>
-        </w:r>
-        <w:r>
-          <w:instrText xml:space="preserve"> PAGEREF _Toc100008 \h </w:instrText>
-        </w:r>
-        <w:r>
-          <w:fldChar w:fldCharType="separate"/>
-        </w:r>
-        <w:r>
-          <w:t>6</w:t>
-        </w:r>
-        <w:r>
-          <w:fldChar w:fldCharType="end"/>
-        </w:r>
-      </w:hyperlink>
-    </w:p>
-    <w:p>
-      <w:pPr>
-        <w:pStyle w:val="11"/>
-        <w:ind w:left="360"/>
-        <w:tabs>
-          <w:tab w:val="right" w:leader="dot" w:pos="9026"/>
-        </w:tabs>
-        <w:spacing w:before="120" w:after="60"/>
-      </w:pPr>
-      <w:hyperlink w:anchor="_Toc100009" w:history="1">
-        <w:r>
-          <w:rPr>
-            <w:rStyle w:val="Hyperlink"/>
-          </w:rPr>
-          <w:t>4.2 Шапка списка</w:t>
-        </w:r>
-        <w:r>
-          <w:tab/>
-        </w:r>
-        <w:r>
-          <w:fldChar w:fldCharType="begin"/>
-        </w:r>
-        <w:r>
-          <w:instrText xml:space="preserve"> PAGEREF _Toc100009 \h </w:instrText>
-        </w:r>
-        <w:r>
-          <w:fldChar w:fldCharType="separate"/>
-        </w:r>
-        <w:r>
-          <w:t>6</w:t>
-        </w:r>
-        <w:r>
-          <w:fldChar w:fldCharType="end"/>
-        </w:r>
-      </w:hyperlink>
-    </w:p>
-    <w:p>
-      <w:pPr>
-        <w:pStyle w:val="11"/>
-        <w:ind w:left="360"/>
-        <w:tabs>
-          <w:tab w:val="right" w:leader="dot" w:pos="9026"/>
-        </w:tabs>
-        <w:spacing w:before="120" w:after="60"/>
-      </w:pPr>
-      <w:hyperlink w:anchor="_Toc100010" w:history="1">
-        <w:r>
-          <w:rPr>
-            <w:rStyle w:val="Hyperlink"/>
-          </w:rPr>
-          <w:t>4.3 Solo Light</w:t>
-        </w:r>
-        <w:r>
-          <w:tab/>
-        </w:r>
-        <w:r>
-          <w:fldChar w:fldCharType="begin"/>
-        </w:r>
-        <w:r>
-          <w:instrText xml:space="preserve"> PAGEREF _Toc100010 \h </w:instrText>
-        </w:r>
-        <w:r>
-          <w:fldChar w:fldCharType="separate"/>
-        </w:r>
-        <w:r>
-          <w:t>7</w:t>
-        </w:r>
-        <w:r>
-          <w:fldChar w:fldCharType="end"/>
-        </w:r>
-      </w:hyperlink>
-    </w:p>
-    <w:p>
-      <w:pPr>
-        <w:pStyle w:val="11"/>
-        <w:ind w:left="360"/>
-        <w:tabs>
-          <w:tab w:val="right" w:leader="dot" w:pos="9026"/>
-        </w:tabs>
-        <w:spacing w:before="120" w:after="60"/>
-      </w:pPr>
-      <w:hyperlink w:anchor="_Toc100011" w:history="1">
-        <w:r>
-          <w:rPr>
-            <w:rStyle w:val="Hyperlink"/>
-          </w:rPr>
-          <w:t>4.4 Cycle Select</w:t>
-        </w:r>
-        <w:r>
-          <w:tab/>
-        </w:r>
-        <w:r>
-          <w:fldChar w:fldCharType="begin"/>
-        </w:r>
-        <w:r>
-          <w:instrText xml:space="preserve"> PAGEREF _Toc100011 \h </w:instrText>
-        </w:r>
-        <w:r>
-          <w:fldChar w:fldCharType="separate"/>
-        </w:r>
-        <w:r>
-          <w:t>7</w:t>
-        </w:r>
-        <w:r>
-          <w:fldChar w:fldCharType="end"/>
-        </w:r>
-      </w:hyperlink>
-    </w:p>
-    <w:p>
-      <w:pPr>
-        <w:pStyle w:val="11"/>
-        <w:ind w:left="360"/>
-        <w:tabs>
-          <w:tab w:val="right" w:leader="dot" w:pos="9026"/>
-        </w:tabs>
-        <w:spacing w:before="120" w:after="60"/>
-      </w:pPr>
-      <w:hyperlink w:anchor="_Toc100012" w:history="1">
-        <w:r>
-          <w:rPr>
-            <w:rStyle w:val="Hyperlink"/>
-          </w:rPr>
-          <w:t>4.5 Batch-режим</w:t>
-        </w:r>
-        <w:r>
-          <w:tab/>
-        </w:r>
-        <w:r>
-          <w:fldChar w:fldCharType="begin"/>
-        </w:r>
-        <w:r>
-          <w:instrText xml:space="preserve"> PAGEREF _Toc100012 \h </w:instrText>
-        </w:r>
-        <w:r>
-          <w:fldChar w:fldCharType="separate"/>
-        </w:r>
-        <w:r>
-          <w:t>8</w:t>
-        </w:r>
-        <w:r>
-          <w:fldChar w:fldCharType="end"/>
-        </w:r>
-      </w:hyperlink>
-    </w:p>
-    <w:p>
-      <w:pPr>
-        <w:pStyle w:val="11"/>
-        <w:ind w:left="360"/>
-        <w:tabs>
-          <w:tab w:val="right" w:leader="dot" w:pos="9026"/>
-        </w:tabs>
-        <w:spacing w:before="120" w:after="60"/>
-      </w:pPr>
-      <w:hyperlink w:anchor="_Toc100013" w:history="1">
-        <w:r>
-          <w:rPr>
-            <w:rStyle w:val="Hyperlink"/>
-          </w:rPr>
-          <w:t>4.6 Синхронизация со вьюпортом</w:t>
-        </w:r>
-        <w:r>
-          <w:tab/>
-        </w:r>
-        <w:r>
-          <w:fldChar w:fldCharType="begin"/>
-        </w:r>
-        <w:r>
-          <w:instrText xml:space="preserve"> PAGEREF _Toc100013 \h </w:instrText>
-        </w:r>
-        <w:r>
-          <w:fldChar w:fldCharType="separate"/>
-        </w:r>
-        <w:r>
-          <w:t>8</w:t>
-        </w:r>
-        <w:r>
-          <w:fldChar w:fldCharType="end"/>
-        </w:r>
-      </w:hyperlink>
+      <w:r>
+        <w:t>5. Настройки светильника (⚙)</w:t>
+      </w:r>
+      <w:r>
+        <w:tab/>
+      </w:r>
+      <w:r>
+        <w:t>6</w:t>
+      </w:r>
     </w:p>
     <w:p>
       <w:pPr>
@@ -598,212 +284,15 @@
         </w:tabs>
         <w:spacing w:before="120" w:after="60"/>
       </w:pPr>
-      <w:hyperlink w:anchor="_Toc100014" w:history="1">
-        <w:r>
-          <w:rPr>
-            <w:rStyle w:val="Hyperlink"/>
-          </w:rPr>
-          <w:t>5. Настройки светильника (⚙)</w:t>
-        </w:r>
-        <w:r>
-          <w:tab/>
-        </w:r>
-        <w:r>
-          <w:fldChar w:fldCharType="begin"/>
-        </w:r>
-        <w:r>
-          <w:instrText xml:space="preserve"> PAGEREF _Toc100014 \h </w:instrText>
-        </w:r>
-        <w:r>
-          <w:fldChar w:fldCharType="separate"/>
-        </w:r>
-        <w:r>
-          <w:t>8</w:t>
-        </w:r>
-        <w:r>
-          <w:fldChar w:fldCharType="end"/>
-        </w:r>
-      </w:hyperlink>
-    </w:p>
-    <w:p>
-      <w:pPr>
-        <w:pStyle w:val="11"/>
-        <w:ind w:left="360"/>
-        <w:tabs>
-          <w:tab w:val="right" w:leader="dot" w:pos="9026"/>
-        </w:tabs>
-        <w:spacing w:before="120" w:after="60"/>
-      </w:pPr>
-      <w:hyperlink w:anchor="_Toc100015" w:history="1">
-        <w:r>
-          <w:rPr>
-            <w:rStyle w:val="Hyperlink"/>
-          </w:rPr>
-          <w:t>5.1 Базовые параметры</w:t>
-        </w:r>
-        <w:r>
-          <w:tab/>
-        </w:r>
-        <w:r>
-          <w:fldChar w:fldCharType="begin"/>
-        </w:r>
-        <w:r>
-          <w:instrText xml:space="preserve"> PAGEREF _Toc100015 \h </w:instrText>
-        </w:r>
-        <w:r>
-          <w:fldChar w:fldCharType="separate"/>
-        </w:r>
-        <w:r>
-          <w:t>8</w:t>
-        </w:r>
-        <w:r>
-          <w:fldChar w:fldCharType="end"/>
-        </w:r>
-      </w:hyperlink>
-    </w:p>
-    <w:p>
-      <w:pPr>
-        <w:pStyle w:val="11"/>
-        <w:ind w:left="360"/>
-        <w:tabs>
-          <w:tab w:val="right" w:leader="dot" w:pos="9026"/>
-        </w:tabs>
-        <w:spacing w:before="120" w:after="60"/>
-      </w:pPr>
-      <w:hyperlink w:anchor="_Toc100016" w:history="1">
-        <w:r>
-          <w:rPr>
-            <w:rStyle w:val="Hyperlink"/>
-          </w:rPr>
-          <w:t>5.2 Температура Кельвина</w:t>
-        </w:r>
-        <w:r>
-          <w:tab/>
-        </w:r>
-        <w:r>
-          <w:fldChar w:fldCharType="begin"/>
-        </w:r>
-        <w:r>
-          <w:instrText xml:space="preserve"> PAGEREF _Toc100016 \h </w:instrText>
-        </w:r>
-        <w:r>
-          <w:fldChar w:fldCharType="separate"/>
-        </w:r>
-        <w:r>
-          <w:t>9</w:t>
-        </w:r>
-        <w:r>
-          <w:fldChar w:fldCharType="end"/>
-        </w:r>
-      </w:hyperlink>
-    </w:p>
-    <w:p>
-      <w:pPr>
-        <w:pStyle w:val="11"/>
-        <w:ind w:left="360"/>
-        <w:tabs>
-          <w:tab w:val="right" w:leader="dot" w:pos="9026"/>
-        </w:tabs>
-        <w:spacing w:before="120" w:after="60"/>
-      </w:pPr>
-      <w:hyperlink w:anchor="_Toc100017" w:history="1">
-        <w:r>
-          <w:rPr>
-            <w:rStyle w:val="Hyperlink"/>
-          </w:rPr>
-          <w:t>5.3 Cycles, контактные тени и объём</w:t>
-        </w:r>
-        <w:r>
-          <w:tab/>
-        </w:r>
-        <w:r>
-          <w:fldChar w:fldCharType="begin"/>
-        </w:r>
-        <w:r>
-          <w:instrText xml:space="preserve"> PAGEREF _Toc100017 \h </w:instrText>
-        </w:r>
-        <w:r>
-          <w:fldChar w:fldCharType="separate"/>
-        </w:r>
-        <w:r>
-          <w:t>9</w:t>
-        </w:r>
-        <w:r>
-          <w:fldChar w:fldCharType="end"/>
-        </w:r>
-      </w:hyperlink>
-    </w:p>
-    <w:p>
-      <w:pPr>
-        <w:pStyle w:val="11"/>
-        <w:ind w:left="360"/>
-        <w:tabs>
-          <w:tab w:val="right" w:leader="dot" w:pos="9026"/>
-        </w:tabs>
-        <w:spacing w:before="120" w:after="60"/>
-      </w:pPr>
-      <w:hyperlink w:anchor="_Toc100018" w:history="1">
-        <w:r>
-          <w:rPr>
-            <w:rStyle w:val="Hyperlink"/>
-          </w:rPr>
-          <w:t>5.4 Трансформы</w:t>
-        </w:r>
-        <w:r>
-          <w:tab/>
-        </w:r>
-        <w:r>
-          <w:fldChar w:fldCharType="begin"/>
-        </w:r>
-        <w:r>
-          <w:instrText xml:space="preserve"> PAGEREF _Toc100018 \h </w:instrText>
-        </w:r>
-        <w:r>
-          <w:fldChar w:fldCharType="separate"/>
-        </w:r>
-        <w:r>
-          <w:t>9</w:t>
-        </w:r>
-        <w:r>
-          <w:fldChar w:fldCharType="end"/>
-        </w:r>
-      </w:hyperlink>
-    </w:p>
-    <w:p>
-      <w:pPr>
-        <w:pStyle w:val="11"/>
-        <w:ind w:left="360"/>
-        <w:tabs>
-          <w:tab w:val="right" w:leader="dot" w:pos="9026"/>
-        </w:tabs>
-        <w:spacing w:before="120" w:after="60"/>
-      </w:pPr>
-      <w:hyperlink w:anchor="_Toc100019" w:history="1">
-        <w:r>
-          <w:rPr>
-            <w:rStyle w:val="Hyperlink"/>
-          </w:rPr>
-          <w:t>5.5 Light &amp; Shadow Linking</w:t>
-        </w:r>
-        <w:r>
-          <w:tab/>
-        </w:r>
-        <w:r>
-          <w:fldChar w:fldCharType="begin"/>
-        </w:r>
-        <w:r>
-          <w:instrText xml:space="preserve"> PAGEREF _Toc100019 \h </w:instrText>
-        </w:r>
-        <w:r>
-          <w:fldChar w:fldCharType="separate"/>
-        </w:r>
-        <w:r>
-          <w:t>9</w:t>
-        </w:r>
-        <w:r>
-          <w:fldChar w:fldCharType="end"/>
-        </w:r>
-      </w:hyperlink>
+      <w:r>
+        <w:t>6. Добавление и расстановка света</w:t>
+      </w:r>
+      <w:r>
+        <w:tab/>
+      </w:r>
+      <w:r>
+        <w:t>7</w:t>
+      </w:r>
     </w:p>
     <w:p>
       <w:pPr>
@@ -813,140 +302,15 @@
         </w:tabs>
         <w:spacing w:before="120" w:after="60"/>
       </w:pPr>
-      <w:hyperlink w:anchor="_Toc100020" w:history="1">
-        <w:r>
-          <w:rPr>
-            <w:rStyle w:val="Hyperlink"/>
-          </w:rPr>
-          <w:t>6. Добавление и расстановка света</w:t>
-        </w:r>
-        <w:r>
-          <w:tab/>
-        </w:r>
-        <w:r>
-          <w:fldChar w:fldCharType="begin"/>
-        </w:r>
-        <w:r>
-          <w:instrText xml:space="preserve"> PAGEREF _Toc100020 \h </w:instrText>
-        </w:r>
-        <w:r>
-          <w:fldChar w:fldCharType="separate"/>
-        </w:r>
-        <w:r>
-          <w:t>10</w:t>
-        </w:r>
-        <w:r>
-          <w:fldChar w:fldCharType="end"/>
-        </w:r>
-      </w:hyperlink>
-    </w:p>
-    <w:p>
-      <w:pPr>
-        <w:pStyle w:val="11"/>
-        <w:ind w:left="360"/>
-        <w:tabs>
-          <w:tab w:val="right" w:leader="dot" w:pos="9026"/>
-        </w:tabs>
-        <w:spacing w:before="120" w:after="60"/>
-      </w:pPr>
-      <w:hyperlink w:anchor="_Toc100021" w:history="1">
-        <w:r>
-          <w:rPr>
-            <w:rStyle w:val="Hyperlink"/>
-          </w:rPr>
-          <w:t>6.1 Add-меню</w:t>
-        </w:r>
-        <w:r>
-          <w:tab/>
-        </w:r>
-        <w:r>
-          <w:fldChar w:fldCharType="begin"/>
-        </w:r>
-        <w:r>
-          <w:instrText xml:space="preserve"> PAGEREF _Toc100021 \h </w:instrText>
-        </w:r>
-        <w:r>
-          <w:fldChar w:fldCharType="separate"/>
-        </w:r>
-        <w:r>
-          <w:t>10</w:t>
-        </w:r>
-        <w:r>
-          <w:fldChar w:fldCharType="end"/>
-        </w:r>
-      </w:hyperlink>
-    </w:p>
-    <w:p>
-      <w:pPr>
-        <w:pStyle w:val="11"/>
-        <w:ind w:left="360"/>
-        <w:tabs>
-          <w:tab w:val="right" w:leader="dot" w:pos="9026"/>
-        </w:tabs>
-        <w:spacing w:before="120" w:after="60"/>
-      </w:pPr>
-      <w:hyperlink w:anchor="_Toc100022" w:history="1">
-        <w:r>
-          <w:rPr>
-            <w:rStyle w:val="Hyperlink"/>
-          </w:rPr>
-          <w:t>6.2 Свет на поверхность (FACESEL)</w:t>
-        </w:r>
-        <w:r>
-          <w:tab/>
-        </w:r>
-        <w:r>
-          <w:fldChar w:fldCharType="begin"/>
-        </w:r>
-        <w:r>
-          <w:instrText xml:space="preserve"> PAGEREF _Toc100022 \h </w:instrText>
-        </w:r>
-        <w:r>
-          <w:fldChar w:fldCharType="separate"/>
-        </w:r>
-        <w:r>
-          <w:t>10</w:t>
-        </w:r>
-        <w:r>
-          <w:fldChar w:fldCharType="end"/>
-        </w:r>
-      </w:hyperlink>
-    </w:p>
-    <w:p>
-      <w:pPr>
-        <w:pStyle w:val="11"/>
-        <w:ind w:left="360"/>
-        <w:tabs>
-          <w:tab w:val="right" w:leader="dot" w:pos="9026"/>
-        </w:tabs>
-        <w:spacing w:before="120" w:after="60"/>
-      </w:pPr>
-      <w:hyperlink w:anchor="_Toc100023" w:history="1">
-        <w:r>
-          <w:rPr>
-            <w:rStyle w:val="Hyperlink"/>
-          </w:rPr>
-          <w:t>6.3 Интерактивная расстановка (Placement Mode)</w:t>
-        </w:r>
-        <w:r>
-          <w:tab/>
-        </w:r>
-        <w:r>
-          <w:fldChar w:fldCharType="begin"/>
-        </w:r>
-        <w:r>
-          <w:instrText xml:space="preserve"> PAGEREF _Toc100023 \h </w:instrText>
-        </w:r>
-        <w:r>
-          <w:fldChar w:fldCharType="separate"/>
-        </w:r>
-        <w:r>
-          <w:t>10</w:t>
-        </w:r>
-        <w:r>
-          <w:fldChar w:fldCharType="end"/>
-        </w:r>
-      </w:hyperlink>
+      <w:r>
+        <w:t>7. HDRI-браузер</w:t>
+      </w:r>
+      <w:r>
+        <w:tab/>
+      </w:r>
+      <w:r>
+        <w:t>8</w:t>
+      </w:r>
     </w:p>
     <w:p>
       <w:pPr>
@@ -956,248 +320,15 @@
         </w:tabs>
         <w:spacing w:before="120" w:after="60"/>
       </w:pPr>
-      <w:hyperlink w:anchor="_Toc100024" w:history="1">
-        <w:r>
-          <w:rPr>
-            <w:rStyle w:val="Hyperlink"/>
-          </w:rPr>
-          <w:t>7. HDRI-браузер</w:t>
-        </w:r>
-        <w:r>
-          <w:tab/>
-        </w:r>
-        <w:r>
-          <w:fldChar w:fldCharType="begin"/>
-        </w:r>
-        <w:r>
-          <w:instrText xml:space="preserve"> PAGEREF _Toc100024 \h </w:instrText>
-        </w:r>
-        <w:r>
-          <w:fldChar w:fldCharType="separate"/>
-        </w:r>
-        <w:r>
-          <w:t>11</w:t>
-        </w:r>
-        <w:r>
-          <w:fldChar w:fldCharType="end"/>
-        </w:r>
-      </w:hyperlink>
-    </w:p>
-    <w:p>
-      <w:pPr>
-        <w:pStyle w:val="11"/>
-        <w:ind w:left="360"/>
-        <w:tabs>
-          <w:tab w:val="right" w:leader="dot" w:pos="9026"/>
-        </w:tabs>
-        <w:spacing w:before="120" w:after="60"/>
-      </w:pPr>
-      <w:hyperlink w:anchor="_Toc100025" w:history="1">
-        <w:r>
-          <w:rPr>
-            <w:rStyle w:val="Hyperlink"/>
-          </w:rPr>
-          <w:t>7.1 Папка и превью</w:t>
-        </w:r>
-        <w:r>
-          <w:tab/>
-        </w:r>
-        <w:r>
-          <w:fldChar w:fldCharType="begin"/>
-        </w:r>
-        <w:r>
-          <w:instrText xml:space="preserve"> PAGEREF _Toc100025 \h </w:instrText>
-        </w:r>
-        <w:r>
-          <w:fldChar w:fldCharType="separate"/>
-        </w:r>
-        <w:r>
-          <w:t>12</w:t>
-        </w:r>
-        <w:r>
-          <w:fldChar w:fldCharType="end"/>
-        </w:r>
-      </w:hyperlink>
-    </w:p>
-    <w:p>
-      <w:pPr>
-        <w:pStyle w:val="11"/>
-        <w:ind w:left="360"/>
-        <w:tabs>
-          <w:tab w:val="right" w:leader="dot" w:pos="9026"/>
-        </w:tabs>
-        <w:spacing w:before="120" w:after="60"/>
-      </w:pPr>
-      <w:hyperlink w:anchor="_Toc100026" w:history="1">
-        <w:r>
-          <w:rPr>
-            <w:rStyle w:val="Hyperlink"/>
-          </w:rPr>
-          <w:t>7.2 Карусель</w:t>
-        </w:r>
-        <w:r>
-          <w:tab/>
-        </w:r>
-        <w:r>
-          <w:fldChar w:fldCharType="begin"/>
-        </w:r>
-        <w:r>
-          <w:instrText xml:space="preserve"> PAGEREF _Toc100026 \h </w:instrText>
-        </w:r>
-        <w:r>
-          <w:fldChar w:fldCharType="separate"/>
-        </w:r>
-        <w:r>
-          <w:t>12</w:t>
-        </w:r>
-        <w:r>
-          <w:fldChar w:fldCharType="end"/>
-        </w:r>
-      </w:hyperlink>
-    </w:p>
-    <w:p>
-      <w:pPr>
-        <w:pStyle w:val="11"/>
-        <w:ind w:left="360"/>
-        <w:tabs>
-          <w:tab w:val="right" w:leader="dot" w:pos="9026"/>
-        </w:tabs>
-        <w:spacing w:before="120" w:after="60"/>
-      </w:pPr>
-      <w:hyperlink w:anchor="_Toc100027" w:history="1">
-        <w:r>
-          <w:rPr>
-            <w:rStyle w:val="Hyperlink"/>
-          </w:rPr>
-          <w:t>7.3 Apply и Clear</w:t>
-        </w:r>
-        <w:r>
-          <w:tab/>
-        </w:r>
-        <w:r>
-          <w:fldChar w:fldCharType="begin"/>
-        </w:r>
-        <w:r>
-          <w:instrText xml:space="preserve"> PAGEREF _Toc100027 \h </w:instrText>
-        </w:r>
-        <w:r>
-          <w:fldChar w:fldCharType="separate"/>
-        </w:r>
-        <w:r>
-          <w:t>12</w:t>
-        </w:r>
-        <w:r>
-          <w:fldChar w:fldCharType="end"/>
-        </w:r>
-      </w:hyperlink>
-    </w:p>
-    <w:p>
-      <w:pPr>
-        <w:pStyle w:val="11"/>
-        <w:ind w:left="360"/>
-        <w:tabs>
-          <w:tab w:val="right" w:leader="dot" w:pos="9026"/>
-        </w:tabs>
-        <w:spacing w:before="120" w:after="60"/>
-      </w:pPr>
-      <w:hyperlink w:anchor="_Toc100028" w:history="1">
-        <w:r>
-          <w:rPr>
-            <w:rStyle w:val="Hyperlink"/>
-          </w:rPr>
-          <w:t>7.4 Hide from Camera</w:t>
-        </w:r>
-        <w:r>
-          <w:tab/>
-        </w:r>
-        <w:r>
-          <w:fldChar w:fldCharType="begin"/>
-        </w:r>
-        <w:r>
-          <w:instrText xml:space="preserve"> PAGEREF _Toc100028 \h </w:instrText>
-        </w:r>
-        <w:r>
-          <w:fldChar w:fldCharType="separate"/>
-        </w:r>
-        <w:r>
-          <w:t>12</w:t>
-        </w:r>
-        <w:r>
-          <w:fldChar w:fldCharType="end"/>
-        </w:r>
-      </w:hyperlink>
-    </w:p>
-    <w:p>
-      <w:pPr>
-        <w:pStyle w:val="11"/>
-        <w:ind w:left="360"/>
-        <w:tabs>
-          <w:tab w:val="right" w:leader="dot" w:pos="9026"/>
-        </w:tabs>
-        <w:spacing w:before="120" w:after="60"/>
-      </w:pPr>
-      <w:hyperlink w:anchor="_Toc100029" w:history="1">
-        <w:r>
-          <w:rPr>
-            <w:rStyle w:val="Hyperlink"/>
-          </w:rPr>
-          <w:t>7.5 Ротация и сила</w:t>
-        </w:r>
-        <w:r>
-          <w:tab/>
-        </w:r>
-        <w:r>
-          <w:fldChar w:fldCharType="begin"/>
-        </w:r>
-        <w:r>
-          <w:instrText xml:space="preserve"> PAGEREF _Toc100029 \h </w:instrText>
-        </w:r>
-        <w:r>
-          <w:fldChar w:fldCharType="separate"/>
-        </w:r>
-        <w:r>
-          <w:t>13</w:t>
-        </w:r>
-        <w:r>
-          <w:fldChar w:fldCharType="end"/>
-        </w:r>
-      </w:hyperlink>
-    </w:p>
-    <w:p>
-      <w:pPr>
-        <w:pStyle w:val="11"/>
-        <w:ind w:left="360"/>
-        <w:tabs>
-          <w:tab w:val="right" w:leader="dot" w:pos="9026"/>
-        </w:tabs>
-        <w:spacing w:before="120" w:after="60"/>
-      </w:pPr>
-      <w:hyperlink w:anchor="_Toc100030" w:history="1">
-        <w:r>
-          <w:rPr>
-            <w:rStyle w:val="Hyperlink"/>
-          </w:rPr>
-          <w:t>7.6 Авто-ремонт папок</w:t>
-        </w:r>
-        <w:r>
-          <w:tab/>
-        </w:r>
-        <w:r>
-          <w:fldChar w:fldCharType="begin"/>
-        </w:r>
-        <w:r>
-          <w:instrText xml:space="preserve"> PAGEREF _Toc100030 \h </w:instrText>
-        </w:r>
-        <w:r>
-          <w:fldChar w:fldCharType="separate"/>
-        </w:r>
-        <w:r>
-          <w:t>13</w:t>
-        </w:r>
-        <w:r>
-          <w:fldChar w:fldCharType="end"/>
-        </w:r>
-      </w:hyperlink>
+      <w:r>
+        <w:t>8. Солнце</w:t>
+      </w:r>
+      <w:r>
+        <w:tab/>
+      </w:r>
+      <w:r>
+        <w:t>8</w:t>
+      </w:r>
     </w:p>
     <w:p>
       <w:pPr>
@@ -1207,32 +338,15 @@
         </w:tabs>
         <w:spacing w:before="120" w:after="60"/>
       </w:pPr>
-      <w:hyperlink w:anchor="_Toc100031" w:history="1">
-        <w:r>
-          <w:rPr>
-            <w:rStyle w:val="Hyperlink"/>
-          </w:rPr>
-          <w:t>8. Солнце</w:t>
-        </w:r>
-        <w:r>
-          <w:tab/>
-        </w:r>
-        <w:r>
-          <w:fldChar w:fldCharType="begin"/>
-        </w:r>
-        <w:r>
-          <w:instrText xml:space="preserve"> PAGEREF _Toc100031 \h </w:instrText>
-        </w:r>
-        <w:r>
-          <w:fldChar w:fldCharType="separate"/>
-        </w:r>
-        <w:r>
-          <w:t>13</w:t>
-        </w:r>
-        <w:r>
-          <w:fldChar w:fldCharType="end"/>
-        </w:r>
-      </w:hyperlink>
+      <w:r>
+        <w:t>9. IES-браузер</w:t>
+      </w:r>
+      <w:r>
+        <w:tab/>
+      </w:r>
+      <w:r>
+        <w:t>9</w:t>
+      </w:r>
     </w:p>
     <w:p>
       <w:pPr>
@@ -1242,32 +356,15 @@
         </w:tabs>
         <w:spacing w:before="120" w:after="60"/>
       </w:pPr>
-      <w:hyperlink w:anchor="_Toc100032" w:history="1">
-        <w:r>
-          <w:rPr>
-            <w:rStyle w:val="Hyperlink"/>
-          </w:rPr>
-          <w:t>9. IES-браузер</w:t>
-        </w:r>
-        <w:r>
-          <w:tab/>
-        </w:r>
-        <w:r>
-          <w:fldChar w:fldCharType="begin"/>
-        </w:r>
-        <w:r>
-          <w:instrText xml:space="preserve"> PAGEREF _Toc100032 \h </w:instrText>
-        </w:r>
-        <w:r>
-          <w:fldChar w:fldCharType="separate"/>
-        </w:r>
-        <w:r>
-          <w:t>14</w:t>
-        </w:r>
-        <w:r>
-          <w:fldChar w:fldCharType="end"/>
-        </w:r>
-      </w:hyperlink>
+      <w:r>
+        <w:t>10. Гобо-проекции</w:t>
+      </w:r>
+      <w:r>
+        <w:tab/>
+      </w:r>
+      <w:r>
+        <w:t>9</w:t>
+      </w:r>
     </w:p>
     <w:p>
       <w:pPr>
@@ -1277,32 +374,15 @@
         </w:tabs>
         <w:spacing w:before="120" w:after="60"/>
       </w:pPr>
-      <w:hyperlink w:anchor="_Toc100033" w:history="1">
-        <w:r>
-          <w:rPr>
-            <w:rStyle w:val="Hyperlink"/>
-          </w:rPr>
-          <w:t>10. Гобо-проекции</w:t>
-        </w:r>
-        <w:r>
-          <w:tab/>
-        </w:r>
-        <w:r>
-          <w:fldChar w:fldCharType="begin"/>
-        </w:r>
-        <w:r>
-          <w:instrText xml:space="preserve"> PAGEREF _Toc100033 \h </w:instrText>
-        </w:r>
-        <w:r>
-          <w:fldChar w:fldCharType="separate"/>
-        </w:r>
-        <w:r>
-          <w:t>15</w:t>
-        </w:r>
-        <w:r>
-          <w:fldChar w:fldCharType="end"/>
-        </w:r>
-      </w:hyperlink>
+      <w:r>
+        <w:t>11. Пресеты световых схем</w:t>
+      </w:r>
+      <w:r>
+        <w:tab/>
+      </w:r>
+      <w:r>
+        <w:t>10</w:t>
+      </w:r>
     </w:p>
     <w:p>
       <w:pPr>
@@ -1312,284 +392,15 @@
         </w:tabs>
         <w:spacing w:before="120" w:after="60"/>
       </w:pPr>
-      <w:hyperlink w:anchor="_Toc100034" w:history="1">
-        <w:r>
-          <w:rPr>
-            <w:rStyle w:val="Hyperlink"/>
-          </w:rPr>
-          <w:t>11. Пресеты световых схем</w:t>
-        </w:r>
-        <w:r>
-          <w:tab/>
-        </w:r>
-        <w:r>
-          <w:fldChar w:fldCharType="begin"/>
-        </w:r>
-        <w:r>
-          <w:instrText xml:space="preserve"> PAGEREF _Toc100034 \h </w:instrText>
-        </w:r>
-        <w:r>
-          <w:fldChar w:fldCharType="separate"/>
-        </w:r>
-        <w:r>
-          <w:t>17</w:t>
-        </w:r>
-        <w:r>
-          <w:fldChar w:fldCharType="end"/>
-        </w:r>
-      </w:hyperlink>
-    </w:p>
-    <w:p>
-      <w:pPr>
-        <w:pStyle w:val="11"/>
-        <w:ind w:left="360"/>
-        <w:tabs>
-          <w:tab w:val="right" w:leader="dot" w:pos="9026"/>
-        </w:tabs>
-        <w:spacing w:before="120" w:after="60"/>
-      </w:pPr>
-      <w:hyperlink w:anchor="_Toc100035" w:history="1">
-        <w:r>
-          <w:rPr>
-            <w:rStyle w:val="Hyperlink"/>
-          </w:rPr>
-          <w:t>11.1 Как устроены пакеты</w:t>
-        </w:r>
-        <w:r>
-          <w:tab/>
-        </w:r>
-        <w:r>
-          <w:fldChar w:fldCharType="begin"/>
-        </w:r>
-        <w:r>
-          <w:instrText xml:space="preserve"> PAGEREF _Toc100035 \h </w:instrText>
-        </w:r>
-        <w:r>
-          <w:fldChar w:fldCharType="separate"/>
-        </w:r>
-        <w:r>
-          <w:t>17</w:t>
-        </w:r>
-        <w:r>
-          <w:fldChar w:fldCharType="end"/>
-        </w:r>
-      </w:hyperlink>
-    </w:p>
-    <w:p>
-      <w:pPr>
-        <w:pStyle w:val="11"/>
-        <w:ind w:left="360"/>
-        <w:tabs>
-          <w:tab w:val="right" w:leader="dot" w:pos="9026"/>
-        </w:tabs>
-        <w:spacing w:before="120" w:after="60"/>
-      </w:pPr>
-      <w:hyperlink w:anchor="_Toc100036" w:history="1">
-        <w:r>
-          <w:rPr>
-            <w:rStyle w:val="Hyperlink"/>
-          </w:rPr>
-          <w:t>11.2 Install from Zip</w:t>
-        </w:r>
-        <w:r>
-          <w:tab/>
-        </w:r>
-        <w:r>
-          <w:fldChar w:fldCharType="begin"/>
-        </w:r>
-        <w:r>
-          <w:instrText xml:space="preserve"> PAGEREF _Toc100036 \h </w:instrText>
-        </w:r>
-        <w:r>
-          <w:fldChar w:fldCharType="separate"/>
-        </w:r>
-        <w:r>
-          <w:t>17</w:t>
-        </w:r>
-        <w:r>
-          <w:fldChar w:fldCharType="end"/>
-        </w:r>
-      </w:hyperlink>
-    </w:p>
-    <w:p>
-      <w:pPr>
-        <w:pStyle w:val="11"/>
-        <w:ind w:left="360"/>
-        <w:tabs>
-          <w:tab w:val="right" w:leader="dot" w:pos="9026"/>
-        </w:tabs>
-        <w:spacing w:before="120" w:after="60"/>
-      </w:pPr>
-      <w:hyperlink w:anchor="_Toc100037" w:history="1">
-        <w:r>
-          <w:rPr>
-            <w:rStyle w:val="Hyperlink"/>
-          </w:rPr>
-          <w:t>11.3 Карусель и мгновенное применение</w:t>
-        </w:r>
-        <w:r>
-          <w:tab/>
-        </w:r>
-        <w:r>
-          <w:fldChar w:fldCharType="begin"/>
-        </w:r>
-        <w:r>
-          <w:instrText xml:space="preserve"> PAGEREF _Toc100037 \h </w:instrText>
-        </w:r>
-        <w:r>
-          <w:fldChar w:fldCharType="separate"/>
-        </w:r>
-        <w:r>
-          <w:t>17</w:t>
-        </w:r>
-        <w:r>
-          <w:fldChar w:fldCharType="end"/>
-        </w:r>
-      </w:hyperlink>
-    </w:p>
-    <w:p>
-      <w:pPr>
-        <w:pStyle w:val="11"/>
-        <w:ind w:left="360"/>
-        <w:tabs>
-          <w:tab w:val="right" w:leader="dot" w:pos="9026"/>
-        </w:tabs>
-        <w:spacing w:before="120" w:after="60"/>
-      </w:pPr>
-      <w:hyperlink w:anchor="_Toc100038" w:history="1">
-        <w:r>
-          <w:rPr>
-            <w:rStyle w:val="Hyperlink"/>
-          </w:rPr>
-          <w:t>11.4 Save Setup</w:t>
-        </w:r>
-        <w:r>
-          <w:tab/>
-        </w:r>
-        <w:r>
-          <w:fldChar w:fldCharType="begin"/>
-        </w:r>
-        <w:r>
-          <w:instrText xml:space="preserve"> PAGEREF _Toc100038 \h </w:instrText>
-        </w:r>
-        <w:r>
-          <w:fldChar w:fldCharType="separate"/>
-        </w:r>
-        <w:r>
-          <w:t>17</w:t>
-        </w:r>
-        <w:r>
-          <w:fldChar w:fldCharType="end"/>
-        </w:r>
-      </w:hyperlink>
-    </w:p>
-    <w:p>
-      <w:pPr>
-        <w:pStyle w:val="11"/>
-        <w:ind w:left="360"/>
-        <w:tabs>
-          <w:tab w:val="right" w:leader="dot" w:pos="9026"/>
-        </w:tabs>
-        <w:spacing w:before="120" w:after="60"/>
-      </w:pPr>
-      <w:hyperlink w:anchor="_Toc100039" w:history="1">
-        <w:r>
-          <w:rPr>
-            <w:rStyle w:val="Hyperlink"/>
-          </w:rPr>
-          <w:t>11.5 Ручки применения</w:t>
-        </w:r>
-        <w:r>
-          <w:tab/>
-        </w:r>
-        <w:r>
-          <w:fldChar w:fldCharType="begin"/>
-        </w:r>
-        <w:r>
-          <w:instrText xml:space="preserve"> PAGEREF _Toc100039 \h </w:instrText>
-        </w:r>
-        <w:r>
-          <w:fldChar w:fldCharType="separate"/>
-        </w:r>
-        <w:r>
-          <w:t>18</w:t>
-        </w:r>
-        <w:r>
-          <w:fldChar w:fldCharType="end"/>
-        </w:r>
-      </w:hyperlink>
-    </w:p>
-    <w:p>
-      <w:pPr>
-        <w:pStyle w:val="11"/>
-        <w:ind w:left="360"/>
-        <w:tabs>
-          <w:tab w:val="right" w:leader="dot" w:pos="9026"/>
-        </w:tabs>
-        <w:spacing w:before="120" w:after="60"/>
-      </w:pPr>
-      <w:hyperlink w:anchor="_Toc100040" w:history="1">
-        <w:r>
-          <w:rPr>
-            <w:rStyle w:val="Hyperlink"/>
-          </w:rPr>
-          <w:t>11.6 Избранное</w:t>
-        </w:r>
-        <w:r>
-          <w:tab/>
-        </w:r>
-        <w:r>
-          <w:fldChar w:fldCharType="begin"/>
-        </w:r>
-        <w:r>
-          <w:instrText xml:space="preserve"> PAGEREF _Toc100040 \h </w:instrText>
-        </w:r>
-        <w:r>
-          <w:fldChar w:fldCharType="separate"/>
-        </w:r>
-        <w:r>
-          <w:t>18</w:t>
-        </w:r>
-        <w:r>
-          <w:fldChar w:fldCharType="end"/>
-        </w:r>
-      </w:hyperlink>
-    </w:p>
-    <w:p>
-      <w:pPr>
-        <w:pStyle w:val="11"/>
-        <w:ind w:left="360"/>
-        <w:tabs>
-          <w:tab w:val="right" w:leader="dot" w:pos="9026"/>
-        </w:tabs>
-        <w:spacing w:before="120" w:after="60"/>
-      </w:pPr>
-      <w:hyperlink w:anchor="_Toc100041" w:history="1">
-        <w:r>
-          <w:rPr>
-            <w:rStyle w:val="Hyperlink"/>
-          </w:rPr>
-          <w:t>11.7 Удаление</w:t>
-        </w:r>
-        <w:r>
-          <w:tab/>
-        </w:r>
-        <w:r>
-          <w:fldChar w:fldCharType="begin"/>
-        </w:r>
-        <w:r>
-          <w:instrText xml:space="preserve"> PAGEREF _Toc100041 \h </w:instrText>
-        </w:r>
-        <w:r>
-          <w:fldChar w:fldCharType="separate"/>
-        </w:r>
-        <w:r>
-          <w:t>18</w:t>
-        </w:r>
-        <w:r>
-          <w:fldChar w:fldCharType="end"/>
-        </w:r>
-      </w:hyperlink>
+      <w:r>
+        <w:t>12. Как пользоваться</w:t>
+      </w:r>
+      <w:r>
+        <w:tab/>
+      </w:r>
+      <w:r>
+        <w:t>11</w:t>
+      </w:r>
     </w:p>
     <w:p>
       <w:pPr>
@@ -1599,216 +410,20 @@
         </w:tabs>
         <w:spacing w:before="120" w:after="60"/>
       </w:pPr>
-      <w:hyperlink w:anchor="_Toc100042" w:history="1">
-        <w:r>
-          <w:rPr>
-            <w:rStyle w:val="Hyperlink"/>
-          </w:rPr>
-          <w:t>12. Как пользоваться</w:t>
-        </w:r>
-        <w:r>
-          <w:tab/>
-        </w:r>
-        <w:r>
-          <w:fldChar w:fldCharType="begin"/>
-        </w:r>
-        <w:r>
-          <w:instrText xml:space="preserve"> PAGEREF _Toc100042 \h </w:instrText>
-        </w:r>
-        <w:r>
-          <w:fldChar w:fldCharType="separate"/>
-        </w:r>
-        <w:r>
-          <w:t>19</w:t>
-        </w:r>
-        <w:r>
-          <w:fldChar w:fldCharType="end"/>
-        </w:r>
-      </w:hyperlink>
-    </w:p>
-    <w:p>
-      <w:pPr>
-        <w:pStyle w:val="11"/>
-        <w:ind w:left="360"/>
-        <w:tabs>
-          <w:tab w:val="right" w:leader="dot" w:pos="9026"/>
-        </w:tabs>
-        <w:spacing w:before="120" w:after="60"/>
-      </w:pPr>
-      <w:hyperlink w:anchor="_Toc100043" w:history="1">
-        <w:r>
-          <w:rPr>
-            <w:rStyle w:val="Hyperlink"/>
-          </w:rPr>
-          <w:t>12.1 Быстрый фон: HDRI за тридцать секунд</w:t>
-        </w:r>
-        <w:r>
-          <w:tab/>
-        </w:r>
-        <w:r>
-          <w:fldChar w:fldCharType="begin"/>
-        </w:r>
-        <w:r>
-          <w:instrText xml:space="preserve"> PAGEREF _Toc100043 \h </w:instrText>
-        </w:r>
-        <w:r>
-          <w:fldChar w:fldCharType="separate"/>
-        </w:r>
-        <w:r>
-          <w:t>19</w:t>
-        </w:r>
-        <w:r>
-          <w:fldChar w:fldCharType="end"/>
-        </w:r>
-      </w:hyperlink>
-    </w:p>
-    <w:p>
-      <w:pPr>
-        <w:pStyle w:val="11"/>
-        <w:ind w:left="360"/>
-        <w:tabs>
-          <w:tab w:val="right" w:leader="dot" w:pos="9026"/>
-        </w:tabs>
-        <w:spacing w:before="120" w:after="60"/>
-      </w:pPr>
-      <w:hyperlink w:anchor="_Toc100044" w:history="1">
-        <w:r>
-          <w:rPr>
-            <w:rStyle w:val="Hyperlink"/>
-          </w:rPr>
-          <w:t>12.2 Схема из пресета</w:t>
-        </w:r>
-        <w:r>
-          <w:tab/>
-        </w:r>
-        <w:r>
-          <w:fldChar w:fldCharType="begin"/>
-        </w:r>
-        <w:r>
-          <w:instrText xml:space="preserve"> PAGEREF _Toc100044 \h </w:instrText>
-        </w:r>
-        <w:r>
-          <w:fldChar w:fldCharType="separate"/>
-        </w:r>
-        <w:r>
-          <w:t>19</w:t>
-        </w:r>
-        <w:r>
-          <w:fldChar w:fldCharType="end"/>
-        </w:r>
-      </w:hyperlink>
-    </w:p>
-    <w:p>
-      <w:pPr>
-        <w:pStyle w:val="11"/>
-        <w:ind w:left="360"/>
-        <w:tabs>
-          <w:tab w:val="right" w:leader="dot" w:pos="9026"/>
-        </w:tabs>
-        <w:spacing w:before="120" w:after="60"/>
-      </w:pPr>
-      <w:hyperlink w:anchor="_Toc100045" w:history="1">
-        <w:r>
-          <w:rPr>
-            <w:rStyle w:val="Hyperlink"/>
-          </w:rPr>
-          <w:t>12.3 Акценты и атмосфера</w:t>
-        </w:r>
-        <w:r>
-          <w:tab/>
-        </w:r>
-        <w:r>
-          <w:fldChar w:fldCharType="begin"/>
-        </w:r>
-        <w:r>
-          <w:instrText xml:space="preserve"> PAGEREF _Toc100045 \h </w:instrText>
-        </w:r>
-        <w:r>
-          <w:fldChar w:fldCharType="separate"/>
-        </w:r>
-        <w:r>
-          <w:t>20</w:t>
-        </w:r>
-        <w:r>
-          <w:fldChar w:fldCharType="end"/>
-        </w:r>
-      </w:hyperlink>
-    </w:p>
-    <w:p>
-      <w:pPr>
-        <w:pStyle w:val="11"/>
-        <w:ind w:left="360"/>
-        <w:tabs>
-          <w:tab w:val="right" w:leader="dot" w:pos="9026"/>
-        </w:tabs>
-        <w:spacing w:before="120" w:after="60"/>
-      </w:pPr>
-      <w:hyperlink w:anchor="_Toc100046" w:history="1">
-        <w:r>
-          <w:rPr>
-            <w:rStyle w:val="Hyperlink"/>
-          </w:rPr>
-          <w:t>12.4 Рабочие привычки</w:t>
-        </w:r>
-        <w:r>
-          <w:tab/>
-        </w:r>
-        <w:r>
-          <w:fldChar w:fldCharType="begin"/>
-        </w:r>
-        <w:r>
-          <w:instrText xml:space="preserve"> PAGEREF _Toc100046 \h </w:instrText>
-        </w:r>
-        <w:r>
-          <w:fldChar w:fldCharType="separate"/>
-        </w:r>
-        <w:r>
-          <w:t>20</w:t>
-        </w:r>
-        <w:r>
-          <w:fldChar w:fldCharType="end"/>
-        </w:r>
-      </w:hyperlink>
-    </w:p>
-    <w:p>
-      <w:pPr>
-        <w:pStyle w:val="9"/>
-        <w:tabs>
-          <w:tab w:val="right" w:leader="dot" w:pos="9026"/>
-        </w:tabs>
-        <w:spacing w:before="120" w:after="60"/>
-      </w:pPr>
-      <w:hyperlink w:anchor="_Toc100047" w:history="1">
-        <w:r>
-          <w:rPr>
-            <w:rStyle w:val="Hyperlink"/>
-          </w:rPr>
-          <w:t>13. Решение проблем</w:t>
-        </w:r>
-        <w:r>
-          <w:tab/>
-        </w:r>
-        <w:r>
-          <w:fldChar w:fldCharType="begin"/>
-        </w:r>
-        <w:r>
-          <w:instrText xml:space="preserve"> PAGEREF _Toc100047 \h </w:instrText>
-        </w:r>
-        <w:r>
-          <w:fldChar w:fldCharType="separate"/>
-        </w:r>
-        <w:r>
-          <w:t>21</w:t>
-        </w:r>
-        <w:r>
-          <w:fldChar w:fldCharType="end"/>
-        </w:r>
-      </w:hyperlink>
+      <w:r>
+        <w:t>13. Решение проблем</w:t>
+      </w:r>
+      <w:r>
+        <w:tab/>
+      </w:r>
+      <w:r>
+        <w:t>12</w:t>
+      </w:r>
     </w:p>
     <w:p>
       <w:r>
         <w:fldChar w:fldCharType="begin"/>
-        <w:instrText xml:space="preserve">TOC \o "1-2" \h \z \u</w:instrText>
+        <w:instrText xml:space="preserve">TOC \o "1-1" \h \z \u</w:instrText>
         <w:fldChar w:fldCharType="separate">
           <w:t>Оглавление: откройте документ в Word/LibreOffice и обновите поле (F9), чтобы заполнить номера страниц.</w:t>
         </w:fldChar>
@@ -1823,10 +438,29 @@
     <w:p>
       <w:pPr>
         <w:pStyle w:val="Heading1"/>
+        <w:pBdr>
+          <w:left w:val="single" w:sz="24" w:space="8" w:color="C82823"/>
+        </w:pBdr>
       </w:pPr>
       <w:bookmarkStart w:id="100001" w:name="_Toc100001"/>
       <w:r>
-        <w:t>1. О программе</w:t>
+        <w:rPr>
+          <w:rFonts w:ascii="Century Gothic" w:hAnsi="Century Gothic"/>
+          <w:b/>
+          <w:color w:val="000000"/>
+          <w:sz w:val="30"/>
+        </w:rPr>
+        <w:t xml:space="preserve">1. </w:t>
+      </w:r>
+      <w:r>
+        <w:rPr>
+          <w:rFonts w:ascii="Century Gothic" w:hAnsi="Century Gothic"/>
+          <w:b/>
+          <w:color w:val="000000"/>
+          <w:sz w:val="30"/>
+          <w:spacing w:val="20"/>
+        </w:rPr>
+        <w:t>О ПРОГРАММЕ</w:t>
       </w:r>
       <w:bookmarkEnd w:id="100001"/>
     </w:p>
@@ -1845,6 +479,7 @@
         <w:rPr>
           <w:rFonts w:ascii="Arial" w:hAnsi="Arial"/>
           <w:i w:val="0"/>
+          <w:color w:val="1A1A1A"/>
           <w:sz w:val="19"/>
         </w:rPr>
         <w:t>LAMPOCHKA - аддон Blender для управления светом сцены из одного места. Он заменяет работу с аутлайнером и свойствами объекта единой панелью: все светильники видны списком, у каждого - настройки прямо в строке, а браузеры окружения и пресетов собраны тут же, под списком.</w:t>
@@ -1855,6 +490,7 @@
         <w:rPr>
           <w:rFonts w:ascii="Arial" w:hAnsi="Arial"/>
           <w:i w:val="0"/>
+          <w:color w:val="1A1A1A"/>
           <w:sz w:val="19"/>
         </w:rPr>
         <w:t>Ключевые возможности:</w:t>
@@ -1868,6 +504,7 @@
         <w:rPr>
           <w:rFonts w:ascii="Arial" w:hAnsi="Arial"/>
           <w:i w:val="0"/>
+          <w:color w:val="1A1A1A"/>
           <w:sz w:val="19"/>
         </w:rPr>
         <w:t>список всех светильников сцены с инлайн-настройками: цвет, мощность, тени, параметры по типу, трансформы;</w:t>
@@ -1881,6 +518,7 @@
         <w:rPr>
           <w:rFonts w:ascii="Arial" w:hAnsi="Arial"/>
           <w:i w:val="0"/>
+          <w:color w:val="1A1A1A"/>
           <w:sz w:val="19"/>
         </w:rPr>
         <w:t>температура Кельвина одним слайдером (1500-12000 K) с сохранением исходного цвета;</w:t>
@@ -1894,6 +532,7 @@
         <w:rPr>
           <w:rFonts w:ascii="Arial" w:hAnsi="Arial"/>
           <w:i w:val="0"/>
+          <w:color w:val="1A1A1A"/>
           <w:sz w:val="19"/>
         </w:rPr>
         <w:t>браузер HDRI с каруселью превью, ротацией и режимом Hide from Camera;</w:t>
@@ -1907,6 +546,7 @@
         <w:rPr>
           <w:rFonts w:ascii="Arial" w:hAnsi="Arial"/>
           <w:i w:val="0"/>
+          <w:color w:val="1A1A1A"/>
           <w:sz w:val="19"/>
         </w:rPr>
         <w:t>браузер IES-профилей с ручками Power и Mix;</w:t>
@@ -1920,6 +560,7 @@
         <w:rPr>
           <w:rFonts w:ascii="Arial" w:hAnsi="Arial"/>
           <w:i w:val="0"/>
+          <w:color w:val="1A1A1A"/>
           <w:sz w:val="19"/>
         </w:rPr>
         <w:t>гобо-проекции: текстурный паттерн из спота или площади с независимыми ручками на каждом светильнике;</w:t>
@@ -1933,6 +574,7 @@
         <w:rPr>
           <w:rFonts w:ascii="Arial" w:hAnsi="Arial"/>
           <w:i w:val="0"/>
+          <w:color w:val="1A1A1A"/>
           <w:sz w:val="19"/>
         </w:rPr>
         <w:t>пресеты световых схем: blend-пакеты с каруселью, общей интенсивностью, поворотом и флипом;</w:t>
@@ -1946,6 +588,7 @@
         <w:rPr>
           <w:rFonts w:ascii="Arial" w:hAnsi="Arial"/>
           <w:i w:val="0"/>
+          <w:color w:val="1A1A1A"/>
           <w:sz w:val="19"/>
         </w:rPr>
         <w:t>солнечный хелпер: положение солнца по времени, дате и локации (алгоритм NOAA);</w:t>
@@ -1959,6 +602,7 @@
         <w:rPr>
           <w:rFonts w:ascii="Arial" w:hAnsi="Arial"/>
           <w:i w:val="0"/>
+          <w:color w:val="1A1A1A"/>
           <w:sz w:val="19"/>
         </w:rPr>
         <w:t>интерактивная расстановка: свет скользит за курсором по поверхностям сцены;</w:t>
@@ -1972,6 +616,7 @@
         <w:rPr>
           <w:rFonts w:ascii="Arial" w:hAnsi="Arial"/>
           <w:i w:val="0"/>
+          <w:color w:val="1A1A1A"/>
           <w:sz w:val="19"/>
         </w:rPr>
         <w:t>Light и Shadow Linking: назначение ресиверов и блокеров кликом по вьюпорту;</w:t>
@@ -1985,6 +630,7 @@
         <w:rPr>
           <w:rFonts w:ascii="Arial" w:hAnsi="Arial"/>
           <w:i w:val="0"/>
+          <w:color w:val="1A1A1A"/>
           <w:sz w:val="19"/>
         </w:rPr>
         <w:t>групповые операции: Solo, Cycle Select и Batch-режим для правки нескольких светов сразу.</w:t>
@@ -2005,6 +651,7 @@
         <w:rPr>
           <w:rFonts w:ascii="Arial" w:hAnsi="Arial"/>
           <w:i w:val="0"/>
+          <w:color w:val="1A1A1A"/>
           <w:sz w:val="19"/>
         </w:rPr>
         <w:t>Три принципа, на которых держится панель. Первый - один экран: любое действие со светом, от смены цвета до смены всей световой схемы, делается без выхода из N-панели. Второй - мгновенность: браузеры применяют окружение сразу при листании, без кнопки «применить», а настройки светильника живут в той же строке списка. Третий - аккуратность: аддон не разрушает чужие нодовые цепочки (HDRI, IES и гобо встраиваются в существующее дерево мира или светильника), дружит с Ctrl+Z и не подменяет навигацию вьюпорта без явного разрешения.</w:t>
@@ -2022,7 +669,6 @@
     </w:p>
     <w:tbl>
       <w:tblPr>
-        <w:tblStyle w:val="TableGrid"/>
         <w:tblW w:type="auto" w:w="0"/>
         <w:tblLayout w:type="fixed"/>
         <w:tblLook w:firstColumn="1" w:firstRow="1" w:lastColumn="0" w:lastRow="0" w:noHBand="0" w:noVBand="1" w:val="04A0"/>
@@ -2034,96 +680,86 @@
         </w:tblCellMar>
       </w:tblPr>
       <w:tblGrid>
-        <w:gridCol w:w="3120"/>
-        <w:gridCol w:w="3120"/>
-        <w:gridCol w:w="3120"/>
+        <w:gridCol w:w="3137"/>
+        <w:gridCol w:w="3137"/>
+        <w:gridCol w:w="3137"/>
       </w:tblGrid>
       <w:tr>
         <w:trPr>
           <w:cantSplit/>
-          <w:tblHeader/>
         </w:trPr>
         <w:tc>
           <w:tcPr>
             <w:tcW w:type="dxa" w:w="2381"/>
+            <w:vAlign w:val="top"/>
             <w:tcBorders>
-              <w:top w:val="single" w:sz="4" w:space="0" w:color="CCCCCC"/>
-              <w:left w:val="single" w:sz="4" w:space="0" w:color="CCCCCC"/>
-              <w:bottom w:val="single" w:sz="4" w:space="0" w:color="CCCCCC"/>
-              <w:right w:val="single" w:sz="4" w:space="0" w:color="CCCCCC"/>
+              <w:bottom w:val="single" w:sz="12" w:space="4" w:color="C82823"/>
             </w:tcBorders>
-            <w:vAlign w:val="top"/>
-            <w:shd w:val="clear" w:color="auto" w:fill="2E75B5"/>
           </w:tcPr>
           <w:p>
             <w:pPr>
+              <w:keepNext/>
               <w:spacing w:before="40" w:after="40" w:line="264" w:lineRule="auto"/>
             </w:pPr>
             <w:r>
               <w:rPr>
-                <w:rFonts w:ascii="Arial" w:hAnsi="Arial"/>
+                <w:rFonts w:ascii="Century Gothic" w:hAnsi="Century Gothic"/>
                 <w:b/>
-                <w:i w:val="0"/>
-                <w:color w:val="FFFFFF"/>
-                <w:sz w:val="18"/>
+                <w:color w:val="000000"/>
+                <w:sz w:val="17"/>
+                <w:spacing w:val="20"/>
               </w:rPr>
-              <w:t>Блок</w:t>
+              <w:t>БЛОК</w:t>
             </w:r>
           </w:p>
         </w:tc>
         <w:tc>
           <w:tcPr>
             <w:tcW w:type="dxa" w:w="1814"/>
+            <w:vAlign w:val="top"/>
             <w:tcBorders>
-              <w:top w:val="single" w:sz="4" w:space="0" w:color="CCCCCC"/>
-              <w:left w:val="single" w:sz="4" w:space="0" w:color="CCCCCC"/>
-              <w:bottom w:val="single" w:sz="4" w:space="0" w:color="CCCCCC"/>
-              <w:right w:val="single" w:sz="4" w:space="0" w:color="CCCCCC"/>
+              <w:bottom w:val="single" w:sz="12" w:space="4" w:color="C82823"/>
             </w:tcBorders>
-            <w:vAlign w:val="top"/>
-            <w:shd w:val="clear" w:color="auto" w:fill="2E75B5"/>
           </w:tcPr>
           <w:p>
             <w:pPr>
+              <w:keepNext/>
               <w:spacing w:before="40" w:after="40" w:line="264" w:lineRule="auto"/>
             </w:pPr>
             <w:r>
               <w:rPr>
-                <w:rFonts w:ascii="Arial" w:hAnsi="Arial"/>
+                <w:rFonts w:ascii="Century Gothic" w:hAnsi="Century Gothic"/>
                 <w:b/>
-                <w:i w:val="0"/>
-                <w:color w:val="FFFFFF"/>
-                <w:sz w:val="18"/>
+                <w:color w:val="000000"/>
+                <w:sz w:val="17"/>
+                <w:spacing w:val="20"/>
               </w:rPr>
-              <w:t>Где</w:t>
+              <w:t>ГДЕ</w:t>
             </w:r>
           </w:p>
         </w:tc>
         <w:tc>
           <w:tcPr>
             <w:tcW w:type="dxa" w:w="5443"/>
+            <w:vAlign w:val="top"/>
             <w:tcBorders>
-              <w:top w:val="single" w:sz="4" w:space="0" w:color="CCCCCC"/>
-              <w:left w:val="single" w:sz="4" w:space="0" w:color="CCCCCC"/>
-              <w:bottom w:val="single" w:sz="4" w:space="0" w:color="CCCCCC"/>
-              <w:right w:val="single" w:sz="4" w:space="0" w:color="CCCCCC"/>
+              <w:bottom w:val="single" w:sz="12" w:space="4" w:color="C82823"/>
             </w:tcBorders>
-            <w:vAlign w:val="top"/>
-            <w:shd w:val="clear" w:color="auto" w:fill="2E75B5"/>
           </w:tcPr>
           <w:p>
             <w:pPr>
+              <w:keepNext/>
               <w:spacing w:before="40" w:after="40" w:line="264" w:lineRule="auto"/>
             </w:pPr>
             <w:r>
               <w:rPr>
-                <w:rFonts w:ascii="Arial" w:hAnsi="Arial"/>
+                <w:rFonts w:ascii="Century Gothic" w:hAnsi="Century Gothic"/>
                 <w:b/>
-                <w:i w:val="0"/>
-                <w:color w:val="FFFFFF"/>
-                <w:sz w:val="18"/>
+                <w:color w:val="000000"/>
+                <w:sz w:val="17"/>
+                <w:spacing w:val="20"/>
               </w:rPr>
-              <w:t>Что делает</w:t>
+              <w:t>ЧТО ДЕЛАЕТ</w:t>
             </w:r>
           </w:p>
         </w:tc>
@@ -2135,23 +771,21 @@
         <w:tc>
           <w:tcPr>
             <w:tcW w:type="dxa" w:w="2381"/>
+            <w:vAlign w:val="top"/>
             <w:tcBorders>
-              <w:top w:val="single" w:sz="4" w:space="0" w:color="CCCCCC"/>
-              <w:left w:val="single" w:sz="4" w:space="0" w:color="CCCCCC"/>
-              <w:bottom w:val="single" w:sz="4" w:space="0" w:color="CCCCCC"/>
-              <w:right w:val="single" w:sz="4" w:space="0" w:color="CCCCCC"/>
+              <w:bottom w:val="single" w:sz="4" w:space="4" w:color="E0E0E0"/>
             </w:tcBorders>
-            <w:vAlign w:val="top"/>
           </w:tcPr>
           <w:p>
             <w:pPr>
+              <w:keepNext/>
               <w:spacing w:before="40" w:after="40" w:line="264" w:lineRule="auto"/>
             </w:pPr>
             <w:r>
               <w:rPr>
                 <w:rFonts w:ascii="Arial" w:hAnsi="Arial"/>
                 <w:b/>
-                <w:i w:val="0"/>
+                <w:color w:val="1A1A1A"/>
                 <w:sz w:val="18"/>
               </w:rPr>
               <w:t>Шапка</w:t>
@@ -2161,23 +795,21 @@
         <w:tc>
           <w:tcPr>
             <w:tcW w:type="dxa" w:w="1814"/>
+            <w:vAlign w:val="top"/>
             <w:tcBorders>
-              <w:top w:val="single" w:sz="4" w:space="0" w:color="CCCCCC"/>
-              <w:left w:val="single" w:sz="4" w:space="0" w:color="CCCCCC"/>
-              <w:bottom w:val="single" w:sz="4" w:space="0" w:color="CCCCCC"/>
-              <w:right w:val="single" w:sz="4" w:space="0" w:color="CCCCCC"/>
+              <w:bottom w:val="single" w:sz="4" w:space="4" w:color="E0E0E0"/>
             </w:tcBorders>
-            <w:vAlign w:val="top"/>
           </w:tcPr>
           <w:p>
             <w:pPr>
+              <w:keepNext/>
               <w:spacing w:before="40" w:after="40" w:line="264" w:lineRule="auto"/>
             </w:pPr>
             <w:r>
               <w:rPr>
                 <w:rFonts w:ascii="Arial" w:hAnsi="Arial"/>
                 <w:b w:val="0"/>
-                <w:i w:val="0"/>
+                <w:color w:val="1A1A1A"/>
                 <w:sz w:val="18"/>
               </w:rPr>
               <w:t>верх панели</w:t>
@@ -2187,23 +819,21 @@
         <w:tc>
           <w:tcPr>
             <w:tcW w:type="dxa" w:w="5443"/>
+            <w:vAlign w:val="top"/>
             <w:tcBorders>
-              <w:top w:val="single" w:sz="4" w:space="0" w:color="CCCCCC"/>
-              <w:left w:val="single" w:sz="4" w:space="0" w:color="CCCCCC"/>
-              <w:bottom w:val="single" w:sz="4" w:space="0" w:color="CCCCCC"/>
-              <w:right w:val="single" w:sz="4" w:space="0" w:color="CCCCCC"/>
+              <w:bottom w:val="single" w:sz="4" w:space="4" w:color="E0E0E0"/>
             </w:tcBorders>
-            <w:vAlign w:val="top"/>
           </w:tcPr>
           <w:p>
             <w:pPr>
+              <w:keepNext/>
               <w:spacing w:before="40" w:after="40" w:line="264" w:lineRule="auto"/>
             </w:pPr>
             <w:r>
               <w:rPr>
                 <w:rFonts w:ascii="Arial" w:hAnsi="Arial"/>
                 <w:b w:val="0"/>
-                <w:i w:val="0"/>
+                <w:color w:val="1A1A1A"/>
                 <w:sz w:val="18"/>
               </w:rPr>
               <w:t>добавление светов, свет на поверхность, Cycle Select, Batch-режим, глобальные тумблеры видимости и рендера</w:t>
@@ -2218,24 +848,21 @@
         <w:tc>
           <w:tcPr>
             <w:tcW w:type="dxa" w:w="2381"/>
+            <w:vAlign w:val="top"/>
             <w:tcBorders>
-              <w:top w:val="single" w:sz="4" w:space="0" w:color="CCCCCC"/>
-              <w:left w:val="single" w:sz="4" w:space="0" w:color="CCCCCC"/>
-              <w:bottom w:val="single" w:sz="4" w:space="0" w:color="CCCCCC"/>
-              <w:right w:val="single" w:sz="4" w:space="0" w:color="CCCCCC"/>
+              <w:bottom w:val="single" w:sz="4" w:space="4" w:color="E0E0E0"/>
             </w:tcBorders>
-            <w:vAlign w:val="top"/>
-            <w:shd w:val="clear" w:color="auto" w:fill="F5F8FB"/>
           </w:tcPr>
           <w:p>
             <w:pPr>
+              <w:keepNext/>
               <w:spacing w:before="40" w:after="40" w:line="264" w:lineRule="auto"/>
             </w:pPr>
             <w:r>
               <w:rPr>
                 <w:rFonts w:ascii="Arial" w:hAnsi="Arial"/>
                 <w:b/>
-                <w:i w:val="0"/>
+                <w:color w:val="1A1A1A"/>
                 <w:sz w:val="18"/>
               </w:rPr>
               <w:t>Список светильников</w:t>
@@ -2245,24 +872,21 @@
         <w:tc>
           <w:tcPr>
             <w:tcW w:type="dxa" w:w="1814"/>
+            <w:vAlign w:val="top"/>
             <w:tcBorders>
-              <w:top w:val="single" w:sz="4" w:space="0" w:color="CCCCCC"/>
-              <w:left w:val="single" w:sz="4" w:space="0" w:color="CCCCCC"/>
-              <w:bottom w:val="single" w:sz="4" w:space="0" w:color="CCCCCC"/>
-              <w:right w:val="single" w:sz="4" w:space="0" w:color="CCCCCC"/>
+              <w:bottom w:val="single" w:sz="4" w:space="4" w:color="E0E0E0"/>
             </w:tcBorders>
-            <w:vAlign w:val="top"/>
-            <w:shd w:val="clear" w:color="auto" w:fill="F5F8FB"/>
           </w:tcPr>
           <w:p>
             <w:pPr>
+              <w:keepNext/>
               <w:spacing w:before="40" w:after="40" w:line="264" w:lineRule="auto"/>
             </w:pPr>
             <w:r>
               <w:rPr>
                 <w:rFonts w:ascii="Arial" w:hAnsi="Arial"/>
                 <w:b w:val="0"/>
-                <w:i w:val="0"/>
+                <w:color w:val="1A1A1A"/>
                 <w:sz w:val="18"/>
               </w:rPr>
               <w:t>центр</w:t>
@@ -2272,24 +896,21 @@
         <w:tc>
           <w:tcPr>
             <w:tcW w:type="dxa" w:w="5443"/>
+            <w:vAlign w:val="top"/>
             <w:tcBorders>
-              <w:top w:val="single" w:sz="4" w:space="0" w:color="CCCCCC"/>
-              <w:left w:val="single" w:sz="4" w:space="0" w:color="CCCCCC"/>
-              <w:bottom w:val="single" w:sz="4" w:space="0" w:color="CCCCCC"/>
-              <w:right w:val="single" w:sz="4" w:space="0" w:color="CCCCCC"/>
+              <w:bottom w:val="single" w:sz="4" w:space="4" w:color="E0E0E0"/>
             </w:tcBorders>
-            <w:vAlign w:val="top"/>
-            <w:shd w:val="clear" w:color="auto" w:fill="F5F8FB"/>
           </w:tcPr>
           <w:p>
             <w:pPr>
+              <w:keepNext/>
               <w:spacing w:before="40" w:after="40" w:line="264" w:lineRule="auto"/>
             </w:pPr>
             <w:r>
               <w:rPr>
                 <w:rFonts w:ascii="Arial" w:hAnsi="Arial"/>
                 <w:b w:val="0"/>
-                <w:i w:val="0"/>
+                <w:color w:val="1A1A1A"/>
                 <w:sz w:val="18"/>
               </w:rPr>
               <w:t>строки светов: выбор, Solo, видимость вьюпорт/рендер, удаление, кнопка интерактивной расстановки</w:t>
@@ -2304,23 +925,21 @@
         <w:tc>
           <w:tcPr>
             <w:tcW w:type="dxa" w:w="2381"/>
+            <w:vAlign w:val="top"/>
             <w:tcBorders>
-              <w:top w:val="single" w:sz="4" w:space="0" w:color="CCCCCC"/>
-              <w:left w:val="single" w:sz="4" w:space="0" w:color="CCCCCC"/>
-              <w:bottom w:val="single" w:sz="4" w:space="0" w:color="CCCCCC"/>
-              <w:right w:val="single" w:sz="4" w:space="0" w:color="CCCCCC"/>
+              <w:bottom w:val="single" w:sz="4" w:space="4" w:color="E0E0E0"/>
             </w:tcBorders>
-            <w:vAlign w:val="top"/>
           </w:tcPr>
           <w:p>
             <w:pPr>
+              <w:keepNext/>
               <w:spacing w:before="40" w:after="40" w:line="264" w:lineRule="auto"/>
             </w:pPr>
             <w:r>
               <w:rPr>
                 <w:rFonts w:ascii="Arial" w:hAnsi="Arial"/>
                 <w:b/>
-                <w:i w:val="0"/>
+                <w:color w:val="1A1A1A"/>
                 <w:sz w:val="18"/>
               </w:rPr>
               <w:t>Инлайн-настройки</w:t>
@@ -2330,23 +949,21 @@
         <w:tc>
           <w:tcPr>
             <w:tcW w:type="dxa" w:w="1814"/>
+            <w:vAlign w:val="top"/>
             <w:tcBorders>
-              <w:top w:val="single" w:sz="4" w:space="0" w:color="CCCCCC"/>
-              <w:left w:val="single" w:sz="4" w:space="0" w:color="CCCCCC"/>
-              <w:bottom w:val="single" w:sz="4" w:space="0" w:color="CCCCCC"/>
-              <w:right w:val="single" w:sz="4" w:space="0" w:color="CCCCCC"/>
+              <w:bottom w:val="single" w:sz="4" w:space="4" w:color="E0E0E0"/>
             </w:tcBorders>
-            <w:vAlign w:val="top"/>
           </w:tcPr>
           <w:p>
             <w:pPr>
+              <w:keepNext/>
               <w:spacing w:before="40" w:after="40" w:line="264" w:lineRule="auto"/>
             </w:pPr>
             <w:r>
               <w:rPr>
                 <w:rFonts w:ascii="Arial" w:hAnsi="Arial"/>
                 <w:b w:val="0"/>
-                <w:i w:val="0"/>
+                <w:color w:val="1A1A1A"/>
                 <w:sz w:val="18"/>
               </w:rPr>
               <w:t>кнопка ⚙ в строке</w:t>
@@ -2356,23 +973,21 @@
         <w:tc>
           <w:tcPr>
             <w:tcW w:type="dxa" w:w="5443"/>
+            <w:vAlign w:val="top"/>
             <w:tcBorders>
-              <w:top w:val="single" w:sz="4" w:space="0" w:color="CCCCCC"/>
-              <w:left w:val="single" w:sz="4" w:space="0" w:color="CCCCCC"/>
-              <w:bottom w:val="single" w:sz="4" w:space="0" w:color="CCCCCC"/>
-              <w:right w:val="single" w:sz="4" w:space="0" w:color="CCCCCC"/>
+              <w:bottom w:val="single" w:sz="4" w:space="4" w:color="E0E0E0"/>
             </w:tcBorders>
-            <w:vAlign w:val="top"/>
           </w:tcPr>
           <w:p>
             <w:pPr>
+              <w:keepNext/>
               <w:spacing w:before="40" w:after="40" w:line="264" w:lineRule="auto"/>
             </w:pPr>
             <w:r>
               <w:rPr>
                 <w:rFonts w:ascii="Arial" w:hAnsi="Arial"/>
                 <w:b w:val="0"/>
-                <w:i w:val="0"/>
+                <w:color w:val="1A1A1A"/>
                 <w:sz w:val="18"/>
               </w:rPr>
               <w:t>полные параметры светильника: цвет, Кельвины, тени, типовые параметры, ноды, линкинг, трансформы</w:t>
@@ -2387,24 +1002,21 @@
         <w:tc>
           <w:tcPr>
             <w:tcW w:type="dxa" w:w="2381"/>
+            <w:vAlign w:val="top"/>
             <w:tcBorders>
-              <w:top w:val="single" w:sz="4" w:space="0" w:color="CCCCCC"/>
-              <w:left w:val="single" w:sz="4" w:space="0" w:color="CCCCCC"/>
-              <w:bottom w:val="single" w:sz="4" w:space="0" w:color="CCCCCC"/>
-              <w:right w:val="single" w:sz="4" w:space="0" w:color="CCCCCC"/>
+              <w:bottom w:val="single" w:sz="4" w:space="4" w:color="E0E0E0"/>
             </w:tcBorders>
-            <w:vAlign w:val="top"/>
-            <w:shd w:val="clear" w:color="auto" w:fill="F5F8FB"/>
           </w:tcPr>
           <w:p>
             <w:pPr>
+              <w:keepNext/>
               <w:spacing w:before="40" w:after="40" w:line="264" w:lineRule="auto"/>
             </w:pPr>
             <w:r>
               <w:rPr>
                 <w:rFonts w:ascii="Arial" w:hAnsi="Arial"/>
                 <w:b/>
-                <w:i w:val="0"/>
+                <w:color w:val="1A1A1A"/>
                 <w:sz w:val="18"/>
               </w:rPr>
               <w:t>HDRI</w:t>
@@ -2414,24 +1026,21 @@
         <w:tc>
           <w:tcPr>
             <w:tcW w:type="dxa" w:w="1814"/>
+            <w:vAlign w:val="top"/>
             <w:tcBorders>
-              <w:top w:val="single" w:sz="4" w:space="0" w:color="CCCCCC"/>
-              <w:left w:val="single" w:sz="4" w:space="0" w:color="CCCCCC"/>
-              <w:bottom w:val="single" w:sz="4" w:space="0" w:color="CCCCCC"/>
-              <w:right w:val="single" w:sz="4" w:space="0" w:color="CCCCCC"/>
+              <w:bottom w:val="single" w:sz="4" w:space="4" w:color="E0E0E0"/>
             </w:tcBorders>
-            <w:vAlign w:val="top"/>
-            <w:shd w:val="clear" w:color="auto" w:fill="F5F8FB"/>
           </w:tcPr>
           <w:p>
             <w:pPr>
+              <w:keepNext/>
               <w:spacing w:before="40" w:after="40" w:line="264" w:lineRule="auto"/>
             </w:pPr>
             <w:r>
               <w:rPr>
                 <w:rFonts w:ascii="Arial" w:hAnsi="Arial"/>
                 <w:b w:val="0"/>
-                <w:i w:val="0"/>
+                <w:color w:val="1A1A1A"/>
                 <w:sz w:val="18"/>
               </w:rPr>
               <w:t>суб-панель</w:t>
@@ -2441,24 +1050,21 @@
         <w:tc>
           <w:tcPr>
             <w:tcW w:type="dxa" w:w="5443"/>
+            <w:vAlign w:val="top"/>
             <w:tcBorders>
-              <w:top w:val="single" w:sz="4" w:space="0" w:color="CCCCCC"/>
-              <w:left w:val="single" w:sz="4" w:space="0" w:color="CCCCCC"/>
-              <w:bottom w:val="single" w:sz="4" w:space="0" w:color="CCCCCC"/>
-              <w:right w:val="single" w:sz="4" w:space="0" w:color="CCCCCC"/>
+              <w:bottom w:val="single" w:sz="4" w:space="4" w:color="E0E0E0"/>
             </w:tcBorders>
-            <w:vAlign w:val="top"/>
-            <w:shd w:val="clear" w:color="auto" w:fill="F5F8FB"/>
           </w:tcPr>
           <w:p>
             <w:pPr>
+              <w:keepNext/>
               <w:spacing w:before="40" w:after="40" w:line="264" w:lineRule="auto"/>
             </w:pPr>
             <w:r>
               <w:rPr>
                 <w:rFonts w:ascii="Arial" w:hAnsi="Arial"/>
                 <w:b w:val="0"/>
-                <w:i w:val="0"/>
+                <w:color w:val="1A1A1A"/>
                 <w:sz w:val="18"/>
               </w:rPr>
               <w:t>браузер окружения: карусель, ротация, сила, Hide from Camera</w:t>
@@ -2473,23 +1079,21 @@
         <w:tc>
           <w:tcPr>
             <w:tcW w:type="dxa" w:w="2381"/>
+            <w:vAlign w:val="top"/>
             <w:tcBorders>
-              <w:top w:val="single" w:sz="4" w:space="0" w:color="CCCCCC"/>
-              <w:left w:val="single" w:sz="4" w:space="0" w:color="CCCCCC"/>
-              <w:bottom w:val="single" w:sz="4" w:space="0" w:color="CCCCCC"/>
-              <w:right w:val="single" w:sz="4" w:space="0" w:color="CCCCCC"/>
+              <w:bottom w:val="single" w:sz="4" w:space="4" w:color="E0E0E0"/>
             </w:tcBorders>
-            <w:vAlign w:val="top"/>
           </w:tcPr>
           <w:p>
             <w:pPr>
+              <w:keepNext/>
               <w:spacing w:before="40" w:after="40" w:line="264" w:lineRule="auto"/>
             </w:pPr>
             <w:r>
               <w:rPr>
                 <w:rFonts w:ascii="Arial" w:hAnsi="Arial"/>
                 <w:b/>
-                <w:i w:val="0"/>
+                <w:color w:val="1A1A1A"/>
                 <w:sz w:val="18"/>
               </w:rPr>
               <w:t>Sun</w:t>
@@ -2499,23 +1103,21 @@
         <w:tc>
           <w:tcPr>
             <w:tcW w:type="dxa" w:w="1814"/>
+            <w:vAlign w:val="top"/>
             <w:tcBorders>
-              <w:top w:val="single" w:sz="4" w:space="0" w:color="CCCCCC"/>
-              <w:left w:val="single" w:sz="4" w:space="0" w:color="CCCCCC"/>
-              <w:bottom w:val="single" w:sz="4" w:space="0" w:color="CCCCCC"/>
-              <w:right w:val="single" w:sz="4" w:space="0" w:color="CCCCCC"/>
+              <w:bottom w:val="single" w:sz="4" w:space="4" w:color="E0E0E0"/>
             </w:tcBorders>
-            <w:vAlign w:val="top"/>
           </w:tcPr>
           <w:p>
             <w:pPr>
+              <w:keepNext/>
               <w:spacing w:before="40" w:after="40" w:line="264" w:lineRule="auto"/>
             </w:pPr>
             <w:r>
               <w:rPr>
                 <w:rFonts w:ascii="Arial" w:hAnsi="Arial"/>
                 <w:b w:val="0"/>
-                <w:i w:val="0"/>
+                <w:color w:val="1A1A1A"/>
                 <w:sz w:val="18"/>
               </w:rPr>
               <w:t>суб-панель</w:t>
@@ -2525,23 +1127,21 @@
         <w:tc>
           <w:tcPr>
             <w:tcW w:type="dxa" w:w="5443"/>
+            <w:vAlign w:val="top"/>
             <w:tcBorders>
-              <w:top w:val="single" w:sz="4" w:space="0" w:color="CCCCCC"/>
-              <w:left w:val="single" w:sz="4" w:space="0" w:color="CCCCCC"/>
-              <w:bottom w:val="single" w:sz="4" w:space="0" w:color="CCCCCC"/>
-              <w:right w:val="single" w:sz="4" w:space="0" w:color="CCCCCC"/>
+              <w:bottom w:val="single" w:sz="4" w:space="4" w:color="E0E0E0"/>
             </w:tcBorders>
-            <w:vAlign w:val="top"/>
           </w:tcPr>
           <w:p>
             <w:pPr>
+              <w:keepNext/>
               <w:spacing w:before="40" w:after="40" w:line="264" w:lineRule="auto"/>
             </w:pPr>
             <w:r>
               <w:rPr>
                 <w:rFonts w:ascii="Arial" w:hAnsi="Arial"/>
                 <w:b w:val="0"/>
-                <w:i w:val="0"/>
+                <w:color w:val="1A1A1A"/>
                 <w:sz w:val="18"/>
               </w:rPr>
               <w:t>наведение солнца по времени, дате и локации, пресеты дня</w:t>
@@ -2556,24 +1156,21 @@
         <w:tc>
           <w:tcPr>
             <w:tcW w:type="dxa" w:w="2381"/>
+            <w:vAlign w:val="top"/>
             <w:tcBorders>
-              <w:top w:val="single" w:sz="4" w:space="0" w:color="CCCCCC"/>
-              <w:left w:val="single" w:sz="4" w:space="0" w:color="CCCCCC"/>
-              <w:bottom w:val="single" w:sz="4" w:space="0" w:color="CCCCCC"/>
-              <w:right w:val="single" w:sz="4" w:space="0" w:color="CCCCCC"/>
+              <w:bottom w:val="single" w:sz="4" w:space="4" w:color="E0E0E0"/>
             </w:tcBorders>
-            <w:vAlign w:val="top"/>
-            <w:shd w:val="clear" w:color="auto" w:fill="F5F8FB"/>
           </w:tcPr>
           <w:p>
             <w:pPr>
+              <w:keepNext/>
               <w:spacing w:before="40" w:after="40" w:line="264" w:lineRule="auto"/>
             </w:pPr>
             <w:r>
               <w:rPr>
                 <w:rFonts w:ascii="Arial" w:hAnsi="Arial"/>
                 <w:b/>
-                <w:i w:val="0"/>
+                <w:color w:val="1A1A1A"/>
                 <w:sz w:val="18"/>
               </w:rPr>
               <w:t>IES</w:t>
@@ -2583,24 +1180,21 @@
         <w:tc>
           <w:tcPr>
             <w:tcW w:type="dxa" w:w="1814"/>
+            <w:vAlign w:val="top"/>
             <w:tcBorders>
-              <w:top w:val="single" w:sz="4" w:space="0" w:color="CCCCCC"/>
-              <w:left w:val="single" w:sz="4" w:space="0" w:color="CCCCCC"/>
-              <w:bottom w:val="single" w:sz="4" w:space="0" w:color="CCCCCC"/>
-              <w:right w:val="single" w:sz="4" w:space="0" w:color="CCCCCC"/>
+              <w:bottom w:val="single" w:sz="4" w:space="4" w:color="E0E0E0"/>
             </w:tcBorders>
-            <w:vAlign w:val="top"/>
-            <w:shd w:val="clear" w:color="auto" w:fill="F5F8FB"/>
           </w:tcPr>
           <w:p>
             <w:pPr>
+              <w:keepNext/>
               <w:spacing w:before="40" w:after="40" w:line="264" w:lineRule="auto"/>
             </w:pPr>
             <w:r>
               <w:rPr>
                 <w:rFonts w:ascii="Arial" w:hAnsi="Arial"/>
                 <w:b w:val="0"/>
-                <w:i w:val="0"/>
+                <w:color w:val="1A1A1A"/>
                 <w:sz w:val="18"/>
               </w:rPr>
               <w:t>суб-панель</w:t>
@@ -2610,24 +1204,21 @@
         <w:tc>
           <w:tcPr>
             <w:tcW w:type="dxa" w:w="5443"/>
+            <w:vAlign w:val="top"/>
             <w:tcBorders>
-              <w:top w:val="single" w:sz="4" w:space="0" w:color="CCCCCC"/>
-              <w:left w:val="single" w:sz="4" w:space="0" w:color="CCCCCC"/>
-              <w:bottom w:val="single" w:sz="4" w:space="0" w:color="CCCCCC"/>
-              <w:right w:val="single" w:sz="4" w:space="0" w:color="CCCCCC"/>
+              <w:bottom w:val="single" w:sz="4" w:space="4" w:color="E0E0E0"/>
             </w:tcBorders>
-            <w:vAlign w:val="top"/>
-            <w:shd w:val="clear" w:color="auto" w:fill="F5F8FB"/>
           </w:tcPr>
           <w:p>
             <w:pPr>
+              <w:keepNext/>
               <w:spacing w:before="40" w:after="40" w:line="264" w:lineRule="auto"/>
             </w:pPr>
             <w:r>
               <w:rPr>
                 <w:rFonts w:ascii="Arial" w:hAnsi="Arial"/>
                 <w:b w:val="0"/>
-                <w:i w:val="0"/>
+                <w:color w:val="1A1A1A"/>
                 <w:sz w:val="18"/>
               </w:rPr>
               <w:t>браузер IES-профилей для Point и Spot</w:t>
@@ -2642,23 +1233,21 @@
         <w:tc>
           <w:tcPr>
             <w:tcW w:type="dxa" w:w="2381"/>
+            <w:vAlign w:val="top"/>
             <w:tcBorders>
-              <w:top w:val="single" w:sz="4" w:space="0" w:color="CCCCCC"/>
-              <w:left w:val="single" w:sz="4" w:space="0" w:color="CCCCCC"/>
-              <w:bottom w:val="single" w:sz="4" w:space="0" w:color="CCCCCC"/>
-              <w:right w:val="single" w:sz="4" w:space="0" w:color="CCCCCC"/>
+              <w:bottom w:val="single" w:sz="4" w:space="4" w:color="E0E0E0"/>
             </w:tcBorders>
-            <w:vAlign w:val="top"/>
           </w:tcPr>
           <w:p>
             <w:pPr>
+              <w:keepNext/>
               <w:spacing w:before="40" w:after="40" w:line="264" w:lineRule="auto"/>
             </w:pPr>
             <w:r>
               <w:rPr>
                 <w:rFonts w:ascii="Arial" w:hAnsi="Arial"/>
                 <w:b/>
-                <w:i w:val="0"/>
+                <w:color w:val="1A1A1A"/>
                 <w:sz w:val="18"/>
               </w:rPr>
               <w:t>Presets</w:t>
@@ -2668,23 +1257,21 @@
         <w:tc>
           <w:tcPr>
             <w:tcW w:type="dxa" w:w="1814"/>
+            <w:vAlign w:val="top"/>
             <w:tcBorders>
-              <w:top w:val="single" w:sz="4" w:space="0" w:color="CCCCCC"/>
-              <w:left w:val="single" w:sz="4" w:space="0" w:color="CCCCCC"/>
-              <w:bottom w:val="single" w:sz="4" w:space="0" w:color="CCCCCC"/>
-              <w:right w:val="single" w:sz="4" w:space="0" w:color="CCCCCC"/>
+              <w:bottom w:val="single" w:sz="4" w:space="4" w:color="E0E0E0"/>
             </w:tcBorders>
-            <w:vAlign w:val="top"/>
           </w:tcPr>
           <w:p>
             <w:pPr>
+              <w:keepNext/>
               <w:spacing w:before="40" w:after="40" w:line="264" w:lineRule="auto"/>
             </w:pPr>
             <w:r>
               <w:rPr>
                 <w:rFonts w:ascii="Arial" w:hAnsi="Arial"/>
                 <w:b w:val="0"/>
-                <w:i w:val="0"/>
+                <w:color w:val="1A1A1A"/>
                 <w:sz w:val="18"/>
               </w:rPr>
               <w:t>суб-панель</w:t>
@@ -2694,23 +1281,21 @@
         <w:tc>
           <w:tcPr>
             <w:tcW w:type="dxa" w:w="5443"/>
+            <w:vAlign w:val="top"/>
             <w:tcBorders>
-              <w:top w:val="single" w:sz="4" w:space="0" w:color="CCCCCC"/>
-              <w:left w:val="single" w:sz="4" w:space="0" w:color="CCCCCC"/>
-              <w:bottom w:val="single" w:sz="4" w:space="0" w:color="CCCCCC"/>
-              <w:right w:val="single" w:sz="4" w:space="0" w:color="CCCCCC"/>
+              <w:bottom w:val="single" w:sz="4" w:space="4" w:color="E0E0E0"/>
             </w:tcBorders>
-            <w:vAlign w:val="top"/>
           </w:tcPr>
           <w:p>
             <w:pPr>
+              <w:keepNext/>
               <w:spacing w:before="40" w:after="40" w:line="264" w:lineRule="auto"/>
             </w:pPr>
             <w:r>
               <w:rPr>
                 <w:rFonts w:ascii="Arial" w:hAnsi="Arial"/>
                 <w:b w:val="0"/>
-                <w:i w:val="0"/>
+                <w:color w:val="1A1A1A"/>
                 <w:sz w:val="18"/>
               </w:rPr>
               <w:t>световые схемы: пакеты, карусель, интенсивность, поворот, флип, избранное</w:t>
@@ -2725,14 +1310,10 @@
         <w:tc>
           <w:tcPr>
             <w:tcW w:type="dxa" w:w="2381"/>
+            <w:vAlign w:val="top"/>
             <w:tcBorders>
-              <w:top w:val="single" w:sz="4" w:space="0" w:color="CCCCCC"/>
-              <w:left w:val="single" w:sz="4" w:space="0" w:color="CCCCCC"/>
-              <w:bottom w:val="single" w:sz="4" w:space="0" w:color="CCCCCC"/>
-              <w:right w:val="single" w:sz="4" w:space="0" w:color="CCCCCC"/>
+              <w:bottom w:val="single" w:sz="8" w:space="4" w:color="000000"/>
             </w:tcBorders>
-            <w:vAlign w:val="top"/>
-            <w:shd w:val="clear" w:color="auto" w:fill="F5F8FB"/>
           </w:tcPr>
           <w:p>
             <w:pPr>
@@ -2742,7 +1323,7 @@
               <w:rPr>
                 <w:rFonts w:ascii="Arial" w:hAnsi="Arial"/>
                 <w:b/>
-                <w:i w:val="0"/>
+                <w:color w:val="1A1A1A"/>
                 <w:sz w:val="18"/>
               </w:rPr>
               <w:t>Gobo</w:t>
@@ -2752,14 +1333,10 @@
         <w:tc>
           <w:tcPr>
             <w:tcW w:type="dxa" w:w="1814"/>
+            <w:vAlign w:val="top"/>
             <w:tcBorders>
-              <w:top w:val="single" w:sz="4" w:space="0" w:color="CCCCCC"/>
-              <w:left w:val="single" w:sz="4" w:space="0" w:color="CCCCCC"/>
-              <w:bottom w:val="single" w:sz="4" w:space="0" w:color="CCCCCC"/>
-              <w:right w:val="single" w:sz="4" w:space="0" w:color="CCCCCC"/>
+              <w:bottom w:val="single" w:sz="8" w:space="4" w:color="000000"/>
             </w:tcBorders>
-            <w:vAlign w:val="top"/>
-            <w:shd w:val="clear" w:color="auto" w:fill="F5F8FB"/>
           </w:tcPr>
           <w:p>
             <w:pPr>
@@ -2769,7 +1346,7 @@
               <w:rPr>
                 <w:rFonts w:ascii="Arial" w:hAnsi="Arial"/>
                 <w:b w:val="0"/>
-                <w:i w:val="0"/>
+                <w:color w:val="1A1A1A"/>
                 <w:sz w:val="18"/>
               </w:rPr>
               <w:t>суб-панель</w:t>
@@ -2779,14 +1356,10 @@
         <w:tc>
           <w:tcPr>
             <w:tcW w:type="dxa" w:w="5443"/>
+            <w:vAlign w:val="top"/>
             <w:tcBorders>
-              <w:top w:val="single" w:sz="4" w:space="0" w:color="CCCCCC"/>
-              <w:left w:val="single" w:sz="4" w:space="0" w:color="CCCCCC"/>
-              <w:bottom w:val="single" w:sz="4" w:space="0" w:color="CCCCCC"/>
-              <w:right w:val="single" w:sz="4" w:space="0" w:color="CCCCCC"/>
+              <w:bottom w:val="single" w:sz="8" w:space="4" w:color="000000"/>
             </w:tcBorders>
-            <w:vAlign w:val="top"/>
-            <w:shd w:val="clear" w:color="auto" w:fill="F5F8FB"/>
           </w:tcPr>
           <w:p>
             <w:pPr>
@@ -2796,7 +1369,7 @@
               <w:rPr>
                 <w:rFonts w:ascii="Arial" w:hAnsi="Arial"/>
                 <w:b w:val="0"/>
-                <w:i w:val="0"/>
+                <w:color w:val="1A1A1A"/>
                 <w:sz w:val="18"/>
               </w:rPr>
               <w:t>проекция текстуры из активного светильника с ручками на каждом свете</w:t>
@@ -2807,16 +1380,35 @@
     </w:tbl>
     <w:p>
       <w:pPr>
-        <w:spacing w:after="80" w:before="0" w:line="240" w:lineRule="auto"/>
+        <w:spacing w:after="80" w:line="240" w:lineRule="auto"/>
       </w:pPr>
     </w:p>
     <w:p>
       <w:pPr>
         <w:pStyle w:val="Heading1"/>
+        <w:pBdr>
+          <w:left w:val="single" w:sz="24" w:space="8" w:color="C82823"/>
+        </w:pBdr>
       </w:pPr>
       <w:bookmarkStart w:id="100005" w:name="_Toc100005"/>
       <w:r>
-        <w:t>2. Установка</w:t>
+        <w:rPr>
+          <w:rFonts w:ascii="Century Gothic" w:hAnsi="Century Gothic"/>
+          <w:b/>
+          <w:color w:val="000000"/>
+          <w:sz w:val="30"/>
+        </w:rPr>
+        <w:t xml:space="preserve">2. </w:t>
+      </w:r>
+      <w:r>
+        <w:rPr>
+          <w:rFonts w:ascii="Century Gothic" w:hAnsi="Century Gothic"/>
+          <w:b/>
+          <w:color w:val="000000"/>
+          <w:sz w:val="30"/>
+          <w:spacing w:val="20"/>
+        </w:rPr>
+        <w:t>УСТАНОВКА</w:t>
       </w:r>
       <w:bookmarkEnd w:id="100005"/>
     </w:p>
@@ -2828,6 +1420,7 @@
         <w:rPr>
           <w:rFonts w:ascii="Arial" w:hAnsi="Arial"/>
           <w:i w:val="0"/>
+          <w:color w:val="1A1A1A"/>
           <w:sz w:val="19"/>
         </w:rPr>
         <w:t>Скачайте zip последнего релиза: github.com/abyrvalg379/LAMPOCHKA → Releases → ассет lampochka_extension.zip.</w:t>
@@ -2841,6 +1434,7 @@
         <w:rPr>
           <w:rFonts w:ascii="Arial" w:hAnsi="Arial"/>
           <w:i w:val="0"/>
+          <w:color w:val="1A1A1A"/>
           <w:sz w:val="19"/>
         </w:rPr>
         <w:t>Blender → Edit → Preferences → Get Extensions → ⚙ → Install from Disk → выберите zip. Так же возможна установка через drag-and-drop.</w:t>
@@ -2854,6 +1448,7 @@
         <w:rPr>
           <w:rFonts w:ascii="Arial" w:hAnsi="Arial"/>
           <w:i w:val="0"/>
+          <w:color w:val="1A1A1A"/>
           <w:sz w:val="19"/>
         </w:rPr>
         <w:t>Убедитесь, что расширение LAMPOCHKA включено (галочка).</w:t>
@@ -2867,6 +1462,7 @@
         <w:rPr>
           <w:rFonts w:ascii="Arial" w:hAnsi="Arial"/>
           <w:i w:val="0"/>
+          <w:color w:val="1A1A1A"/>
           <w:sz w:val="19"/>
         </w:rPr>
         <w:t>Панель появится в N-панели 3D-вьюпорта (клавиша N) → вкладка LAMPOCHKA. Версия показана прямо в заголовке панели.</w:t>
@@ -2880,6 +1476,7 @@
         <w:rPr>
           <w:rFonts w:ascii="Arial" w:hAnsi="Arial"/>
           <w:i w:val="0"/>
+          <w:color w:val="1A1A1A"/>
           <w:sz w:val="19"/>
         </w:rPr>
         <w:t>Обновление: скачайте новый zip и установите его тем же способом - поверх старой версии. Настройки и папки библиотек сохраняются.</w:t>
@@ -2890,6 +1487,7 @@
         <w:rPr>
           <w:rFonts w:ascii="Arial" w:hAnsi="Arial"/>
           <w:i w:val="0"/>
+          <w:color w:val="1A1A1A"/>
           <w:sz w:val="19"/>
         </w:rPr>
         <w:t>После установки загляните в Preferences → Add-ons (или Get Extensions) → LAMPOCHKA: там живут папки по умолчанию для HDRI, IES, гобо и пресетов, а так же список установленных пакетов пресетов. Указать папки можно и позже - прямо из панели.</w:t>
@@ -2898,10 +1496,29 @@
     <w:p>
       <w:pPr>
         <w:pStyle w:val="Heading1"/>
+        <w:pBdr>
+          <w:left w:val="single" w:sz="24" w:space="8" w:color="C82823"/>
+        </w:pBdr>
       </w:pPr>
       <w:bookmarkStart w:id="100006" w:name="_Toc100006"/>
       <w:r>
-        <w:t>3. Быстрый старт</w:t>
+        <w:rPr>
+          <w:rFonts w:ascii="Century Gothic" w:hAnsi="Century Gothic"/>
+          <w:b/>
+          <w:color w:val="000000"/>
+          <w:sz w:val="30"/>
+        </w:rPr>
+        <w:t xml:space="preserve">3. </w:t>
+      </w:r>
+      <w:r>
+        <w:rPr>
+          <w:rFonts w:ascii="Century Gothic" w:hAnsi="Century Gothic"/>
+          <w:b/>
+          <w:color w:val="000000"/>
+          <w:sz w:val="30"/>
+          <w:spacing w:val="20"/>
+        </w:rPr>
+        <w:t>БЫСТРЫЙ СТАРТ</w:t>
       </w:r>
       <w:bookmarkEnd w:id="100006"/>
     </w:p>
@@ -2910,6 +1527,7 @@
         <w:rPr>
           <w:rFonts w:ascii="Arial" w:hAnsi="Arial"/>
           <w:i w:val="0"/>
+          <w:color w:val="1A1A1A"/>
           <w:sz w:val="19"/>
         </w:rPr>
         <w:t>Шесть шагов, чтобы поставить свет и получить первый кадр:</w:t>
@@ -2923,6 +1541,7 @@
         <w:rPr>
           <w:rFonts w:ascii="Arial" w:hAnsi="Arial"/>
           <w:i w:val="0"/>
+          <w:color w:val="1A1A1A"/>
           <w:sz w:val="19"/>
         </w:rPr>
         <w:t>Откройте N-панель (N) → вкладка LAMPOCHKA. В шапке списка нажмите Add и выберите тип - Point, Sun, Spot или Area.</w:t>
@@ -2936,6 +1555,7 @@
         <w:rPr>
           <w:rFonts w:ascii="Arial" w:hAnsi="Arial"/>
           <w:i w:val="0"/>
+          <w:color w:val="1A1A1A"/>
           <w:sz w:val="19"/>
         </w:rPr>
         <w:t>Кнопка FACESEL рядом с Add - «свет на поверхность»: свет создаётся под курсором и скользит по поверхностям, ориентируясь по нормалям. ЛКМ или Enter - поставить, ПКМ или Esc - отменить.</w:t>
@@ -2949,6 +1569,7 @@
         <w:rPr>
           <w:rFonts w:ascii="Arial" w:hAnsi="Arial"/>
           <w:i w:val="0"/>
+          <w:color w:val="1A1A1A"/>
           <w:sz w:val="19"/>
         </w:rPr>
         <w:t>Кликните по имени света - он выберется во вьюпорте. Кнопка ⚙ в строке раскроет настройки: цвет, мощность, тени. Для бытового света включите Кельвины и задайте температуру вместо подгонки цвета на глаз.</w:t>
@@ -2962,6 +1583,7 @@
         <w:rPr>
           <w:rFonts w:ascii="Arial" w:hAnsi="Arial"/>
           <w:i w:val="0"/>
+          <w:color w:val="1A1A1A"/>
           <w:sz w:val="19"/>
         </w:rPr>
         <w:t>Разверните суб-панель HDRI, укажите папку с .exr/.hdr и листайте карусель стрелками - каждое окружение применяется сразу. Ротация - тумблер Rotate: Shift+RMB, затем драг Shift + ПКМ.</w:t>
@@ -2975,6 +1597,7 @@
         <w:rPr>
           <w:rFonts w:ascii="Arial" w:hAnsi="Arial"/>
           <w:i w:val="0"/>
+          <w:color w:val="1A1A1A"/>
           <w:sz w:val="19"/>
         </w:rPr>
         <w:t>Добейтесь положения кнопкой-курсором в строке светильника (интерактивная расстановка): свет едет за курсором, Alt прижимает его к поверхности, колесо меняет мощность.</w:t>
@@ -2988,6 +1611,7 @@
         <w:rPr>
           <w:rFonts w:ascii="Arial" w:hAnsi="Arial"/>
           <w:i w:val="0"/>
+          <w:color w:val="1A1A1A"/>
           <w:sz w:val="19"/>
         </w:rPr>
         <w:t>Рендерьте. Сохранить схему на будущее - суб-панель Presets → Save Setup.</w:t>
@@ -2996,10 +1620,29 @@
     <w:p>
       <w:pPr>
         <w:pStyle w:val="Heading1"/>
+        <w:pBdr>
+          <w:left w:val="single" w:sz="24" w:space="8" w:color="C82823"/>
+        </w:pBdr>
       </w:pPr>
       <w:bookmarkStart w:id="100007" w:name="_Toc100007"/>
       <w:r>
-        <w:t>4. Список светильников</w:t>
+        <w:rPr>
+          <w:rFonts w:ascii="Century Gothic" w:hAnsi="Century Gothic"/>
+          <w:b/>
+          <w:color w:val="000000"/>
+          <w:sz w:val="30"/>
+        </w:rPr>
+        <w:t xml:space="preserve">4. </w:t>
+      </w:r>
+      <w:r>
+        <w:rPr>
+          <w:rFonts w:ascii="Century Gothic" w:hAnsi="Century Gothic"/>
+          <w:b/>
+          <w:color w:val="000000"/>
+          <w:sz w:val="30"/>
+          <w:spacing w:val="20"/>
+        </w:rPr>
+        <w:t>СПИСОК СВЕТИЛЬНИКОВ</w:t>
       </w:r>
       <w:bookmarkEnd w:id="100007"/>
     </w:p>
@@ -3018,6 +1661,7 @@
         <w:rPr>
           <w:rFonts w:ascii="Arial" w:hAnsi="Arial"/>
           <w:i w:val="0"/>
+          <w:color w:val="1A1A1A"/>
           <w:sz w:val="19"/>
         </w:rPr>
         <w:t>Каждый свет сцены - отдельная строка: иконка типа (Point / Sun / Spot / Area), имя, и справа - служебные кнопки. Список имеет фиксированную высоту восемь строк со скроллом: панель не прыгает, сколько бы светов ни было. Фильтр по имени над списком отсеивает лишнее.</w:t>
@@ -3025,7 +1669,6 @@
     </w:p>
     <w:tbl>
       <w:tblPr>
-        <w:tblStyle w:val="TableGrid"/>
         <w:tblW w:type="auto" w:w="0"/>
         <w:tblLayout w:type="fixed"/>
         <w:tblLook w:firstColumn="1" w:firstRow="1" w:lastColumn="0" w:lastRow="0" w:noHBand="0" w:noVBand="1" w:val="04A0"/>
@@ -3037,67 +1680,60 @@
         </w:tblCellMar>
       </w:tblPr>
       <w:tblGrid>
-        <w:gridCol w:w="4680"/>
-        <w:gridCol w:w="4680"/>
+        <w:gridCol w:w="4706"/>
+        <w:gridCol w:w="4706"/>
       </w:tblGrid>
       <w:tr>
         <w:trPr>
           <w:cantSplit/>
-          <w:tblHeader/>
         </w:trPr>
         <w:tc>
           <w:tcPr>
             <w:tcW w:type="dxa" w:w="2494"/>
+            <w:vAlign w:val="top"/>
             <w:tcBorders>
-              <w:top w:val="single" w:sz="4" w:space="0" w:color="CCCCCC"/>
-              <w:left w:val="single" w:sz="4" w:space="0" w:color="CCCCCC"/>
-              <w:bottom w:val="single" w:sz="4" w:space="0" w:color="CCCCCC"/>
-              <w:right w:val="single" w:sz="4" w:space="0" w:color="CCCCCC"/>
+              <w:bottom w:val="single" w:sz="12" w:space="4" w:color="C82823"/>
             </w:tcBorders>
-            <w:vAlign w:val="top"/>
-            <w:shd w:val="clear" w:color="auto" w:fill="2E75B5"/>
           </w:tcPr>
           <w:p>
             <w:pPr>
+              <w:keepNext/>
               <w:spacing w:before="40" w:after="40" w:line="264" w:lineRule="auto"/>
             </w:pPr>
             <w:r>
               <w:rPr>
-                <w:rFonts w:ascii="Arial" w:hAnsi="Arial"/>
+                <w:rFonts w:ascii="Century Gothic" w:hAnsi="Century Gothic"/>
                 <w:b/>
-                <w:i w:val="0"/>
-                <w:color w:val="FFFFFF"/>
-                <w:sz w:val="18"/>
+                <w:color w:val="000000"/>
+                <w:sz w:val="17"/>
+                <w:spacing w:val="20"/>
               </w:rPr>
-              <w:t>Элемент</w:t>
+              <w:t>ЭЛЕМЕНТ</w:t>
             </w:r>
           </w:p>
         </w:tc>
         <w:tc>
           <w:tcPr>
             <w:tcW w:type="dxa" w:w="7143"/>
+            <w:vAlign w:val="top"/>
             <w:tcBorders>
-              <w:top w:val="single" w:sz="4" w:space="0" w:color="CCCCCC"/>
-              <w:left w:val="single" w:sz="4" w:space="0" w:color="CCCCCC"/>
-              <w:bottom w:val="single" w:sz="4" w:space="0" w:color="CCCCCC"/>
-              <w:right w:val="single" w:sz="4" w:space="0" w:color="CCCCCC"/>
+              <w:bottom w:val="single" w:sz="12" w:space="4" w:color="C82823"/>
             </w:tcBorders>
-            <w:vAlign w:val="top"/>
-            <w:shd w:val="clear" w:color="auto" w:fill="2E75B5"/>
           </w:tcPr>
           <w:p>
             <w:pPr>
+              <w:keepNext/>
               <w:spacing w:before="40" w:after="40" w:line="264" w:lineRule="auto"/>
             </w:pPr>
             <w:r>
               <w:rPr>
-                <w:rFonts w:ascii="Arial" w:hAnsi="Arial"/>
+                <w:rFonts w:ascii="Century Gothic" w:hAnsi="Century Gothic"/>
                 <w:b/>
-                <w:i w:val="0"/>
-                <w:color w:val="FFFFFF"/>
-                <w:sz w:val="18"/>
+                <w:color w:val="000000"/>
+                <w:sz w:val="17"/>
+                <w:spacing w:val="20"/>
               </w:rPr>
-              <w:t>Действие</w:t>
+              <w:t>ДЕЙСТВИЕ</w:t>
             </w:r>
           </w:p>
         </w:tc>
@@ -3109,23 +1745,21 @@
         <w:tc>
           <w:tcPr>
             <w:tcW w:type="dxa" w:w="2494"/>
+            <w:vAlign w:val="top"/>
             <w:tcBorders>
-              <w:top w:val="single" w:sz="4" w:space="0" w:color="CCCCCC"/>
-              <w:left w:val="single" w:sz="4" w:space="0" w:color="CCCCCC"/>
-              <w:bottom w:val="single" w:sz="4" w:space="0" w:color="CCCCCC"/>
-              <w:right w:val="single" w:sz="4" w:space="0" w:color="CCCCCC"/>
+              <w:bottom w:val="single" w:sz="4" w:space="4" w:color="E0E0E0"/>
             </w:tcBorders>
-            <w:vAlign w:val="top"/>
           </w:tcPr>
           <w:p>
             <w:pPr>
+              <w:keepNext/>
               <w:spacing w:before="40" w:after="40" w:line="264" w:lineRule="auto"/>
             </w:pPr>
             <w:r>
               <w:rPr>
                 <w:rFonts w:ascii="Arial" w:hAnsi="Arial"/>
                 <w:b/>
-                <w:i w:val="0"/>
+                <w:color w:val="1A1A1A"/>
                 <w:sz w:val="18"/>
               </w:rPr>
               <w:t>клик по имени</w:t>
@@ -3135,23 +1769,21 @@
         <w:tc>
           <w:tcPr>
             <w:tcW w:type="dxa" w:w="7143"/>
+            <w:vAlign w:val="top"/>
             <w:tcBorders>
-              <w:top w:val="single" w:sz="4" w:space="0" w:color="CCCCCC"/>
-              <w:left w:val="single" w:sz="4" w:space="0" w:color="CCCCCC"/>
-              <w:bottom w:val="single" w:sz="4" w:space="0" w:color="CCCCCC"/>
-              <w:right w:val="single" w:sz="4" w:space="0" w:color="CCCCCC"/>
+              <w:bottom w:val="single" w:sz="4" w:space="4" w:color="E0E0E0"/>
             </w:tcBorders>
-            <w:vAlign w:val="top"/>
           </w:tcPr>
           <w:p>
             <w:pPr>
+              <w:keepNext/>
               <w:spacing w:before="40" w:after="40" w:line="264" w:lineRule="auto"/>
             </w:pPr>
             <w:r>
               <w:rPr>
                 <w:rFonts w:ascii="Arial" w:hAnsi="Arial"/>
                 <w:b w:val="0"/>
-                <w:i w:val="0"/>
+                <w:color w:val="1A1A1A"/>
                 <w:sz w:val="18"/>
               </w:rPr>
               <w:t>выбрать светильник во вьюпорте (и наоборот: выбор во вьюпорте подсвечивает строку)</w:t>
@@ -3166,24 +1798,21 @@
         <w:tc>
           <w:tcPr>
             <w:tcW w:type="dxa" w:w="2494"/>
+            <w:vAlign w:val="top"/>
             <w:tcBorders>
-              <w:top w:val="single" w:sz="4" w:space="0" w:color="CCCCCC"/>
-              <w:left w:val="single" w:sz="4" w:space="0" w:color="CCCCCC"/>
-              <w:bottom w:val="single" w:sz="4" w:space="0" w:color="CCCCCC"/>
-              <w:right w:val="single" w:sz="4" w:space="0" w:color="CCCCCC"/>
+              <w:bottom w:val="single" w:sz="4" w:space="4" w:color="E0E0E0"/>
             </w:tcBorders>
-            <w:vAlign w:val="top"/>
-            <w:shd w:val="clear" w:color="auto" w:fill="F5F8FB"/>
           </w:tcPr>
           <w:p>
             <w:pPr>
+              <w:keepNext/>
               <w:spacing w:before="40" w:after="40" w:line="264" w:lineRule="auto"/>
             </w:pPr>
             <w:r>
               <w:rPr>
                 <w:rFonts w:ascii="Arial" w:hAnsi="Arial"/>
                 <w:b/>
-                <w:i w:val="0"/>
+                <w:color w:val="1A1A1A"/>
                 <w:sz w:val="18"/>
               </w:rPr>
               <w:t>⚙</w:t>
@@ -3193,24 +1822,21 @@
         <w:tc>
           <w:tcPr>
             <w:tcW w:type="dxa" w:w="7143"/>
+            <w:vAlign w:val="top"/>
             <w:tcBorders>
-              <w:top w:val="single" w:sz="4" w:space="0" w:color="CCCCCC"/>
-              <w:left w:val="single" w:sz="4" w:space="0" w:color="CCCCCC"/>
-              <w:bottom w:val="single" w:sz="4" w:space="0" w:color="CCCCCC"/>
-              <w:right w:val="single" w:sz="4" w:space="0" w:color="CCCCCC"/>
+              <w:bottom w:val="single" w:sz="4" w:space="4" w:color="E0E0E0"/>
             </w:tcBorders>
-            <w:vAlign w:val="top"/>
-            <w:shd w:val="clear" w:color="auto" w:fill="F5F8FB"/>
           </w:tcPr>
           <w:p>
             <w:pPr>
+              <w:keepNext/>
               <w:spacing w:before="40" w:after="40" w:line="264" w:lineRule="auto"/>
             </w:pPr>
             <w:r>
               <w:rPr>
                 <w:rFonts w:ascii="Arial" w:hAnsi="Arial"/>
                 <w:b w:val="0"/>
-                <w:i w:val="0"/>
+                <w:color w:val="1A1A1A"/>
                 <w:sz w:val="18"/>
               </w:rPr>
               <w:t>раскрыть инлайн-настройки светильника (раздел 5)</w:t>
@@ -3225,23 +1851,21 @@
         <w:tc>
           <w:tcPr>
             <w:tcW w:type="dxa" w:w="2494"/>
+            <w:vAlign w:val="top"/>
             <w:tcBorders>
-              <w:top w:val="single" w:sz="4" w:space="0" w:color="CCCCCC"/>
-              <w:left w:val="single" w:sz="4" w:space="0" w:color="CCCCCC"/>
-              <w:bottom w:val="single" w:sz="4" w:space="0" w:color="CCCCCC"/>
-              <w:right w:val="single" w:sz="4" w:space="0" w:color="CCCCCC"/>
+              <w:bottom w:val="single" w:sz="4" w:space="4" w:color="E0E0E0"/>
             </w:tcBorders>
-            <w:vAlign w:val="top"/>
           </w:tcPr>
           <w:p>
             <w:pPr>
+              <w:keepNext/>
               <w:spacing w:before="40" w:after="40" w:line="264" w:lineRule="auto"/>
             </w:pPr>
             <w:r>
               <w:rPr>
                 <w:rFonts w:ascii="Arial" w:hAnsi="Arial"/>
                 <w:b/>
-                <w:i w:val="0"/>
+                <w:color w:val="1A1A1A"/>
                 <w:sz w:val="18"/>
               </w:rPr>
               <w:t>SOLO</w:t>
@@ -3251,23 +1875,21 @@
         <w:tc>
           <w:tcPr>
             <w:tcW w:type="dxa" w:w="7143"/>
+            <w:vAlign w:val="top"/>
             <w:tcBorders>
-              <w:top w:val="single" w:sz="4" w:space="0" w:color="CCCCCC"/>
-              <w:left w:val="single" w:sz="4" w:space="0" w:color="CCCCCC"/>
-              <w:bottom w:val="single" w:sz="4" w:space="0" w:color="CCCCCC"/>
-              <w:right w:val="single" w:sz="4" w:space="0" w:color="CCCCCC"/>
+              <w:bottom w:val="single" w:sz="4" w:space="4" w:color="E0E0E0"/>
             </w:tcBorders>
-            <w:vAlign w:val="top"/>
           </w:tcPr>
           <w:p>
             <w:pPr>
+              <w:keepNext/>
               <w:spacing w:before="40" w:after="40" w:line="264" w:lineRule="auto"/>
             </w:pPr>
             <w:r>
               <w:rPr>
                 <w:rFonts w:ascii="Arial" w:hAnsi="Arial"/>
                 <w:b w:val="0"/>
-                <w:i w:val="0"/>
+                <w:color w:val="1A1A1A"/>
                 <w:sz w:val="18"/>
               </w:rPr>
               <w:t>изолировать свет: остальные скрываются во вьюпорте и рендере, пока соло не снято или не перенесено на другой свет</w:t>
@@ -3282,24 +1904,21 @@
         <w:tc>
           <w:tcPr>
             <w:tcW w:type="dxa" w:w="2494"/>
+            <w:vAlign w:val="top"/>
             <w:tcBorders>
-              <w:top w:val="single" w:sz="4" w:space="0" w:color="CCCCCC"/>
-              <w:left w:val="single" w:sz="4" w:space="0" w:color="CCCCCC"/>
-              <w:bottom w:val="single" w:sz="4" w:space="0" w:color="CCCCCC"/>
-              <w:right w:val="single" w:sz="4" w:space="0" w:color="CCCCCC"/>
+              <w:bottom w:val="single" w:sz="4" w:space="4" w:color="E0E0E0"/>
             </w:tcBorders>
-            <w:vAlign w:val="top"/>
-            <w:shd w:val="clear" w:color="auto" w:fill="F5F8FB"/>
           </w:tcPr>
           <w:p>
             <w:pPr>
+              <w:keepNext/>
               <w:spacing w:before="40" w:after="40" w:line="264" w:lineRule="auto"/>
             </w:pPr>
             <w:r>
               <w:rPr>
                 <w:rFonts w:ascii="Arial" w:hAnsi="Arial"/>
                 <w:b/>
-                <w:i w:val="0"/>
+                <w:color w:val="1A1A1A"/>
                 <w:sz w:val="18"/>
               </w:rPr>
               <w:t>👁</w:t>
@@ -3309,24 +1928,21 @@
         <w:tc>
           <w:tcPr>
             <w:tcW w:type="dxa" w:w="7143"/>
+            <w:vAlign w:val="top"/>
             <w:tcBorders>
-              <w:top w:val="single" w:sz="4" w:space="0" w:color="CCCCCC"/>
-              <w:left w:val="single" w:sz="4" w:space="0" w:color="CCCCCC"/>
-              <w:bottom w:val="single" w:sz="4" w:space="0" w:color="CCCCCC"/>
-              <w:right w:val="single" w:sz="4" w:space="0" w:color="CCCCCC"/>
+              <w:bottom w:val="single" w:sz="4" w:space="4" w:color="E0E0E0"/>
             </w:tcBorders>
-            <w:vAlign w:val="top"/>
-            <w:shd w:val="clear" w:color="auto" w:fill="F5F8FB"/>
           </w:tcPr>
           <w:p>
             <w:pPr>
+              <w:keepNext/>
               <w:spacing w:before="40" w:after="40" w:line="264" w:lineRule="auto"/>
             </w:pPr>
             <w:r>
               <w:rPr>
                 <w:rFonts w:ascii="Arial" w:hAnsi="Arial"/>
                 <w:b w:val="0"/>
-                <w:i w:val="0"/>
+                <w:color w:val="1A1A1A"/>
                 <w:sz w:val="18"/>
               </w:rPr>
               <w:t>видимость светильника во вьюпорте</w:t>
@@ -3341,23 +1957,21 @@
         <w:tc>
           <w:tcPr>
             <w:tcW w:type="dxa" w:w="2494"/>
+            <w:vAlign w:val="top"/>
             <w:tcBorders>
-              <w:top w:val="single" w:sz="4" w:space="0" w:color="CCCCCC"/>
-              <w:left w:val="single" w:sz="4" w:space="0" w:color="CCCCCC"/>
-              <w:bottom w:val="single" w:sz="4" w:space="0" w:color="CCCCCC"/>
-              <w:right w:val="single" w:sz="4" w:space="0" w:color="CCCCCC"/>
+              <w:bottom w:val="single" w:sz="4" w:space="4" w:color="E0E0E0"/>
             </w:tcBorders>
-            <w:vAlign w:val="top"/>
           </w:tcPr>
           <w:p>
             <w:pPr>
+              <w:keepNext/>
               <w:spacing w:before="40" w:after="40" w:line="264" w:lineRule="auto"/>
             </w:pPr>
             <w:r>
               <w:rPr>
                 <w:rFonts w:ascii="Arial" w:hAnsi="Arial"/>
                 <w:b/>
-                <w:i w:val="0"/>
+                <w:color w:val="1A1A1A"/>
                 <w:sz w:val="18"/>
               </w:rPr>
               <w:t>📷</w:t>
@@ -3367,23 +1981,21 @@
         <w:tc>
           <w:tcPr>
             <w:tcW w:type="dxa" w:w="7143"/>
+            <w:vAlign w:val="top"/>
             <w:tcBorders>
-              <w:top w:val="single" w:sz="4" w:space="0" w:color="CCCCCC"/>
-              <w:left w:val="single" w:sz="4" w:space="0" w:color="CCCCCC"/>
-              <w:bottom w:val="single" w:sz="4" w:space="0" w:color="CCCCCC"/>
-              <w:right w:val="single" w:sz="4" w:space="0" w:color="CCCCCC"/>
+              <w:bottom w:val="single" w:sz="4" w:space="4" w:color="E0E0E0"/>
             </w:tcBorders>
-            <w:vAlign w:val="top"/>
           </w:tcPr>
           <w:p>
             <w:pPr>
+              <w:keepNext/>
               <w:spacing w:before="40" w:after="40" w:line="264" w:lineRule="auto"/>
             </w:pPr>
             <w:r>
               <w:rPr>
                 <w:rFonts w:ascii="Arial" w:hAnsi="Arial"/>
                 <w:b w:val="0"/>
-                <w:i w:val="0"/>
+                <w:color w:val="1A1A1A"/>
                 <w:sz w:val="18"/>
               </w:rPr>
               <w:t>видимость светильника на рендере</w:t>
@@ -3398,24 +2010,21 @@
         <w:tc>
           <w:tcPr>
             <w:tcW w:type="dxa" w:w="2494"/>
+            <w:vAlign w:val="top"/>
             <w:tcBorders>
-              <w:top w:val="single" w:sz="4" w:space="0" w:color="CCCCCC"/>
-              <w:left w:val="single" w:sz="4" w:space="0" w:color="CCCCCC"/>
-              <w:bottom w:val="single" w:sz="4" w:space="0" w:color="CCCCCC"/>
-              <w:right w:val="single" w:sz="4" w:space="0" w:color="CCCCCC"/>
+              <w:bottom w:val="single" w:sz="4" w:space="4" w:color="E0E0E0"/>
             </w:tcBorders>
-            <w:vAlign w:val="top"/>
-            <w:shd w:val="clear" w:color="auto" w:fill="F5F8FB"/>
           </w:tcPr>
           <w:p>
             <w:pPr>
+              <w:keepNext/>
               <w:spacing w:before="40" w:after="40" w:line="264" w:lineRule="auto"/>
             </w:pPr>
             <w:r>
               <w:rPr>
                 <w:rFonts w:ascii="Arial" w:hAnsi="Arial"/>
                 <w:b/>
-                <w:i w:val="0"/>
+                <w:color w:val="1A1A1A"/>
                 <w:sz w:val="18"/>
               </w:rPr>
               <w:t>🗑</w:t>
@@ -3425,24 +2034,21 @@
         <w:tc>
           <w:tcPr>
             <w:tcW w:type="dxa" w:w="7143"/>
+            <w:vAlign w:val="top"/>
             <w:tcBorders>
-              <w:top w:val="single" w:sz="4" w:space="0" w:color="CCCCCC"/>
-              <w:left w:val="single" w:sz="4" w:space="0" w:color="CCCCCC"/>
-              <w:bottom w:val="single" w:sz="4" w:space="0" w:color="CCCCCC"/>
-              <w:right w:val="single" w:sz="4" w:space="0" w:color="CCCCCC"/>
+              <w:bottom w:val="single" w:sz="4" w:space="4" w:color="E0E0E0"/>
             </w:tcBorders>
-            <w:vAlign w:val="top"/>
-            <w:shd w:val="clear" w:color="auto" w:fill="F5F8FB"/>
           </w:tcPr>
           <w:p>
             <w:pPr>
+              <w:keepNext/>
               <w:spacing w:before="40" w:after="40" w:line="264" w:lineRule="auto"/>
             </w:pPr>
             <w:r>
               <w:rPr>
                 <w:rFonts w:ascii="Arial" w:hAnsi="Arial"/>
                 <w:b w:val="0"/>
-                <w:i w:val="0"/>
+                <w:color w:val="1A1A1A"/>
                 <w:sz w:val="18"/>
               </w:rPr>
               <w:t>удалить светильник прямо из строки (дружелюбно к Ctrl+Z)</w:t>
@@ -3457,13 +2063,10 @@
         <w:tc>
           <w:tcPr>
             <w:tcW w:type="dxa" w:w="2494"/>
+            <w:vAlign w:val="top"/>
             <w:tcBorders>
-              <w:top w:val="single" w:sz="4" w:space="0" w:color="CCCCCC"/>
-              <w:left w:val="single" w:sz="4" w:space="0" w:color="CCCCCC"/>
-              <w:bottom w:val="single" w:sz="4" w:space="0" w:color="CCCCCC"/>
-              <w:right w:val="single" w:sz="4" w:space="0" w:color="CCCCCC"/>
+              <w:bottom w:val="single" w:sz="8" w:space="4" w:color="000000"/>
             </w:tcBorders>
-            <w:vAlign w:val="top"/>
           </w:tcPr>
           <w:p>
             <w:pPr>
@@ -3473,7 +2076,7 @@
               <w:rPr>
                 <w:rFonts w:ascii="Arial" w:hAnsi="Arial"/>
                 <w:b/>
-                <w:i w:val="0"/>
+                <w:color w:val="1A1A1A"/>
                 <w:sz w:val="18"/>
               </w:rPr>
               <w:t>кнопка-курсор</w:t>
@@ -3483,13 +2086,10 @@
         <w:tc>
           <w:tcPr>
             <w:tcW w:type="dxa" w:w="7143"/>
+            <w:vAlign w:val="top"/>
             <w:tcBorders>
-              <w:top w:val="single" w:sz="4" w:space="0" w:color="CCCCCC"/>
-              <w:left w:val="single" w:sz="4" w:space="0" w:color="CCCCCC"/>
-              <w:bottom w:val="single" w:sz="4" w:space="0" w:color="CCCCCC"/>
-              <w:right w:val="single" w:sz="4" w:space="0" w:color="CCCCCC"/>
+              <w:bottom w:val="single" w:sz="8" w:space="4" w:color="000000"/>
             </w:tcBorders>
-            <w:vAlign w:val="top"/>
           </w:tcPr>
           <w:p>
             <w:pPr>
@@ -3499,7 +2099,7 @@
               <w:rPr>
                 <w:rFonts w:ascii="Arial" w:hAnsi="Arial"/>
                 <w:b w:val="0"/>
-                <w:i w:val="0"/>
+                <w:color w:val="1A1A1A"/>
                 <w:sz w:val="18"/>
               </w:rPr>
               <w:t>мастер-выключатель интерактивной расстановки (раздел 6.3)</w:t>
@@ -3510,7 +2110,7 @@
     </w:tbl>
     <w:p>
       <w:pPr>
-        <w:spacing w:after="80" w:before="0" w:line="240" w:lineRule="auto"/>
+        <w:spacing w:after="80" w:line="240" w:lineRule="auto"/>
       </w:pPr>
     </w:p>
     <w:p>
@@ -3531,6 +2131,7 @@
         <w:rPr>
           <w:rFonts w:ascii="Arial" w:hAnsi="Arial"/>
           <w:i w:val="0"/>
+          <w:color w:val="1A1A1A"/>
           <w:sz w:val="19"/>
         </w:rPr>
         <w:t>Add - меню добавления света: Point, Sun, Spot, Area.</w:t>
@@ -3544,6 +2145,7 @@
         <w:rPr>
           <w:rFonts w:ascii="Arial" w:hAnsi="Arial"/>
           <w:i w:val="0"/>
+          <w:color w:val="1A1A1A"/>
           <w:sz w:val="19"/>
         </w:rPr>
         <w:t>FACESEL - «свет на поверхность»: свет под курсором со скольжением по нормалям.</w:t>
@@ -3557,6 +2159,7 @@
         <w:rPr>
           <w:rFonts w:ascii="Arial" w:hAnsi="Arial"/>
           <w:i w:val="0"/>
+          <w:color w:val="1A1A1A"/>
           <w:sz w:val="19"/>
         </w:rPr>
         <w:t>◀ ▶ - Cycle Select: перебор светильников сцены без прокрутки списка.</w:t>
@@ -3570,6 +2173,7 @@
         <w:rPr>
           <w:rFonts w:ascii="Arial" w:hAnsi="Arial"/>
           <w:i w:val="0"/>
+          <w:color w:val="1A1A1A"/>
           <w:sz w:val="19"/>
         </w:rPr>
         <w:t>чекбокс Batch - групповое редактирование (раздел 4.5).</w:t>
@@ -3583,6 +2187,7 @@
         <w:rPr>
           <w:rFonts w:ascii="Arial" w:hAnsi="Arial"/>
           <w:i w:val="0"/>
+          <w:color w:val="1A1A1A"/>
           <w:sz w:val="19"/>
         </w:rPr>
         <w:t>глобальные тумблеры - «вся видимость» и «весь рендер» одним нажатием на все светильники.</w:t>
@@ -3603,6 +2208,7 @@
         <w:rPr>
           <w:rFonts w:ascii="Arial" w:hAnsi="Arial"/>
           <w:i w:val="0"/>
+          <w:color w:val="1A1A1A"/>
           <w:sz w:val="19"/>
         </w:rPr>
         <w:t>Кнопка SOLO в строке изолирует один светильник: все остальные скрываются и во вьюпорте, и на рендере. Повторное нажатие снимает соло, нажатие SOLO на другой строке - переносит изоляцию на этот свет. Это основной инструмент отладки: «что именно этот свет делает с кадром» проверяется одним кликом без ручного выключения десятка объектов.</w:t>
@@ -3623,6 +2229,7 @@
         <w:rPr>
           <w:rFonts w:ascii="Arial" w:hAnsi="Arial"/>
           <w:i w:val="0"/>
+          <w:color w:val="1A1A1A"/>
           <w:sz w:val="19"/>
         </w:rPr>
         <w:t>Стрелки ◀ ▶ в шапке перебирают светильники сцены по кругу, подсвечивая активный в панели и во вьюпорте. Удобно на кадрах с плотным светом: не трогая мышь и список, пройти все источники подряд и оценить вклад каждого.</w:t>
@@ -3643,6 +2250,7 @@
         <w:rPr>
           <w:rFonts w:ascii="Arial" w:hAnsi="Arial"/>
           <w:i w:val="0"/>
+          <w:color w:val="1A1A1A"/>
           <w:sz w:val="19"/>
         </w:rPr>
         <w:t>Чекбокс Batch в шапке переключает список в режим группового редактирования: клики по именам собирают группу светов, после чего доступны общий слайдер мощности на всю группу, Show/Hide группы одной кнопкой и роспуск группы. Типовый сценарий - поднять или погасить всю практическую группу источников, не трогая ключевой свет.</w:t>
@@ -3663,6 +2271,7 @@
         <w:rPr>
           <w:rFonts w:ascii="Arial" w:hAnsi="Arial"/>
           <w:i w:val="0"/>
+          <w:color w:val="1A1A1A"/>
           <w:sz w:val="19"/>
         </w:rPr>
         <w:t>Выбор синхронизирован в обе стороны: выбрали свет во вьюпорте - панель подсветила строку и прокрутила список к нему; выбрали строку - свет выделился во вьюпорте. Панель так же запоминает состояние настроек: если ⚙-блок был раскрыт, для нового выбранного света он раскроется так же, если был свёрнут - останется свёрнутым.</w:t>
@@ -3671,10 +2280,29 @@
     <w:p>
       <w:pPr>
         <w:pStyle w:val="Heading1"/>
+        <w:pBdr>
+          <w:left w:val="single" w:sz="24" w:space="8" w:color="C82823"/>
+        </w:pBdr>
       </w:pPr>
       <w:bookmarkStart w:id="100014" w:name="_Toc100014"/>
       <w:r>
-        <w:t>5. Настройки светильника (⚙)</w:t>
+        <w:rPr>
+          <w:rFonts w:ascii="Century Gothic" w:hAnsi="Century Gothic"/>
+          <w:b/>
+          <w:color w:val="000000"/>
+          <w:sz w:val="30"/>
+        </w:rPr>
+        <w:t xml:space="preserve">5. </w:t>
+      </w:r>
+      <w:r>
+        <w:rPr>
+          <w:rFonts w:ascii="Century Gothic" w:hAnsi="Century Gothic"/>
+          <w:b/>
+          <w:color w:val="000000"/>
+          <w:sz w:val="30"/>
+          <w:spacing w:val="20"/>
+        </w:rPr>
+        <w:t>НАСТРОЙКИ СВЕТИЛЬНИКА (⚙)</w:t>
       </w:r>
       <w:bookmarkEnd w:id="100014"/>
     </w:p>
@@ -3693,6 +2321,7 @@
         <w:rPr>
           <w:rFonts w:ascii="Arial" w:hAnsi="Arial"/>
           <w:i w:val="0"/>
+          <w:color w:val="1A1A1A"/>
           <w:sz w:val="19"/>
         </w:rPr>
         <w:t>В ⚙-блоке собрано всё, что обычно живёт в свойствах объекта и данных света: тип, цвет, мощность, тени и размер тени. Параметры подстраиваются под тип светильника:</w:t>
@@ -3700,7 +2329,6 @@
     </w:p>
     <w:tbl>
       <w:tblPr>
-        <w:tblStyle w:val="TableGrid"/>
         <w:tblW w:type="auto" w:w="0"/>
         <w:tblLayout w:type="fixed"/>
         <w:tblLook w:firstColumn="1" w:firstRow="1" w:lastColumn="0" w:lastRow="0" w:noHBand="0" w:noVBand="1" w:val="04A0"/>
@@ -3712,67 +2340,60 @@
         </w:tblCellMar>
       </w:tblPr>
       <w:tblGrid>
-        <w:gridCol w:w="4680"/>
-        <w:gridCol w:w="4680"/>
+        <w:gridCol w:w="4706"/>
+        <w:gridCol w:w="4706"/>
       </w:tblGrid>
       <w:tr>
         <w:trPr>
           <w:cantSplit/>
-          <w:tblHeader/>
         </w:trPr>
         <w:tc>
           <w:tcPr>
             <w:tcW w:type="dxa" w:w="2041"/>
+            <w:vAlign w:val="top"/>
             <w:tcBorders>
-              <w:top w:val="single" w:sz="4" w:space="0" w:color="CCCCCC"/>
-              <w:left w:val="single" w:sz="4" w:space="0" w:color="CCCCCC"/>
-              <w:bottom w:val="single" w:sz="4" w:space="0" w:color="CCCCCC"/>
-              <w:right w:val="single" w:sz="4" w:space="0" w:color="CCCCCC"/>
+              <w:bottom w:val="single" w:sz="12" w:space="4" w:color="C82823"/>
             </w:tcBorders>
-            <w:vAlign w:val="top"/>
-            <w:shd w:val="clear" w:color="auto" w:fill="2E75B5"/>
           </w:tcPr>
           <w:p>
             <w:pPr>
+              <w:keepNext/>
               <w:spacing w:before="40" w:after="40" w:line="264" w:lineRule="auto"/>
             </w:pPr>
             <w:r>
               <w:rPr>
-                <w:rFonts w:ascii="Arial" w:hAnsi="Arial"/>
+                <w:rFonts w:ascii="Century Gothic" w:hAnsi="Century Gothic"/>
                 <w:b/>
-                <w:i w:val="0"/>
-                <w:color w:val="FFFFFF"/>
-                <w:sz w:val="18"/>
+                <w:color w:val="000000"/>
+                <w:sz w:val="17"/>
+                <w:spacing w:val="20"/>
               </w:rPr>
-              <w:t>Тип</w:t>
+              <w:t>ТИП</w:t>
             </w:r>
           </w:p>
         </w:tc>
         <w:tc>
           <w:tcPr>
             <w:tcW w:type="dxa" w:w="7597"/>
+            <w:vAlign w:val="top"/>
             <w:tcBorders>
-              <w:top w:val="single" w:sz="4" w:space="0" w:color="CCCCCC"/>
-              <w:left w:val="single" w:sz="4" w:space="0" w:color="CCCCCC"/>
-              <w:bottom w:val="single" w:sz="4" w:space="0" w:color="CCCCCC"/>
-              <w:right w:val="single" w:sz="4" w:space="0" w:color="CCCCCC"/>
+              <w:bottom w:val="single" w:sz="12" w:space="4" w:color="C82823"/>
             </w:tcBorders>
-            <w:vAlign w:val="top"/>
-            <w:shd w:val="clear" w:color="auto" w:fill="2E75B5"/>
           </w:tcPr>
           <w:p>
             <w:pPr>
+              <w:keepNext/>
               <w:spacing w:before="40" w:after="40" w:line="264" w:lineRule="auto"/>
             </w:pPr>
             <w:r>
               <w:rPr>
-                <w:rFonts w:ascii="Arial" w:hAnsi="Arial"/>
+                <w:rFonts w:ascii="Century Gothic" w:hAnsi="Century Gothic"/>
                 <w:b/>
-                <w:i w:val="0"/>
-                <w:color w:val="FFFFFF"/>
-                <w:sz w:val="18"/>
+                <w:color w:val="000000"/>
+                <w:sz w:val="17"/>
+                <w:spacing w:val="20"/>
               </w:rPr>
-              <w:t>Параметры в панели</w:t>
+              <w:t>ПАРАМЕТРЫ В ПАНЕЛИ</w:t>
             </w:r>
           </w:p>
         </w:tc>
@@ -3784,23 +2405,21 @@
         <w:tc>
           <w:tcPr>
             <w:tcW w:type="dxa" w:w="2041"/>
+            <w:vAlign w:val="top"/>
             <w:tcBorders>
-              <w:top w:val="single" w:sz="4" w:space="0" w:color="CCCCCC"/>
-              <w:left w:val="single" w:sz="4" w:space="0" w:color="CCCCCC"/>
-              <w:bottom w:val="single" w:sz="4" w:space="0" w:color="CCCCCC"/>
-              <w:right w:val="single" w:sz="4" w:space="0" w:color="CCCCCC"/>
+              <w:bottom w:val="single" w:sz="4" w:space="4" w:color="E0E0E0"/>
             </w:tcBorders>
-            <w:vAlign w:val="top"/>
           </w:tcPr>
           <w:p>
             <w:pPr>
+              <w:keepNext/>
               <w:spacing w:before="40" w:after="40" w:line="264" w:lineRule="auto"/>
             </w:pPr>
             <w:r>
               <w:rPr>
                 <w:rFonts w:ascii="Arial" w:hAnsi="Arial"/>
                 <w:b/>
-                <w:i w:val="0"/>
+                <w:color w:val="1A1A1A"/>
                 <w:sz w:val="18"/>
               </w:rPr>
               <w:t>Point</w:t>
@@ -3810,23 +2429,21 @@
         <w:tc>
           <w:tcPr>
             <w:tcW w:type="dxa" w:w="7597"/>
+            <w:vAlign w:val="top"/>
             <w:tcBorders>
-              <w:top w:val="single" w:sz="4" w:space="0" w:color="CCCCCC"/>
-              <w:left w:val="single" w:sz="4" w:space="0" w:color="CCCCCC"/>
-              <w:bottom w:val="single" w:sz="4" w:space="0" w:color="CCCCCC"/>
-              <w:right w:val="single" w:sz="4" w:space="0" w:color="CCCCCC"/>
+              <w:bottom w:val="single" w:sz="4" w:space="4" w:color="E0E0E0"/>
             </w:tcBorders>
-            <w:vAlign w:val="top"/>
           </w:tcPr>
           <w:p>
             <w:pPr>
+              <w:keepNext/>
               <w:spacing w:before="40" w:after="40" w:line="264" w:lineRule="auto"/>
             </w:pPr>
             <w:r>
               <w:rPr>
                 <w:rFonts w:ascii="Arial" w:hAnsi="Arial"/>
                 <w:b w:val="0"/>
-                <w:i w:val="0"/>
+                <w:color w:val="1A1A1A"/>
                 <w:sz w:val="18"/>
               </w:rPr>
               <w:t>радиус - мягкость тени точечного источника</w:t>
@@ -3841,24 +2458,21 @@
         <w:tc>
           <w:tcPr>
             <w:tcW w:type="dxa" w:w="2041"/>
+            <w:vAlign w:val="top"/>
             <w:tcBorders>
-              <w:top w:val="single" w:sz="4" w:space="0" w:color="CCCCCC"/>
-              <w:left w:val="single" w:sz="4" w:space="0" w:color="CCCCCC"/>
-              <w:bottom w:val="single" w:sz="4" w:space="0" w:color="CCCCCC"/>
-              <w:right w:val="single" w:sz="4" w:space="0" w:color="CCCCCC"/>
+              <w:bottom w:val="single" w:sz="4" w:space="4" w:color="E0E0E0"/>
             </w:tcBorders>
-            <w:vAlign w:val="top"/>
-            <w:shd w:val="clear" w:color="auto" w:fill="F5F8FB"/>
           </w:tcPr>
           <w:p>
             <w:pPr>
+              <w:keepNext/>
               <w:spacing w:before="40" w:after="40" w:line="264" w:lineRule="auto"/>
             </w:pPr>
             <w:r>
               <w:rPr>
                 <w:rFonts w:ascii="Arial" w:hAnsi="Arial"/>
                 <w:b/>
-                <w:i w:val="0"/>
+                <w:color w:val="1A1A1A"/>
                 <w:sz w:val="18"/>
               </w:rPr>
               <w:t>Sun</w:t>
@@ -3868,24 +2482,21 @@
         <w:tc>
           <w:tcPr>
             <w:tcW w:type="dxa" w:w="7597"/>
+            <w:vAlign w:val="top"/>
             <w:tcBorders>
-              <w:top w:val="single" w:sz="4" w:space="0" w:color="CCCCCC"/>
-              <w:left w:val="single" w:sz="4" w:space="0" w:color="CCCCCC"/>
-              <w:bottom w:val="single" w:sz="4" w:space="0" w:color="CCCCCC"/>
-              <w:right w:val="single" w:sz="4" w:space="0" w:color="CCCCCC"/>
+              <w:bottom w:val="single" w:sz="4" w:space="4" w:color="E0E0E0"/>
             </w:tcBorders>
-            <w:vAlign w:val="top"/>
-            <w:shd w:val="clear" w:color="auto" w:fill="F5F8FB"/>
           </w:tcPr>
           <w:p>
             <w:pPr>
+              <w:keepNext/>
               <w:spacing w:before="40" w:after="40" w:line="264" w:lineRule="auto"/>
             </w:pPr>
             <w:r>
               <w:rPr>
                 <w:rFonts w:ascii="Arial" w:hAnsi="Arial"/>
                 <w:b w:val="0"/>
-                <w:i w:val="0"/>
+                <w:color w:val="1A1A1A"/>
                 <w:sz w:val="18"/>
               </w:rPr>
               <w:t>угол - размер солнечного диска, жёсткость границ тени</w:t>
@@ -3900,23 +2511,21 @@
         <w:tc>
           <w:tcPr>
             <w:tcW w:type="dxa" w:w="2041"/>
+            <w:vAlign w:val="top"/>
             <w:tcBorders>
-              <w:top w:val="single" w:sz="4" w:space="0" w:color="CCCCCC"/>
-              <w:left w:val="single" w:sz="4" w:space="0" w:color="CCCCCC"/>
-              <w:bottom w:val="single" w:sz="4" w:space="0" w:color="CCCCCC"/>
-              <w:right w:val="single" w:sz="4" w:space="0" w:color="CCCCCC"/>
+              <w:bottom w:val="single" w:sz="4" w:space="4" w:color="E0E0E0"/>
             </w:tcBorders>
-            <w:vAlign w:val="top"/>
           </w:tcPr>
           <w:p>
             <w:pPr>
+              <w:keepNext/>
               <w:spacing w:before="40" w:after="40" w:line="264" w:lineRule="auto"/>
             </w:pPr>
             <w:r>
               <w:rPr>
                 <w:rFonts w:ascii="Arial" w:hAnsi="Arial"/>
                 <w:b/>
-                <w:i w:val="0"/>
+                <w:color w:val="1A1A1A"/>
                 <w:sz w:val="18"/>
               </w:rPr>
               <w:t>Spot</w:t>
@@ -3926,23 +2535,21 @@
         <w:tc>
           <w:tcPr>
             <w:tcW w:type="dxa" w:w="7597"/>
+            <w:vAlign w:val="top"/>
             <w:tcBorders>
-              <w:top w:val="single" w:sz="4" w:space="0" w:color="CCCCCC"/>
-              <w:left w:val="single" w:sz="4" w:space="0" w:color="CCCCCC"/>
-              <w:bottom w:val="single" w:sz="4" w:space="0" w:color="CCCCCC"/>
-              <w:right w:val="single" w:sz="4" w:space="0" w:color="CCCCCC"/>
+              <w:bottom w:val="single" w:sz="4" w:space="4" w:color="E0E0E0"/>
             </w:tcBorders>
-            <w:vAlign w:val="top"/>
           </w:tcPr>
           <w:p>
             <w:pPr>
+              <w:keepNext/>
               <w:spacing w:before="40" w:after="40" w:line="264" w:lineRule="auto"/>
             </w:pPr>
             <w:r>
               <w:rPr>
                 <w:rFonts w:ascii="Arial" w:hAnsi="Arial"/>
                 <w:b w:val="0"/>
-                <w:i w:val="0"/>
+                <w:color w:val="1A1A1A"/>
                 <w:sz w:val="18"/>
               </w:rPr>
               <w:t>размер конуса, blend (мягкость края), показ конуса во вьюпорте</w:t>
@@ -3957,14 +2564,10 @@
         <w:tc>
           <w:tcPr>
             <w:tcW w:type="dxa" w:w="2041"/>
+            <w:vAlign w:val="top"/>
             <w:tcBorders>
-              <w:top w:val="single" w:sz="4" w:space="0" w:color="CCCCCC"/>
-              <w:left w:val="single" w:sz="4" w:space="0" w:color="CCCCCC"/>
-              <w:bottom w:val="single" w:sz="4" w:space="0" w:color="CCCCCC"/>
-              <w:right w:val="single" w:sz="4" w:space="0" w:color="CCCCCC"/>
+              <w:bottom w:val="single" w:sz="8" w:space="4" w:color="000000"/>
             </w:tcBorders>
-            <w:vAlign w:val="top"/>
-            <w:shd w:val="clear" w:color="auto" w:fill="F5F8FB"/>
           </w:tcPr>
           <w:p>
             <w:pPr>
@@ -3974,7 +2577,7 @@
               <w:rPr>
                 <w:rFonts w:ascii="Arial" w:hAnsi="Arial"/>
                 <w:b/>
-                <w:i w:val="0"/>
+                <w:color w:val="1A1A1A"/>
                 <w:sz w:val="18"/>
               </w:rPr>
               <w:t>Area</w:t>
@@ -3984,14 +2587,10 @@
         <w:tc>
           <w:tcPr>
             <w:tcW w:type="dxa" w:w="7597"/>
+            <w:vAlign w:val="top"/>
             <w:tcBorders>
-              <w:top w:val="single" w:sz="4" w:space="0" w:color="CCCCCC"/>
-              <w:left w:val="single" w:sz="4" w:space="0" w:color="CCCCCC"/>
-              <w:bottom w:val="single" w:sz="4" w:space="0" w:color="CCCCCC"/>
-              <w:right w:val="single" w:sz="4" w:space="0" w:color="CCCCCC"/>
+              <w:bottom w:val="single" w:sz="8" w:space="4" w:color="000000"/>
             </w:tcBorders>
-            <w:vAlign w:val="top"/>
-            <w:shd w:val="clear" w:color="auto" w:fill="F5F8FB"/>
           </w:tcPr>
           <w:p>
             <w:pPr>
@@ -4001,7 +2600,7 @@
               <w:rPr>
                 <w:rFonts w:ascii="Arial" w:hAnsi="Arial"/>
                 <w:b w:val="0"/>
-                <w:i w:val="0"/>
+                <w:color w:val="1A1A1A"/>
                 <w:sz w:val="18"/>
               </w:rPr>
               <w:t>форма и размеры X/Y - квадрат, прямоугольник, диск, эллипс</w:t>
@@ -4012,7 +2611,7 @@
     </w:tbl>
     <w:p>
       <w:pPr>
-        <w:spacing w:after="80" w:before="0" w:line="240" w:lineRule="auto"/>
+        <w:spacing w:after="80" w:line="240" w:lineRule="auto"/>
       </w:pPr>
     </w:p>
     <w:p>
@@ -4030,6 +2629,7 @@
         <w:rPr>
           <w:rFonts w:ascii="Arial" w:hAnsi="Arial"/>
           <w:i w:val="0"/>
+          <w:color w:val="1A1A1A"/>
           <w:sz w:val="19"/>
         </w:rPr>
         <w:t>Тумблер Kelvin включает ведение цвета света от температуры чёрного тела: слайдер 1500-12000 K покрывает всё от свечения спички до ясного неба. Исходный цвет светильника запоминается и возвращается при выключении тумблера - эксперименты с температурой ничего не ломают.</w:t>
@@ -4040,6 +2640,7 @@
         <w:rPr>
           <w:rFonts w:ascii="Arial" w:hAnsi="Arial"/>
           <w:i w:val="0"/>
+          <w:color w:val="1A1A1A"/>
           <w:sz w:val="19"/>
         </w:rPr>
         <w:t>Если на светильнике уже есть нодовое дерево (например, IES-профиль из раздела 9), температура ведётся через ноду Blackbody, встроенную в существующую цепочку. Работает и в Cycles, и в EEVEE.</w:t>
@@ -4060,6 +2661,7 @@
         <w:rPr>
           <w:rFonts w:ascii="Arial" w:hAnsi="Arial"/>
           <w:i w:val="0"/>
+          <w:color w:val="1A1A1A"/>
           <w:sz w:val="19"/>
         </w:rPr>
         <w:t>Для Cycles в ⚙ доступны ноды светильника и сила эмиссии. Отдельно вынесены контактные тени (дистанция, bias, толщина) и объёмный вклад (volume factor) - то, что в стоке закопано глубже всех.</w:t>
@@ -4080,6 +2682,7 @@
         <w:rPr>
           <w:rFonts w:ascii="Arial" w:hAnsi="Arial"/>
           <w:i w:val="0"/>
+          <w:color w:val="1A1A1A"/>
           <w:sz w:val="19"/>
         </w:rPr>
         <w:t>Локация, ротация и скейл светильника - в свёрнутом по умолчанию блоке, чтобы не занимать место: позицию обычно правят интерактивной расстановкой (раздел 6.3), а не цифрами.</w:t>
@@ -4100,6 +2703,7 @@
         <w:rPr>
           <w:rFonts w:ascii="Arial" w:hAnsi="Arial"/>
           <w:i w:val="0"/>
+          <w:color w:val="1A1A1A"/>
           <w:sz w:val="19"/>
         </w:rPr>
         <w:t>В ⚙-настройках светильника есть кнопки Light Linking: Pick и Shadow Linking: Pick. После нажатия кликайте объекты во вьюпорте: так назначаются ресиверы света и блокеры тени - без копания в коллекциях аутлайнера. Enter принимает назначение, ПКМ или Esc откатывает к состоянию до сессии линковки. Кнопки Clear Receivers и Clear Blockers очищают назначения светильника.</w:t>
@@ -4108,10 +2712,29 @@
     <w:p>
       <w:pPr>
         <w:pStyle w:val="Heading1"/>
+        <w:pBdr>
+          <w:left w:val="single" w:sz="24" w:space="8" w:color="C82823"/>
+        </w:pBdr>
       </w:pPr>
       <w:bookmarkStart w:id="100020" w:name="_Toc100020"/>
       <w:r>
-        <w:t>6. Добавление и расстановка света</w:t>
+        <w:rPr>
+          <w:rFonts w:ascii="Century Gothic" w:hAnsi="Century Gothic"/>
+          <w:b/>
+          <w:color w:val="000000"/>
+          <w:sz w:val="30"/>
+        </w:rPr>
+        <w:t xml:space="preserve">6. </w:t>
+      </w:r>
+      <w:r>
+        <w:rPr>
+          <w:rFonts w:ascii="Century Gothic" w:hAnsi="Century Gothic"/>
+          <w:b/>
+          <w:color w:val="000000"/>
+          <w:sz w:val="30"/>
+          <w:spacing w:val="20"/>
+        </w:rPr>
+        <w:t>ДОБАВЛЕНИЕ И РАССТАНОВКА СВЕТА</w:t>
       </w:r>
       <w:bookmarkEnd w:id="100020"/>
     </w:p>
@@ -4130,6 +2753,7 @@
         <w:rPr>
           <w:rFonts w:ascii="Arial" w:hAnsi="Arial"/>
           <w:i w:val="0"/>
+          <w:color w:val="1A1A1A"/>
           <w:sz w:val="19"/>
         </w:rPr>
         <w:t>Add в шапке добавляет светильник выбранного типа в сцену. Только что созданный свет сразу появляется в списке - настройка не заставляет искать его в аутлайнере.</w:t>
@@ -4150,6 +2774,7 @@
         <w:rPr>
           <w:rFonts w:ascii="Arial" w:hAnsi="Arial"/>
           <w:i w:val="0"/>
+          <w:color w:val="1A1A1A"/>
           <w:sz w:val="19"/>
         </w:rPr>
         <w:t>Меню FACESEL рядом с Add - быстрый способ поставить свет точно на объект: светильник создаётся под курсором мыши и скользит по поверхностям сцены, ориентируясь по нормалям. ЛКМ или Enter - поставить, ПКМ или Esc - отменить. Идеально для практических источников: торшер, лампа на столе, светильник на стене ставятся одним жестом.</w:t>
@@ -4170,6 +2795,7 @@
         <w:rPr>
           <w:rFonts w:ascii="Arial" w:hAnsi="Arial"/>
           <w:i w:val="0"/>
+          <w:color w:val="1A1A1A"/>
           <w:sz w:val="19"/>
         </w:rPr>
         <w:t>Кнопка-курсор в строке светильника - мастер-выключатель режима. Только вручную: состояние кнопки сбрасывается при загрузке файла, чтобы режим не активировался неожиданно.</w:t>
@@ -4183,6 +2809,7 @@
         <w:rPr>
           <w:rFonts w:ascii="Arial" w:hAnsi="Arial"/>
           <w:i w:val="0"/>
+          <w:color w:val="1A1A1A"/>
           <w:sz w:val="19"/>
         </w:rPr>
         <w:t>ВКЛ - свет свободно движется за курсором (без привязки), навигация вьюпорта продолжает работать.</w:t>
@@ -4196,6 +2823,7 @@
         <w:rPr>
           <w:rFonts w:ascii="Arial" w:hAnsi="Arial"/>
           <w:i w:val="0"/>
+          <w:color w:val="1A1A1A"/>
           <w:sz w:val="19"/>
         </w:rPr>
         <w:t>Alt (зажат) - привязка света к поверхности под курсором.</w:t>
@@ -4209,6 +2837,7 @@
         <w:rPr>
           <w:rFonts w:ascii="Arial" w:hAnsi="Arial"/>
           <w:i w:val="0"/>
+          <w:color w:val="1A1A1A"/>
           <w:sz w:val="19"/>
         </w:rPr>
         <w:t>G - работает как оператор расстановки, пока кнопка нажата: применяет текущий прогон, повторное нажатие ставит снова; при отжатой кнопке G - нативный Grab.</w:t>
@@ -4222,6 +2851,7 @@
         <w:rPr>
           <w:rFonts w:ascii="Arial" w:hAnsi="Arial"/>
           <w:i w:val="0"/>
+          <w:color w:val="1A1A1A"/>
           <w:sz w:val="19"/>
         </w:rPr>
         <w:t>ЛКМ / Enter - применить текущий прогон, ПКМ / Esc - откатить прогон в стартовую точку.</w:t>
@@ -4235,6 +2865,7 @@
         <w:rPr>
           <w:rFonts w:ascii="Arial" w:hAnsi="Arial"/>
           <w:i w:val="0"/>
+          <w:color w:val="1A1A1A"/>
           <w:sz w:val="19"/>
         </w:rPr>
         <w:t>ВЫКЛ - всё возвращается в норму, ничего не работает.</w:t>
@@ -4245,6 +2876,7 @@
         <w:rPr>
           <w:rFonts w:ascii="Arial" w:hAnsi="Arial"/>
           <w:i w:val="0"/>
+          <w:color w:val="1A1A1A"/>
           <w:sz w:val="19"/>
         </w:rPr>
         <w:t>Колесо мыши в режиме правит свет без отрыва от расстановки:</w:t>
@@ -4252,7 +2884,6 @@
     </w:p>
     <w:tbl>
       <w:tblPr>
-        <w:tblStyle w:val="TableGrid"/>
         <w:tblW w:type="auto" w:w="0"/>
         <w:tblLayout w:type="fixed"/>
         <w:tblLook w:firstColumn="1" w:firstRow="1" w:lastColumn="0" w:lastRow="0" w:noHBand="0" w:noVBand="1" w:val="04A0"/>
@@ -4264,67 +2895,60 @@
         </w:tblCellMar>
       </w:tblPr>
       <w:tblGrid>
-        <w:gridCol w:w="4680"/>
-        <w:gridCol w:w="4680"/>
+        <w:gridCol w:w="4706"/>
+        <w:gridCol w:w="4706"/>
       </w:tblGrid>
       <w:tr>
         <w:trPr>
           <w:cantSplit/>
-          <w:tblHeader/>
         </w:trPr>
         <w:tc>
           <w:tcPr>
             <w:tcW w:type="dxa" w:w="2835"/>
+            <w:vAlign w:val="top"/>
             <w:tcBorders>
-              <w:top w:val="single" w:sz="4" w:space="0" w:color="CCCCCC"/>
-              <w:left w:val="single" w:sz="4" w:space="0" w:color="CCCCCC"/>
-              <w:bottom w:val="single" w:sz="4" w:space="0" w:color="CCCCCC"/>
-              <w:right w:val="single" w:sz="4" w:space="0" w:color="CCCCCC"/>
+              <w:bottom w:val="single" w:sz="12" w:space="4" w:color="C82823"/>
             </w:tcBorders>
-            <w:vAlign w:val="top"/>
-            <w:shd w:val="clear" w:color="auto" w:fill="2E75B5"/>
           </w:tcPr>
           <w:p>
             <w:pPr>
+              <w:keepNext/>
               <w:spacing w:before="40" w:after="40" w:line="264" w:lineRule="auto"/>
             </w:pPr>
             <w:r>
               <w:rPr>
-                <w:rFonts w:ascii="Arial" w:hAnsi="Arial"/>
+                <w:rFonts w:ascii="Century Gothic" w:hAnsi="Century Gothic"/>
                 <w:b/>
-                <w:i w:val="0"/>
-                <w:color w:val="FFFFFF"/>
-                <w:sz w:val="18"/>
+                <w:color w:val="000000"/>
+                <w:sz w:val="17"/>
+                <w:spacing w:val="20"/>
               </w:rPr>
-              <w:t>Жест</w:t>
+              <w:t>ЖЕСТ</w:t>
             </w:r>
           </w:p>
         </w:tc>
         <w:tc>
           <w:tcPr>
             <w:tcW w:type="dxa" w:w="6803"/>
+            <w:vAlign w:val="top"/>
             <w:tcBorders>
-              <w:top w:val="single" w:sz="4" w:space="0" w:color="CCCCCC"/>
-              <w:left w:val="single" w:sz="4" w:space="0" w:color="CCCCCC"/>
-              <w:bottom w:val="single" w:sz="4" w:space="0" w:color="CCCCCC"/>
-              <w:right w:val="single" w:sz="4" w:space="0" w:color="CCCCCC"/>
+              <w:bottom w:val="single" w:sz="12" w:space="4" w:color="C82823"/>
             </w:tcBorders>
-            <w:vAlign w:val="top"/>
-            <w:shd w:val="clear" w:color="auto" w:fill="2E75B5"/>
           </w:tcPr>
           <w:p>
             <w:pPr>
+              <w:keepNext/>
               <w:spacing w:before="40" w:after="40" w:line="264" w:lineRule="auto"/>
             </w:pPr>
             <w:r>
               <w:rPr>
-                <w:rFonts w:ascii="Arial" w:hAnsi="Arial"/>
+                <w:rFonts w:ascii="Century Gothic" w:hAnsi="Century Gothic"/>
                 <w:b/>
-                <w:i w:val="0"/>
-                <w:color w:val="FFFFFF"/>
-                <w:sz w:val="18"/>
+                <w:color w:val="000000"/>
+                <w:sz w:val="17"/>
+                <w:spacing w:val="20"/>
               </w:rPr>
-              <w:t>Результат</w:t>
+              <w:t>РЕЗУЛЬТАТ</w:t>
             </w:r>
           </w:p>
         </w:tc>
@@ -4336,23 +2960,21 @@
         <w:tc>
           <w:tcPr>
             <w:tcW w:type="dxa" w:w="2835"/>
+            <w:vAlign w:val="top"/>
             <w:tcBorders>
-              <w:top w:val="single" w:sz="4" w:space="0" w:color="CCCCCC"/>
-              <w:left w:val="single" w:sz="4" w:space="0" w:color="CCCCCC"/>
-              <w:bottom w:val="single" w:sz="4" w:space="0" w:color="CCCCCC"/>
-              <w:right w:val="single" w:sz="4" w:space="0" w:color="CCCCCC"/>
+              <w:bottom w:val="single" w:sz="4" w:space="4" w:color="E0E0E0"/>
             </w:tcBorders>
-            <w:vAlign w:val="top"/>
           </w:tcPr>
           <w:p>
             <w:pPr>
+              <w:keepNext/>
               <w:spacing w:before="40" w:after="40" w:line="264" w:lineRule="auto"/>
             </w:pPr>
             <w:r>
               <w:rPr>
                 <w:rFonts w:ascii="Arial" w:hAnsi="Arial"/>
                 <w:b/>
-                <w:i w:val="0"/>
+                <w:color w:val="1A1A1A"/>
                 <w:sz w:val="18"/>
               </w:rPr>
               <w:t>колесо</w:t>
@@ -4362,23 +2984,21 @@
         <w:tc>
           <w:tcPr>
             <w:tcW w:type="dxa" w:w="6803"/>
+            <w:vAlign w:val="top"/>
             <w:tcBorders>
-              <w:top w:val="single" w:sz="4" w:space="0" w:color="CCCCCC"/>
-              <w:left w:val="single" w:sz="4" w:space="0" w:color="CCCCCC"/>
-              <w:bottom w:val="single" w:sz="4" w:space="0" w:color="CCCCCC"/>
-              <w:right w:val="single" w:sz="4" w:space="0" w:color="CCCCCC"/>
+              <w:bottom w:val="single" w:sz="4" w:space="4" w:color="E0E0E0"/>
             </w:tcBorders>
-            <w:vAlign w:val="top"/>
           </w:tcPr>
           <w:p>
             <w:pPr>
+              <w:keepNext/>
               <w:spacing w:before="40" w:after="40" w:line="264" w:lineRule="auto"/>
             </w:pPr>
             <w:r>
               <w:rPr>
                 <w:rFonts w:ascii="Arial" w:hAnsi="Arial"/>
                 <w:b w:val="0"/>
-                <w:i w:val="0"/>
+                <w:color w:val="1A1A1A"/>
                 <w:sz w:val="18"/>
               </w:rPr>
               <w:t>мощность светильника</w:t>
@@ -4393,24 +3013,21 @@
         <w:tc>
           <w:tcPr>
             <w:tcW w:type="dxa" w:w="2835"/>
+            <w:vAlign w:val="top"/>
             <w:tcBorders>
-              <w:top w:val="single" w:sz="4" w:space="0" w:color="CCCCCC"/>
-              <w:left w:val="single" w:sz="4" w:space="0" w:color="CCCCCC"/>
-              <w:bottom w:val="single" w:sz="4" w:space="0" w:color="CCCCCC"/>
-              <w:right w:val="single" w:sz="4" w:space="0" w:color="CCCCCC"/>
+              <w:bottom w:val="single" w:sz="4" w:space="4" w:color="E0E0E0"/>
             </w:tcBorders>
-            <w:vAlign w:val="top"/>
-            <w:shd w:val="clear" w:color="auto" w:fill="F5F8FB"/>
           </w:tcPr>
           <w:p>
             <w:pPr>
+              <w:keepNext/>
               <w:spacing w:before="40" w:after="40" w:line="264" w:lineRule="auto"/>
             </w:pPr>
             <w:r>
               <w:rPr>
                 <w:rFonts w:ascii="Arial" w:hAnsi="Arial"/>
                 <w:b/>
-                <w:i w:val="0"/>
+                <w:color w:val="1A1A1A"/>
                 <w:sz w:val="18"/>
               </w:rPr>
               <w:t>Shift + колесо</w:t>
@@ -4420,24 +3037,21 @@
         <w:tc>
           <w:tcPr>
             <w:tcW w:type="dxa" w:w="6803"/>
+            <w:vAlign w:val="top"/>
             <w:tcBorders>
-              <w:top w:val="single" w:sz="4" w:space="0" w:color="CCCCCC"/>
-              <w:left w:val="single" w:sz="4" w:space="0" w:color="CCCCCC"/>
-              <w:bottom w:val="single" w:sz="4" w:space="0" w:color="CCCCCC"/>
-              <w:right w:val="single" w:sz="4" w:space="0" w:color="CCCCCC"/>
+              <w:bottom w:val="single" w:sz="4" w:space="4" w:color="E0E0E0"/>
             </w:tcBorders>
-            <w:vAlign w:val="top"/>
-            <w:shd w:val="clear" w:color="auto" w:fill="F5F8FB"/>
           </w:tcPr>
           <w:p>
             <w:pPr>
+              <w:keepNext/>
               <w:spacing w:before="40" w:after="40" w:line="264" w:lineRule="auto"/>
             </w:pPr>
             <w:r>
               <w:rPr>
                 <w:rFonts w:ascii="Arial" w:hAnsi="Arial"/>
                 <w:b w:val="0"/>
-                <w:i w:val="0"/>
+                <w:color w:val="1A1A1A"/>
                 <w:sz w:val="18"/>
               </w:rPr>
               <w:t>размер светильника</w:t>
@@ -4452,13 +3066,10 @@
         <w:tc>
           <w:tcPr>
             <w:tcW w:type="dxa" w:w="2835"/>
+            <w:vAlign w:val="top"/>
             <w:tcBorders>
-              <w:top w:val="single" w:sz="4" w:space="0" w:color="CCCCCC"/>
-              <w:left w:val="single" w:sz="4" w:space="0" w:color="CCCCCC"/>
-              <w:bottom w:val="single" w:sz="4" w:space="0" w:color="CCCCCC"/>
-              <w:right w:val="single" w:sz="4" w:space="0" w:color="CCCCCC"/>
+              <w:bottom w:val="single" w:sz="8" w:space="4" w:color="000000"/>
             </w:tcBorders>
-            <w:vAlign w:val="top"/>
           </w:tcPr>
           <w:p>
             <w:pPr>
@@ -4468,7 +3079,7 @@
               <w:rPr>
                 <w:rFonts w:ascii="Arial" w:hAnsi="Arial"/>
                 <w:b/>
-                <w:i w:val="0"/>
+                <w:color w:val="1A1A1A"/>
                 <w:sz w:val="18"/>
               </w:rPr>
               <w:t>Ctrl + колесо</w:t>
@@ -4478,13 +3089,10 @@
         <w:tc>
           <w:tcPr>
             <w:tcW w:type="dxa" w:w="6803"/>
+            <w:vAlign w:val="top"/>
             <w:tcBorders>
-              <w:top w:val="single" w:sz="4" w:space="0" w:color="CCCCCC"/>
-              <w:left w:val="single" w:sz="4" w:space="0" w:color="CCCCCC"/>
-              <w:bottom w:val="single" w:sz="4" w:space="0" w:color="CCCCCC"/>
-              <w:right w:val="single" w:sz="4" w:space="0" w:color="CCCCCC"/>
+              <w:bottom w:val="single" w:sz="8" w:space="4" w:color="000000"/>
             </w:tcBorders>
-            <w:vAlign w:val="top"/>
           </w:tcPr>
           <w:p>
             <w:pPr>
@@ -4494,7 +3102,7 @@
               <w:rPr>
                 <w:rFonts w:ascii="Arial" w:hAnsi="Arial"/>
                 <w:b w:val="0"/>
-                <w:i w:val="0"/>
+                <w:color w:val="1A1A1A"/>
                 <w:sz w:val="18"/>
               </w:rPr>
               <w:t>глубина плоскости движения (ближе/дальше по взгляду)</w:t>
@@ -4505,16 +3113,35 @@
     </w:tbl>
     <w:p>
       <w:pPr>
-        <w:spacing w:after="80" w:before="0" w:line="240" w:lineRule="auto"/>
+        <w:spacing w:after="80" w:line="240" w:lineRule="auto"/>
       </w:pPr>
     </w:p>
     <w:p>
       <w:pPr>
         <w:pStyle w:val="Heading1"/>
+        <w:pBdr>
+          <w:left w:val="single" w:sz="24" w:space="8" w:color="C82823"/>
+        </w:pBdr>
       </w:pPr>
       <w:bookmarkStart w:id="100024" w:name="_Toc100024"/>
       <w:r>
-        <w:t>7. HDRI-браузер</w:t>
+        <w:rPr>
+          <w:rFonts w:ascii="Century Gothic" w:hAnsi="Century Gothic"/>
+          <w:b/>
+          <w:color w:val="000000"/>
+          <w:sz w:val="30"/>
+        </w:rPr>
+        <w:t xml:space="preserve">7. </w:t>
+      </w:r>
+      <w:r>
+        <w:rPr>
+          <w:rFonts w:ascii="Century Gothic" w:hAnsi="Century Gothic"/>
+          <w:b/>
+          <w:color w:val="000000"/>
+          <w:sz w:val="30"/>
+          <w:spacing w:val="20"/>
+        </w:rPr>
+        <w:t>HDRI-БРАУЗЕР</w:t>
       </w:r>
       <w:bookmarkEnd w:id="100024"/>
     </w:p>
@@ -4533,6 +3160,7 @@
         <w:rPr>
           <w:rFonts w:ascii="Arial" w:hAnsi="Arial"/>
           <w:i w:val="0"/>
+          <w:color w:val="1A1A1A"/>
           <w:sz w:val="19"/>
         </w:rPr>
         <w:t>Разверните суб-панель HDRI и укажите папку - все .exr и .hdr из неё появляются превью. Последняя выбранная папка запоминается в настройках аддона и подставляется в каждом новом проекте; отдельный .blend может переопределить её своей папкой.</w:t>
@@ -4553,6 +3181,7 @@
         <w:rPr>
           <w:rFonts w:ascii="Arial" w:hAnsi="Arial"/>
           <w:i w:val="0"/>
+          <w:color w:val="1A1A1A"/>
           <w:sz w:val="19"/>
         </w:rPr>
         <w:t>Компактный ряд из трёх карточек - предыдущая, активная, следующая - с крупными превью. Стрелки prev/next листают папку, каждое переключение применяет HDRI сразу, без кнопки Apply. Клик по соседней карточке перескакивает на неё.</w:t>
@@ -4573,6 +3202,7 @@
         <w:rPr>
           <w:rFonts w:ascii="Arial" w:hAnsi="Arial"/>
           <w:i w:val="0"/>
+          <w:color w:val="1A1A1A"/>
           <w:sz w:val="19"/>
         </w:rPr>
         <w:t>Применение строит нодовую цепочку мира (TexCoord → Mapping → Environment → Background). Если в мире уже есть окружение - меняется только картинка, ноды не разрушаются. Clear HDRI сносит HDRI-цепочку и оставляет чёрный Background с нулевой силой: сцена без света окружения. Ротация при этом сбрасывается, а панельная Strength возвращается к дефолтной единице - следующий HDRI применится на полной мощности.</w:t>
@@ -4593,6 +3223,7 @@
         <w:rPr>
           <w:rFonts w:ascii="Arial" w:hAnsi="Arial"/>
           <w:i w:val="0"/>
+          <w:color w:val="1A1A1A"/>
           <w:sz w:val="19"/>
         </w:rPr>
         <w:t>Камере показывается плоский цвет (по умолчанию чёрный), а освещение и отражения остаются от HDRI. Пригодится, когда фон в кадре не нужен: рендер на чистой болванке с настоящим освещением.</w:t>
@@ -4613,6 +3244,7 @@
         <w:rPr>
           <w:rFonts w:ascii="Arial" w:hAnsi="Arial"/>
           <w:i w:val="0"/>
+          <w:color w:val="1A1A1A"/>
           <w:sz w:val="19"/>
         </w:rPr>
         <w:t>Ротация вращает окружение: Z - турнтейбл-спин, X и Y - наклоны. Strength - интенсивность окружения, обновляется живьём; обе ручки продолжают действовать на нодовую цепочку и после применения другого HDRI.</w:t>
@@ -4623,6 +3255,7 @@
         <w:rPr>
           <w:rFonts w:ascii="Arial" w:hAnsi="Arial"/>
           <w:i w:val="0"/>
+          <w:color w:val="1A1A1A"/>
           <w:sz w:val="19"/>
         </w:rPr>
         <w:t>Для вращения мышью включите тумблер Rotate: Shift+RMB - драг Shift + ПКМ во вьюпорте крутит HDRI вокруг Z, Ctrl+Z отменяет весь драг. Тумблер всегда выключен в свежей сессии: он сбрасывается при каждой загрузке файла, чтобы не перехватывать навигацию неожиданно.</w:t>
@@ -4643,6 +3276,7 @@
         <w:rPr>
           <w:rFonts w:ascii="Arial" w:hAnsi="Arial"/>
           <w:i w:val="0"/>
+          <w:color w:val="1A1A1A"/>
           <w:sz w:val="19"/>
         </w:rPr>
         <w:t>Если сохранённая папка исчезла с диска (библиотеку переехали или удалили), при загрузке файла она чинится автоматически: сначала из настроек аддона, затем из встроенной библиотеки. Тот же ремонт срабатывает при правке папки в настройках. Неисправимый путь панель показывает честно - «Folder not found: …» - вместо вводящего в заблуждение пустого списка файлов. Механизм общий для всех браузеров: HDRI, IES, Gobo и Presets.</w:t>
@@ -4651,10 +3285,29 @@
     <w:p>
       <w:pPr>
         <w:pStyle w:val="Heading1"/>
+        <w:pBdr>
+          <w:left w:val="single" w:sz="24" w:space="8" w:color="C82823"/>
+        </w:pBdr>
       </w:pPr>
       <w:bookmarkStart w:id="100031" w:name="_Toc100031"/>
       <w:r>
-        <w:t>8. Солнце</w:t>
+        <w:rPr>
+          <w:rFonts w:ascii="Century Gothic" w:hAnsi="Century Gothic"/>
+          <w:b/>
+          <w:color w:val="000000"/>
+          <w:sz w:val="30"/>
+        </w:rPr>
+        <w:t xml:space="preserve">8. </w:t>
+      </w:r>
+      <w:r>
+        <w:rPr>
+          <w:rFonts w:ascii="Century Gothic" w:hAnsi="Century Gothic"/>
+          <w:b/>
+          <w:color w:val="000000"/>
+          <w:sz w:val="30"/>
+          <w:spacing w:val="20"/>
+        </w:rPr>
+        <w:t>СОЛНЦЕ</w:t>
       </w:r>
       <w:bookmarkEnd w:id="100031"/>
     </w:p>
@@ -4663,6 +3316,7 @@
         <w:rPr>
           <w:rFonts w:ascii="Arial" w:hAnsi="Arial"/>
           <w:i w:val="0"/>
+          <w:color w:val="1A1A1A"/>
           <w:sz w:val="19"/>
         </w:rPr>
         <w:t>Суб-панель Sun наводит любой солнечный свет в сцене по реальной астрономии: задайте время, дату, широту, долготу, UTC-сдвиг и направление на север - панель повернет Sun-светильник так, как солнце стоит в этом месте и момент. Дистанция управляет выносом светильника.</w:t>
@@ -4673,6 +3327,7 @@
         <w:rPr>
           <w:rFonts w:ascii="Arial" w:hAnsi="Arial"/>
           <w:i w:val="0"/>
+          <w:color w:val="1A1A1A"/>
           <w:sz w:val="19"/>
         </w:rPr>
         <w:t>Пресеты дня:</w:t>
@@ -4686,6 +3341,7 @@
         <w:rPr>
           <w:rFonts w:ascii="Arial" w:hAnsi="Arial"/>
           <w:i w:val="0"/>
+          <w:color w:val="1A1A1A"/>
           <w:sz w:val="19"/>
         </w:rPr>
         <w:t>Noon - полдень;</w:t>
@@ -4699,6 +3355,7 @@
         <w:rPr>
           <w:rFonts w:ascii="Arial" w:hAnsi="Arial"/>
           <w:i w:val="0"/>
+          <w:color w:val="1A1A1A"/>
           <w:sz w:val="19"/>
         </w:rPr>
         <w:t>Golden Hour - час до заката, низкое тёплое солнце;</w:t>
@@ -4712,6 +3369,7 @@
         <w:rPr>
           <w:rFonts w:ascii="Arial" w:hAnsi="Arial"/>
           <w:i w:val="0"/>
+          <w:color w:val="1A1A1A"/>
           <w:sz w:val="19"/>
         </w:rPr>
         <w:t>Sunset - закат.</w:t>
@@ -4722,6 +3380,7 @@
         <w:rPr>
           <w:rFonts w:ascii="Arial" w:hAnsi="Arial"/>
           <w:i w:val="0"/>
+          <w:color w:val="1A1A1A"/>
           <w:sz w:val="19"/>
         </w:rPr>
         <w:t>Панель выводит расчётную высоту и азимут солнца, время восхода и заката. Положение считается по алгоритму NOAA (public domain).</w:t>
@@ -4732,6 +3391,7 @@
         <w:rPr>
           <w:rFonts w:ascii="Arial" w:hAnsi="Arial"/>
           <w:i w:val="0"/>
+          <w:color w:val="1A1A1A"/>
           <w:sz w:val="19"/>
         </w:rPr>
         <w:t>Анимация дня: поставьте кейфрейм на параметр Time - и солнце будет следовать за каждым кадром, от восхода до заката, с паузой на рендерах и запеканиях.</w:t>
@@ -4740,10 +3400,29 @@
     <w:p>
       <w:pPr>
         <w:pStyle w:val="Heading1"/>
+        <w:pBdr>
+          <w:left w:val="single" w:sz="24" w:space="8" w:color="C82823"/>
+        </w:pBdr>
       </w:pPr>
       <w:bookmarkStart w:id="100032" w:name="_Toc100032"/>
       <w:r>
-        <w:t>9. IES-браузер</w:t>
+        <w:rPr>
+          <w:rFonts w:ascii="Century Gothic" w:hAnsi="Century Gothic"/>
+          <w:b/>
+          <w:color w:val="000000"/>
+          <w:sz w:val="30"/>
+        </w:rPr>
+        <w:t xml:space="preserve">9. </w:t>
+      </w:r>
+      <w:r>
+        <w:rPr>
+          <w:rFonts w:ascii="Century Gothic" w:hAnsi="Century Gothic"/>
+          <w:b/>
+          <w:color w:val="000000"/>
+          <w:sz w:val="30"/>
+          <w:spacing w:val="20"/>
+        </w:rPr>
+        <w:t>IES-БРАУЗЕР</w:t>
       </w:r>
       <w:bookmarkEnd w:id="100032"/>
     </w:p>
@@ -4752,6 +3431,7 @@
         <w:rPr>
           <w:rFonts w:ascii="Arial" w:hAnsi="Arial"/>
           <w:i w:val="0"/>
+          <w:color w:val="1A1A1A"/>
           <w:sz w:val="19"/>
         </w:rPr>
         <w:t>Суб-панель IES работает с профилями светораспределения - файлами .ies, которые описывают реальные светильники: прожекторы, бра, уличные фонари. Укажите папку - профили появятся сеткой; превью подхватываются из подпапки thumbnails рядом, файл &lt;имя&gt;.jpg для &lt;имя&gt;.ies.</w:t>
@@ -4765,6 +3445,7 @@
         <w:rPr>
           <w:rFonts w:ascii="Arial" w:hAnsi="Arial"/>
           <w:i w:val="0"/>
+          <w:color w:val="1A1A1A"/>
           <w:sz w:val="19"/>
         </w:rPr>
         <w:t>Apply IES строит IES-сетап на активном светильнике типа Point или Spot: цепочка IES → Emission → Output.</w:t>
@@ -4778,6 +3459,7 @@
         <w:rPr>
           <w:rFonts w:ascii="Arial" w:hAnsi="Arial"/>
           <w:i w:val="0"/>
+          <w:color w:val="1A1A1A"/>
           <w:sz w:val="19"/>
         </w:rPr>
         <w:t>Если на светильнике уже есть IES-сетап LAMPOCHKA - меняется только файл; если есть обычная Emission-цепочка - IES-нода вставляется без разрушения нод.</w:t>
@@ -4791,6 +3473,7 @@
         <w:rPr>
           <w:rFonts w:ascii="Arial" w:hAnsi="Arial"/>
           <w:i w:val="0"/>
+          <w:color w:val="1A1A1A"/>
           <w:sz w:val="19"/>
         </w:rPr>
         <w:t>Power - множитель яркости профиля, Mix - насколько профиль формирует свет против равномерного (0-100%).</w:t>
@@ -4804,6 +3487,7 @@
         <w:rPr>
           <w:rFonts w:ascii="Arial" w:hAnsi="Arial"/>
           <w:i w:val="0"/>
+          <w:color w:val="1A1A1A"/>
           <w:sz w:val="19"/>
         </w:rPr>
         <w:t>Remove IES снимает IES-ноду с активного светильника.</w:t>
@@ -4817,6 +3501,7 @@
         <w:rPr>
           <w:rFonts w:ascii="Arial" w:hAnsi="Arial"/>
           <w:i w:val="0"/>
+          <w:color w:val="1A1A1A"/>
           <w:sz w:val="19"/>
         </w:rPr>
         <w:t>IES-профили работают только в Cycles - панель предупреждает при другом движке.</w:t>
@@ -4830,6 +3515,7 @@
         <w:rPr>
           <w:rFonts w:ascii="Arial" w:hAnsi="Arial"/>
           <w:i w:val="0"/>
+          <w:color w:val="1A1A1A"/>
           <w:sz w:val="19"/>
         </w:rPr>
         <w:t>Последняя папка запоминается в настройках, как и в HDRI-браузере.</w:t>
@@ -4838,10 +3524,29 @@
     <w:p>
       <w:pPr>
         <w:pStyle w:val="Heading1"/>
+        <w:pBdr>
+          <w:left w:val="single" w:sz="24" w:space="8" w:color="C82823"/>
+        </w:pBdr>
       </w:pPr>
       <w:bookmarkStart w:id="100033" w:name="_Toc100033"/>
       <w:r>
-        <w:t>10. Гобо-проекции</w:t>
+        <w:rPr>
+          <w:rFonts w:ascii="Century Gothic" w:hAnsi="Century Gothic"/>
+          <w:b/>
+          <w:color w:val="000000"/>
+          <w:sz w:val="30"/>
+        </w:rPr>
+        <w:t xml:space="preserve">10. </w:t>
+      </w:r>
+      <w:r>
+        <w:rPr>
+          <w:rFonts w:ascii="Century Gothic" w:hAnsi="Century Gothic"/>
+          <w:b/>
+          <w:color w:val="000000"/>
+          <w:sz w:val="30"/>
+          <w:spacing w:val="20"/>
+        </w:rPr>
+        <w:t>ГОБО-ПРОЕКЦИИ</w:t>
       </w:r>
       <w:bookmarkEnd w:id="100033"/>
     </w:p>
@@ -4850,6 +3555,7 @@
         <w:rPr>
           <w:rFonts w:ascii="Arial" w:hAnsi="Arial"/>
           <w:i w:val="0"/>
+          <w:color w:val="1A1A1A"/>
           <w:sz w:val="19"/>
         </w:rPr>
         <w:t>Суб-панель Gobo проецирует текстуру из активного светильника: паттерн жалюзи, листвы, оконной рамы - рисунок поверх основного света, который оживляет кадр. Укажите папку с текстурами - появятся сеткой превью, Apply применяет выбранную.</w:t>
@@ -4857,7 +3563,6 @@
     </w:p>
     <w:tbl>
       <w:tblPr>
-        <w:tblStyle w:val="TableGrid"/>
         <w:tblW w:type="auto" w:w="0"/>
         <w:tblLayout w:type="fixed"/>
         <w:tblLook w:firstColumn="1" w:firstRow="1" w:lastColumn="0" w:lastRow="0" w:noHBand="0" w:noVBand="1" w:val="04A0"/>
@@ -4869,67 +3574,60 @@
         </w:tblCellMar>
       </w:tblPr>
       <w:tblGrid>
-        <w:gridCol w:w="4680"/>
-        <w:gridCol w:w="4680"/>
+        <w:gridCol w:w="4706"/>
+        <w:gridCol w:w="4706"/>
       </w:tblGrid>
       <w:tr>
         <w:trPr>
           <w:cantSplit/>
-          <w:tblHeader/>
         </w:trPr>
         <w:tc>
           <w:tcPr>
             <w:tcW w:type="dxa" w:w="3061"/>
+            <w:vAlign w:val="top"/>
             <w:tcBorders>
-              <w:top w:val="single" w:sz="4" w:space="0" w:color="CCCCCC"/>
-              <w:left w:val="single" w:sz="4" w:space="0" w:color="CCCCCC"/>
-              <w:bottom w:val="single" w:sz="4" w:space="0" w:color="CCCCCC"/>
-              <w:right w:val="single" w:sz="4" w:space="0" w:color="CCCCCC"/>
+              <w:bottom w:val="single" w:sz="12" w:space="4" w:color="C82823"/>
             </w:tcBorders>
-            <w:vAlign w:val="top"/>
-            <w:shd w:val="clear" w:color="auto" w:fill="2E75B5"/>
           </w:tcPr>
           <w:p>
             <w:pPr>
+              <w:keepNext/>
               <w:spacing w:before="40" w:after="40" w:line="264" w:lineRule="auto"/>
             </w:pPr>
             <w:r>
               <w:rPr>
-                <w:rFonts w:ascii="Arial" w:hAnsi="Arial"/>
+                <w:rFonts w:ascii="Century Gothic" w:hAnsi="Century Gothic"/>
                 <w:b/>
-                <w:i w:val="0"/>
-                <w:color w:val="FFFFFF"/>
-                <w:sz w:val="18"/>
+                <w:color w:val="000000"/>
+                <w:sz w:val="17"/>
+                <w:spacing w:val="20"/>
               </w:rPr>
-              <w:t>Активный светильник</w:t>
+              <w:t>АКТИВНЫЙ СВЕТИЛЬНИК</w:t>
             </w:r>
           </w:p>
         </w:tc>
         <w:tc>
           <w:tcPr>
             <w:tcW w:type="dxa" w:w="6576"/>
+            <w:vAlign w:val="top"/>
             <w:tcBorders>
-              <w:top w:val="single" w:sz="4" w:space="0" w:color="CCCCCC"/>
-              <w:left w:val="single" w:sz="4" w:space="0" w:color="CCCCCC"/>
-              <w:bottom w:val="single" w:sz="4" w:space="0" w:color="CCCCCC"/>
-              <w:right w:val="single" w:sz="4" w:space="0" w:color="CCCCCC"/>
+              <w:bottom w:val="single" w:sz="12" w:space="4" w:color="C82823"/>
             </w:tcBorders>
-            <w:vAlign w:val="top"/>
-            <w:shd w:val="clear" w:color="auto" w:fill="2E75B5"/>
           </w:tcPr>
           <w:p>
             <w:pPr>
+              <w:keepNext/>
               <w:spacing w:before="40" w:after="40" w:line="264" w:lineRule="auto"/>
             </w:pPr>
             <w:r>
               <w:rPr>
-                <w:rFonts w:ascii="Arial" w:hAnsi="Arial"/>
+                <w:rFonts w:ascii="Century Gothic" w:hAnsi="Century Gothic"/>
                 <w:b/>
-                <w:i w:val="0"/>
-                <w:color w:val="FFFFFF"/>
-                <w:sz w:val="18"/>
+                <w:color w:val="000000"/>
+                <w:sz w:val="17"/>
+                <w:spacing w:val="20"/>
               </w:rPr>
-              <w:t>Что произойдёт</w:t>
+              <w:t>ЧТО ПРОИЗОЙДЁТ</w:t>
             </w:r>
           </w:p>
         </w:tc>
@@ -4941,23 +3639,21 @@
         <w:tc>
           <w:tcPr>
             <w:tcW w:type="dxa" w:w="3061"/>
+            <w:vAlign w:val="top"/>
             <w:tcBorders>
-              <w:top w:val="single" w:sz="4" w:space="0" w:color="CCCCCC"/>
-              <w:left w:val="single" w:sz="4" w:space="0" w:color="CCCCCC"/>
-              <w:bottom w:val="single" w:sz="4" w:space="0" w:color="CCCCCC"/>
-              <w:right w:val="single" w:sz="4" w:space="0" w:color="CCCCCC"/>
+              <w:bottom w:val="single" w:sz="4" w:space="4" w:color="E0E0E0"/>
             </w:tcBorders>
-            <w:vAlign w:val="top"/>
           </w:tcPr>
           <w:p>
             <w:pPr>
+              <w:keepNext/>
               <w:spacing w:before="40" w:after="40" w:line="264" w:lineRule="auto"/>
             </w:pPr>
             <w:r>
               <w:rPr>
                 <w:rFonts w:ascii="Arial" w:hAnsi="Arial"/>
                 <w:b/>
-                <w:i w:val="0"/>
+                <w:color w:val="1A1A1A"/>
                 <w:sz w:val="18"/>
               </w:rPr>
               <w:t>Spot</w:t>
@@ -4967,23 +3663,21 @@
         <w:tc>
           <w:tcPr>
             <w:tcW w:type="dxa" w:w="6576"/>
+            <w:vAlign w:val="top"/>
             <w:tcBorders>
-              <w:top w:val="single" w:sz="4" w:space="0" w:color="CCCCCC"/>
-              <w:left w:val="single" w:sz="4" w:space="0" w:color="CCCCCC"/>
-              <w:bottom w:val="single" w:sz="4" w:space="0" w:color="CCCCCC"/>
-              <w:right w:val="single" w:sz="4" w:space="0" w:color="CCCCCC"/>
+              <w:bottom w:val="single" w:sz="4" w:space="4" w:color="E0E0E0"/>
             </w:tcBorders>
-            <w:vAlign w:val="top"/>
           </w:tcPr>
           <w:p>
             <w:pPr>
+              <w:keepNext/>
               <w:spacing w:before="40" w:after="40" w:line="264" w:lineRule="auto"/>
             </w:pPr>
             <w:r>
               <w:rPr>
                 <w:rFonts w:ascii="Arial" w:hAnsi="Arial"/>
                 <w:b w:val="0"/>
-                <w:i w:val="0"/>
+                <w:color w:val="1A1A1A"/>
                 <w:sz w:val="18"/>
               </w:rPr>
               <w:t>классическая конусная проекция</w:t>
@@ -4998,24 +3692,21 @@
         <w:tc>
           <w:tcPr>
             <w:tcW w:type="dxa" w:w="3061"/>
+            <w:vAlign w:val="top"/>
             <w:tcBorders>
-              <w:top w:val="single" w:sz="4" w:space="0" w:color="CCCCCC"/>
-              <w:left w:val="single" w:sz="4" w:space="0" w:color="CCCCCC"/>
-              <w:bottom w:val="single" w:sz="4" w:space="0" w:color="CCCCCC"/>
-              <w:right w:val="single" w:sz="4" w:space="0" w:color="CCCCCC"/>
+              <w:bottom w:val="single" w:sz="4" w:space="4" w:color="E0E0E0"/>
             </w:tcBorders>
-            <w:vAlign w:val="top"/>
-            <w:shd w:val="clear" w:color="auto" w:fill="F5F8FB"/>
           </w:tcPr>
           <w:p>
             <w:pPr>
+              <w:keepNext/>
               <w:spacing w:before="40" w:after="40" w:line="264" w:lineRule="auto"/>
             </w:pPr>
             <w:r>
               <w:rPr>
                 <w:rFonts w:ascii="Arial" w:hAnsi="Arial"/>
                 <w:b/>
-                <w:i w:val="0"/>
+                <w:color w:val="1A1A1A"/>
                 <w:sz w:val="18"/>
               </w:rPr>
               <w:t>Area</w:t>
@@ -5025,24 +3716,21 @@
         <w:tc>
           <w:tcPr>
             <w:tcW w:type="dxa" w:w="6576"/>
+            <w:vAlign w:val="top"/>
             <w:tcBorders>
-              <w:top w:val="single" w:sz="4" w:space="0" w:color="CCCCCC"/>
-              <w:left w:val="single" w:sz="4" w:space="0" w:color="CCCCCC"/>
-              <w:bottom w:val="single" w:sz="4" w:space="0" w:color="CCCCCC"/>
-              <w:right w:val="single" w:sz="4" w:space="0" w:color="CCCCCC"/>
+              <w:bottom w:val="single" w:sz="4" w:space="4" w:color="E0E0E0"/>
             </w:tcBorders>
-            <w:vAlign w:val="top"/>
-            <w:shd w:val="clear" w:color="auto" w:fill="F5F8FB"/>
           </w:tcPr>
           <w:p>
             <w:pPr>
+              <w:keepNext/>
               <w:spacing w:before="40" w:after="40" w:line="264" w:lineRule="auto"/>
             </w:pPr>
             <w:r>
               <w:rPr>
                 <w:rFonts w:ascii="Arial" w:hAnsi="Arial"/>
                 <w:b w:val="0"/>
-                <w:i w:val="0"/>
+                <w:color w:val="1A1A1A"/>
                 <w:sz w:val="18"/>
               </w:rPr>
               <w:t>плоская проекция - «софтбокс с рисунком»</w:t>
@@ -5057,23 +3745,21 @@
         <w:tc>
           <w:tcPr>
             <w:tcW w:type="dxa" w:w="3061"/>
+            <w:vAlign w:val="top"/>
             <w:tcBorders>
-              <w:top w:val="single" w:sz="4" w:space="0" w:color="CCCCCC"/>
-              <w:left w:val="single" w:sz="4" w:space="0" w:color="CCCCCC"/>
-              <w:bottom w:val="single" w:sz="4" w:space="0" w:color="CCCCCC"/>
-              <w:right w:val="single" w:sz="4" w:space="0" w:color="CCCCCC"/>
+              <w:bottom w:val="single" w:sz="4" w:space="4" w:color="E0E0E0"/>
             </w:tcBorders>
-            <w:vAlign w:val="top"/>
           </w:tcPr>
           <w:p>
             <w:pPr>
+              <w:keepNext/>
               <w:spacing w:before="40" w:after="40" w:line="264" w:lineRule="auto"/>
             </w:pPr>
             <w:r>
               <w:rPr>
                 <w:rFonts w:ascii="Arial" w:hAnsi="Arial"/>
                 <w:b/>
-                <w:i w:val="0"/>
+                <w:color w:val="1A1A1A"/>
                 <w:sz w:val="18"/>
               </w:rPr>
               <w:t>Point</w:t>
@@ -5083,23 +3769,21 @@
         <w:tc>
           <w:tcPr>
             <w:tcW w:type="dxa" w:w="6576"/>
+            <w:vAlign w:val="top"/>
             <w:tcBorders>
-              <w:top w:val="single" w:sz="4" w:space="0" w:color="CCCCCC"/>
-              <w:left w:val="single" w:sz="4" w:space="0" w:color="CCCCCC"/>
-              <w:bottom w:val="single" w:sz="4" w:space="0" w:color="CCCCCC"/>
-              <w:right w:val="single" w:sz="4" w:space="0" w:color="CCCCCC"/>
+              <w:bottom w:val="single" w:sz="4" w:space="4" w:color="E0E0E0"/>
             </w:tcBorders>
-            <w:vAlign w:val="top"/>
           </w:tcPr>
           <w:p>
             <w:pPr>
+              <w:keepNext/>
               <w:spacing w:before="40" w:after="40" w:line="264" w:lineRule="auto"/>
             </w:pPr>
             <w:r>
               <w:rPr>
                 <w:rFonts w:ascii="Arial" w:hAnsi="Arial"/>
                 <w:b w:val="0"/>
-                <w:i w:val="0"/>
+                <w:color w:val="1A1A1A"/>
                 <w:sz w:val="18"/>
               </w:rPr>
               <w:t>при Apply автоматически превращается в спот</w:t>
@@ -5114,14 +3798,10 @@
         <w:tc>
           <w:tcPr>
             <w:tcW w:type="dxa" w:w="3061"/>
+            <w:vAlign w:val="top"/>
             <w:tcBorders>
-              <w:top w:val="single" w:sz="4" w:space="0" w:color="CCCCCC"/>
-              <w:left w:val="single" w:sz="4" w:space="0" w:color="CCCCCC"/>
-              <w:bottom w:val="single" w:sz="4" w:space="0" w:color="CCCCCC"/>
-              <w:right w:val="single" w:sz="4" w:space="0" w:color="CCCCCC"/>
+              <w:bottom w:val="single" w:sz="8" w:space="4" w:color="000000"/>
             </w:tcBorders>
-            <w:vAlign w:val="top"/>
-            <w:shd w:val="clear" w:color="auto" w:fill="F5F8FB"/>
           </w:tcPr>
           <w:p>
             <w:pPr>
@@ -5131,7 +3811,7 @@
               <w:rPr>
                 <w:rFonts w:ascii="Arial" w:hAnsi="Arial"/>
                 <w:b/>
-                <w:i w:val="0"/>
+                <w:color w:val="1A1A1A"/>
                 <w:sz w:val="18"/>
               </w:rPr>
               <w:t>Sun</w:t>
@@ -5141,14 +3821,10 @@
         <w:tc>
           <w:tcPr>
             <w:tcW w:type="dxa" w:w="6576"/>
+            <w:vAlign w:val="top"/>
             <w:tcBorders>
-              <w:top w:val="single" w:sz="4" w:space="0" w:color="CCCCCC"/>
-              <w:left w:val="single" w:sz="4" w:space="0" w:color="CCCCCC"/>
-              <w:bottom w:val="single" w:sz="4" w:space="0" w:color="CCCCCC"/>
-              <w:right w:val="single" w:sz="4" w:space="0" w:color="CCCCCC"/>
+              <w:bottom w:val="single" w:sz="8" w:space="4" w:color="000000"/>
             </w:tcBorders>
-            <w:vAlign w:val="top"/>
-            <w:shd w:val="clear" w:color="auto" w:fill="F5F8FB"/>
           </w:tcPr>
           <w:p>
             <w:pPr>
@@ -5158,7 +3834,7 @@
               <w:rPr>
                 <w:rFonts w:ascii="Arial" w:hAnsi="Arial"/>
                 <w:b w:val="0"/>
-                <w:i w:val="0"/>
+                <w:color w:val="1A1A1A"/>
                 <w:sz w:val="18"/>
               </w:rPr>
               <w:t>гобо невозможен - у солнца нет позиции для проекции</w:t>
@@ -5169,7 +3845,7 @@
     </w:tbl>
     <w:p>
       <w:pPr>
-        <w:spacing w:after="80" w:before="0" w:line="240" w:lineRule="auto"/>
+        <w:spacing w:after="80" w:line="240" w:lineRule="auto"/>
       </w:pPr>
     </w:p>
     <w:p>
@@ -5177,6 +3853,7 @@
         <w:rPr>
           <w:rFonts w:ascii="Arial" w:hAnsi="Arial"/>
           <w:i w:val="0"/>
+          <w:color w:val="1A1A1A"/>
           <w:sz w:val="19"/>
         </w:rPr>
         <w:t>Гобо строится на активном светильнике аккуратно: если нод нет - создаётся чистая цепочка TexCoord → Mapping → Image → Emission → Output; если Emission-цепочка уже есть - гобо вплетается умножением, не разрушая ноды.</w:t>
@@ -5187,6 +3864,7 @@
         <w:rPr>
           <w:rFonts w:ascii="Arial" w:hAnsi="Arial"/>
           <w:i w:val="0"/>
+          <w:color w:val="1A1A1A"/>
           <w:sz w:val="19"/>
         </w:rPr>
         <w:t>Ручки проекции хранятся на каждом светильнике, поэтому гобо независимы:</w:t>
@@ -5200,6 +3878,7 @@
         <w:rPr>
           <w:rFonts w:ascii="Arial" w:hAnsi="Arial"/>
           <w:i w:val="0"/>
+          <w:color w:val="1A1A1A"/>
           <w:sz w:val="19"/>
         </w:rPr>
         <w:t>Rotation - поворот паттерна;</w:t>
@@ -5213,6 +3892,7 @@
         <w:rPr>
           <w:rFonts w:ascii="Arial" w:hAnsi="Arial"/>
           <w:i w:val="0"/>
+          <w:color w:val="1A1A1A"/>
           <w:sz w:val="19"/>
         </w:rPr>
         <w:t>Scale X / Scale Y - растяжение в жалюзи или полосы;</w:t>
@@ -5226,6 +3906,7 @@
         <w:rPr>
           <w:rFonts w:ascii="Arial" w:hAnsi="Arial"/>
           <w:i w:val="0"/>
+          <w:color w:val="1A1A1A"/>
           <w:sz w:val="19"/>
         </w:rPr>
         <w:t>Offset X / Offset Y - сдвиг рисунка;</w:t>
@@ -5239,6 +3920,7 @@
         <w:rPr>
           <w:rFonts w:ascii="Arial" w:hAnsi="Arial"/>
           <w:i w:val="0"/>
+          <w:color w:val="1A1A1A"/>
           <w:sz w:val="19"/>
         </w:rPr>
         <w:t>Mix - доля гобо в свете: акцент поверх основного света, 0-100%;</w:t>
@@ -5252,6 +3934,7 @@
         <w:rPr>
           <w:rFonts w:ascii="Arial" w:hAnsi="Arial"/>
           <w:i w:val="0"/>
+          <w:color w:val="1A1A1A"/>
           <w:sz w:val="19"/>
         </w:rPr>
         <w:t>Invert и Flip X - инверсия и зеркалирование паттерна.</w:t>
@@ -5262,6 +3945,7 @@
         <w:rPr>
           <w:rFonts w:ascii="Arial" w:hAnsi="Arial"/>
           <w:i w:val="0"/>
+          <w:color w:val="1A1A1A"/>
           <w:sz w:val="19"/>
         </w:rPr>
         <w:t>Remove Gobo снимает гобо-ноды и восстанавливает прежний источник цвета. Пресеты световых схем сохраняют гобо-текстуру и нодовую цепочку (ручки гобо при применении пресета сбрасываются в дефолт). Последняя папка запоминается, как у HDRI и IES.</w:t>
@@ -5270,10 +3954,29 @@
     <w:p>
       <w:pPr>
         <w:pStyle w:val="Heading1"/>
+        <w:pBdr>
+          <w:left w:val="single" w:sz="24" w:space="8" w:color="C82823"/>
+        </w:pBdr>
       </w:pPr>
       <w:bookmarkStart w:id="100034" w:name="_Toc100034"/>
       <w:r>
-        <w:t>11. Пресеты световых схем</w:t>
+        <w:rPr>
+          <w:rFonts w:ascii="Century Gothic" w:hAnsi="Century Gothic"/>
+          <w:b/>
+          <w:color w:val="000000"/>
+          <w:sz w:val="30"/>
+        </w:rPr>
+        <w:t xml:space="preserve">11. </w:t>
+      </w:r>
+      <w:r>
+        <w:rPr>
+          <w:rFonts w:ascii="Century Gothic" w:hAnsi="Century Gothic"/>
+          <w:b/>
+          <w:color w:val="000000"/>
+          <w:sz w:val="30"/>
+          <w:spacing w:val="20"/>
+        </w:rPr>
+        <w:t>ПРЕСЕТЫ СВЕТОВЫХ СХЕМ</w:t>
       </w:r>
       <w:bookmarkEnd w:id="100034"/>
     </w:p>
@@ -5292,6 +3995,7 @@
         <w:rPr>
           <w:rFonts w:ascii="Arial" w:hAnsi="Arial"/>
           <w:i w:val="0"/>
+          <w:color w:val="1A1A1A"/>
           <w:sz w:val="19"/>
         </w:rPr>
         <w:t>Сетапы живут как blend-пакеты и применяются аппендом setup-коллекции: empty-иерархии, нодовые деревья и мировые трансформы приезжают в сцену ровно в авторском виде. Укажите папку пресетов - каждая коллекция каждого .blend в папке (рекурсивно) появляется в карусели как отдельный сетап; превью берутся из thumbs/&lt;имя&gt;.png или thumbnails/&lt;имя&gt;.png рядом с пакетом.</w:t>
@@ -5312,6 +4016,7 @@
         <w:rPr>
           <w:rFonts w:ascii="Arial" w:hAnsi="Arial"/>
           <w:i w:val="0"/>
+          <w:color w:val="1A1A1A"/>
           <w:sz w:val="19"/>
         </w:rPr>
         <w:t>Кнопка ставит один или несколько пакетов пресетов из zip-архивов: каждый zip становится подпапкой папки пресетов. PLS-совместимая структура (library/*.blend + library/thumbs/) разворачивается автоматически.</w:t>
@@ -5332,6 +4037,7 @@
         <w:rPr>
           <w:rFonts w:ascii="Arial" w:hAnsi="Arial"/>
           <w:i w:val="0"/>
+          <w:color w:val="1A1A1A"/>
           <w:sz w:val="19"/>
         </w:rPr>
         <w:t>Карусель пресетов устроена как в HDRI-браузере: карточки предыдущий / активный / следующий, стрелки ◀ ▶, клик по соседней карточке - перескок. Переключение пресетов применяет их сразу, без отдельной кнопки; каталог зациклен. Apply переприменяет выбранный сетап по требованию.</w:t>
@@ -5352,6 +4058,7 @@
         <w:rPr>
           <w:rFonts w:ascii="Arial" w:hAnsi="Arial"/>
           <w:i w:val="0"/>
+          <w:color w:val="1A1A1A"/>
           <w:sz w:val="19"/>
         </w:rPr>
         <w:t>Кнопка записывает светильники сцены (вместе с родительскими empty и поддеревьями ригов) как .blend-сетап в папку пресетов. Давайте светильникам осмысленные имена - Key, Rim, Fill: сетап читается как световая схема, а не как свалка объектов.</w:t>
@@ -5375,6 +4082,7 @@
         <w:rPr>
           <w:rFonts w:ascii="Arial" w:hAnsi="Arial"/>
           <w:i w:val="0"/>
+          <w:color w:val="1A1A1A"/>
           <w:sz w:val="19"/>
         </w:rPr>
         <w:t>Общая интенсивность - один слайдер масштабирует энергию всех светов применённого пресета относительно авторских значений; накопления при повторных применениях нет.</w:t>
@@ -5388,6 +4096,7 @@
         <w:rPr>
           <w:rFonts w:ascii="Arial" w:hAnsi="Arial"/>
           <w:i w:val="0"/>
+          <w:color w:val="1A1A1A"/>
           <w:sz w:val="19"/>
         </w:rPr>
         <w:t>Поворот пустышки по Z - вращение применённого пресета вокруг его родительской пустышки по мировой оси Z; возврат слайдера на ноль восстанавливает авторскую ориентацию.</w:t>
@@ -5401,6 +4110,7 @@
         <w:rPr>
           <w:rFonts w:ascii="Arial" w:hAnsi="Arial"/>
           <w:i w:val="0"/>
+          <w:color w:val="1A1A1A"/>
           <w:sz w:val="19"/>
         </w:rPr>
         <w:t>Flip Preset - Flip X / Flip Y зеркалят риг пресета относительно осей корня; двойной флип возвращает как было.</w:t>
@@ -5421,6 +4131,7 @@
         <w:rPr>
           <w:rFonts w:ascii="Arial" w:hAnsi="Arial"/>
           <w:i w:val="0"/>
+          <w:color w:val="1A1A1A"/>
           <w:sz w:val="19"/>
         </w:rPr>
         <w:t>Сердечко ♥ рядом с именем сетапа помечает его избранным; переключатель-сердце в шапке панели включает режим «только избранные» в карусели. Отметки хранятся в настройках и переживают переезд библиотеки.</w:t>
@@ -5444,6 +4155,7 @@
         <w:rPr>
           <w:rFonts w:ascii="Arial" w:hAnsi="Arial"/>
           <w:i w:val="0"/>
+          <w:color w:val="1A1A1A"/>
           <w:sz w:val="19"/>
         </w:rPr>
         <w:t>Clear Lights - удаляет из сцены все объекты, пришедшие из пресетов LAMPOCHKA.</w:t>
@@ -5457,6 +4169,7 @@
         <w:rPr>
           <w:rFonts w:ascii="Arial" w:hAnsi="Arial"/>
           <w:i w:val="0"/>
+          <w:color w:val="1A1A1A"/>
           <w:sz w:val="19"/>
         </w:rPr>
         <w:t>Preferences → Installed Preset Packages - список установленных пакетов со счётчиком blend-ов и кнопкой удаления у каждого, плюс Remove All Packages с подтверждением. Удаление пакетов живёт только в Preferences - для сайдбара это слишком опасная операция.</w:t>
@@ -5470,6 +4183,7 @@
         <w:rPr>
           <w:rFonts w:ascii="Arial" w:hAnsi="Arial"/>
           <w:i w:val="0"/>
+          <w:color w:val="1A1A1A"/>
           <w:sz w:val="19"/>
         </w:rPr>
         <w:t>Неразрешённые текстуры (пакет установлен без своей папки textures/) честно репортятся при применении, а не молча пропускаются.</w:t>
@@ -5478,10 +4192,29 @@
     <w:p>
       <w:pPr>
         <w:pStyle w:val="Heading1"/>
+        <w:pBdr>
+          <w:left w:val="single" w:sz="24" w:space="8" w:color="C82823"/>
+        </w:pBdr>
       </w:pPr>
       <w:bookmarkStart w:id="100042" w:name="_Toc100042"/>
       <w:r>
-        <w:t>12. Как пользоваться</w:t>
+        <w:rPr>
+          <w:rFonts w:ascii="Century Gothic" w:hAnsi="Century Gothic"/>
+          <w:b/>
+          <w:color w:val="000000"/>
+          <w:sz w:val="30"/>
+        </w:rPr>
+        <w:t xml:space="preserve">12. </w:t>
+      </w:r>
+      <w:r>
+        <w:rPr>
+          <w:rFonts w:ascii="Century Gothic" w:hAnsi="Century Gothic"/>
+          <w:b/>
+          <w:color w:val="000000"/>
+          <w:sz w:val="30"/>
+          <w:spacing w:val="20"/>
+        </w:rPr>
+        <w:t>КАК ПОЛЬЗОВАТЬСЯ</w:t>
       </w:r>
       <w:bookmarkEnd w:id="100042"/>
     </w:p>
@@ -5500,6 +4233,7 @@
         <w:rPr>
           <w:rFonts w:ascii="Arial" w:hAnsi="Arial"/>
           <w:i w:val="0"/>
+          <w:color w:val="1A1A1A"/>
           <w:sz w:val="19"/>
         </w:rPr>
         <w:t>Открыли сцену без света → панель → HDRI → папка → пара нажатий ◀ ▶ до приятного окружения. Ротацией Shift + ПКМ разверните интересную часть неба в кадр. Если фон в рендере не нужен - Hide from Camera, и объект стоит на чистой болванке, освещённый настоящим окружением.</w:t>
@@ -5520,6 +4254,7 @@
         <w:rPr>
           <w:rFonts w:ascii="Arial" w:hAnsi="Arial"/>
           <w:i w:val="0"/>
+          <w:color w:val="1A1A1A"/>
           <w:sz w:val="19"/>
         </w:rPr>
         <w:t>Пресет с трёхточечной схемой ставится каруселью одним кликом. Дальше ручки применения: интенсивность - под экспозицию сцены, поворот Z - под ракурс камеры, Flip - если свет падает не с той стороны. Понравившиеся схемы сохраняйте Save Setup-ом с именами Key / Rim / Fill - через месяц такой сетап читается без расшифровки.</w:t>
@@ -5540,6 +4275,7 @@
         <w:rPr>
           <w:rFonts w:ascii="Arial" w:hAnsi="Arial"/>
           <w:i w:val="0"/>
+          <w:color w:val="1A1A1A"/>
           <w:sz w:val="19"/>
         </w:rPr>
         <w:t>Практический свет за окном: FACESEL ставит Spot точно на карниз, гобо с растянутым по Y паттерном даёт жалюзи, Mix 30-50% держит акцент деликатным. Для интерьеров возьмите IES профиль реального светильника - свет получит правильное светораспределение без подгонки конуса на глаз.</w:t>
@@ -5563,6 +4299,7 @@
         <w:rPr>
           <w:rFonts w:ascii="Arial" w:hAnsi="Arial"/>
           <w:i w:val="0"/>
+          <w:color w:val="1A1A1A"/>
           <w:sz w:val="19"/>
         </w:rPr>
         <w:t>Кельвины вместо подгонки цвета: 3200 K - тёплая лампа, 5600 K - дневной свет. Цвет вспоминается цифрой, а не пипеткой.</w:t>
@@ -5576,6 +4313,7 @@
         <w:rPr>
           <w:rFonts w:ascii="Arial" w:hAnsi="Arial"/>
           <w:i w:val="0"/>
+          <w:color w:val="1A1A1A"/>
           <w:sz w:val="19"/>
         </w:rPr>
         <w:t>Solo на время отладки: один свет - один вопрос к кадру. Сняли соло - вернули всю схему.</w:t>
@@ -5589,6 +4327,7 @@
         <w:rPr>
           <w:rFonts w:ascii="Arial" w:hAnsi="Arial"/>
           <w:i w:val="0"/>
+          <w:color w:val="1A1A1A"/>
           <w:sz w:val="19"/>
         </w:rPr>
         <w:t>Batch для глобальных решений: вся практическая группа гасится одним слайдером, не десятком кликов.</w:t>
@@ -5602,6 +4341,7 @@
         <w:rPr>
           <w:rFonts w:ascii="Arial" w:hAnsi="Arial"/>
           <w:i w:val="0"/>
+          <w:color w:val="1A1A1A"/>
           <w:sz w:val="19"/>
         </w:rPr>
         <w:t>Light Linking - выборочно осветить героя, не задевая фон; Shadow Linking - держать тень навеса только там, где нужно.</w:t>
@@ -5615,6 +4355,7 @@
         <w:rPr>
           <w:rFonts w:ascii="Arial" w:hAnsi="Arial"/>
           <w:i w:val="0"/>
+          <w:color w:val="1A1A1A"/>
           <w:sz w:val="19"/>
         </w:rPr>
         <w:t>Анимация солнца через кейфрейм на Time - таймлапс дня без единого ключа на ротацию светильника.</w:t>
@@ -5623,16 +4364,34 @@
     <w:p>
       <w:pPr>
         <w:pStyle w:val="Heading1"/>
+        <w:pBdr>
+          <w:left w:val="single" w:sz="24" w:space="8" w:color="C82823"/>
+        </w:pBdr>
       </w:pPr>
       <w:bookmarkStart w:id="100047" w:name="_Toc100047"/>
       <w:r>
-        <w:t>13. Решение проблем</w:t>
+        <w:rPr>
+          <w:rFonts w:ascii="Century Gothic" w:hAnsi="Century Gothic"/>
+          <w:b/>
+          <w:color w:val="000000"/>
+          <w:sz w:val="30"/>
+        </w:rPr>
+        <w:t xml:space="preserve">13. </w:t>
+      </w:r>
+      <w:r>
+        <w:rPr>
+          <w:rFonts w:ascii="Century Gothic" w:hAnsi="Century Gothic"/>
+          <w:b/>
+          <w:color w:val="000000"/>
+          <w:sz w:val="30"/>
+          <w:spacing w:val="20"/>
+        </w:rPr>
+        <w:t>РЕШЕНИЕ ПРОБЛЕМ</w:t>
       </w:r>
       <w:bookmarkEnd w:id="100047"/>
     </w:p>
     <w:tbl>
       <w:tblPr>
-        <w:tblStyle w:val="TableGrid"/>
         <w:tblW w:type="auto" w:w="0"/>
         <w:tblLayout w:type="fixed"/>
         <w:tblLook w:firstColumn="1" w:firstRow="1" w:lastColumn="0" w:lastRow="0" w:noHBand="0" w:noVBand="1" w:val="04A0"/>
@@ -5644,96 +4403,86 @@
         </w:tblCellMar>
       </w:tblPr>
       <w:tblGrid>
-        <w:gridCol w:w="3120"/>
-        <w:gridCol w:w="3120"/>
-        <w:gridCol w:w="3120"/>
+        <w:gridCol w:w="3137"/>
+        <w:gridCol w:w="3137"/>
+        <w:gridCol w:w="3137"/>
       </w:tblGrid>
       <w:tr>
         <w:trPr>
           <w:cantSplit/>
-          <w:tblHeader/>
         </w:trPr>
         <w:tc>
           <w:tcPr>
             <w:tcW w:type="dxa" w:w="2948"/>
+            <w:vAlign w:val="top"/>
             <w:tcBorders>
-              <w:top w:val="single" w:sz="4" w:space="0" w:color="CCCCCC"/>
-              <w:left w:val="single" w:sz="4" w:space="0" w:color="CCCCCC"/>
-              <w:bottom w:val="single" w:sz="4" w:space="0" w:color="CCCCCC"/>
-              <w:right w:val="single" w:sz="4" w:space="0" w:color="CCCCCC"/>
+              <w:bottom w:val="single" w:sz="12" w:space="4" w:color="C82823"/>
             </w:tcBorders>
-            <w:vAlign w:val="top"/>
-            <w:shd w:val="clear" w:color="auto" w:fill="2E75B5"/>
           </w:tcPr>
           <w:p>
             <w:pPr>
+              <w:keepNext/>
               <w:spacing w:before="40" w:after="40" w:line="264" w:lineRule="auto"/>
             </w:pPr>
             <w:r>
               <w:rPr>
-                <w:rFonts w:ascii="Arial" w:hAnsi="Arial"/>
+                <w:rFonts w:ascii="Century Gothic" w:hAnsi="Century Gothic"/>
                 <w:b/>
-                <w:i w:val="0"/>
-                <w:color w:val="FFFFFF"/>
-                <w:sz w:val="18"/>
+                <w:color w:val="000000"/>
+                <w:sz w:val="17"/>
+                <w:spacing w:val="20"/>
               </w:rPr>
-              <w:t>Симптом</w:t>
+              <w:t>СИМПТОМ</w:t>
             </w:r>
           </w:p>
         </w:tc>
         <w:tc>
           <w:tcPr>
             <w:tcW w:type="dxa" w:w="3175"/>
+            <w:vAlign w:val="top"/>
             <w:tcBorders>
-              <w:top w:val="single" w:sz="4" w:space="0" w:color="CCCCCC"/>
-              <w:left w:val="single" w:sz="4" w:space="0" w:color="CCCCCC"/>
-              <w:bottom w:val="single" w:sz="4" w:space="0" w:color="CCCCCC"/>
-              <w:right w:val="single" w:sz="4" w:space="0" w:color="CCCCCC"/>
+              <w:bottom w:val="single" w:sz="12" w:space="4" w:color="C82823"/>
             </w:tcBorders>
-            <w:vAlign w:val="top"/>
-            <w:shd w:val="clear" w:color="auto" w:fill="2E75B5"/>
           </w:tcPr>
           <w:p>
             <w:pPr>
+              <w:keepNext/>
               <w:spacing w:before="40" w:after="40" w:line="264" w:lineRule="auto"/>
             </w:pPr>
             <w:r>
               <w:rPr>
-                <w:rFonts w:ascii="Arial" w:hAnsi="Arial"/>
+                <w:rFonts w:ascii="Century Gothic" w:hAnsi="Century Gothic"/>
                 <w:b/>
-                <w:i w:val="0"/>
-                <w:color w:val="FFFFFF"/>
-                <w:sz w:val="18"/>
+                <w:color w:val="000000"/>
+                <w:sz w:val="17"/>
+                <w:spacing w:val="20"/>
               </w:rPr>
-              <w:t>Причина</w:t>
+              <w:t>ПРИЧИНА</w:t>
             </w:r>
           </w:p>
         </w:tc>
         <w:tc>
           <w:tcPr>
             <w:tcW w:type="dxa" w:w="3515"/>
+            <w:vAlign w:val="top"/>
             <w:tcBorders>
-              <w:top w:val="single" w:sz="4" w:space="0" w:color="CCCCCC"/>
-              <w:left w:val="single" w:sz="4" w:space="0" w:color="CCCCCC"/>
-              <w:bottom w:val="single" w:sz="4" w:space="0" w:color="CCCCCC"/>
-              <w:right w:val="single" w:sz="4" w:space="0" w:color="CCCCCC"/>
+              <w:bottom w:val="single" w:sz="12" w:space="4" w:color="C82823"/>
             </w:tcBorders>
-            <w:vAlign w:val="top"/>
-            <w:shd w:val="clear" w:color="auto" w:fill="2E75B5"/>
           </w:tcPr>
           <w:p>
             <w:pPr>
+              <w:keepNext/>
               <w:spacing w:before="40" w:after="40" w:line="264" w:lineRule="auto"/>
             </w:pPr>
             <w:r>
               <w:rPr>
-                <w:rFonts w:ascii="Arial" w:hAnsi="Arial"/>
+                <w:rFonts w:ascii="Century Gothic" w:hAnsi="Century Gothic"/>
                 <w:b/>
-                <w:i w:val="0"/>
-                <w:color w:val="FFFFFF"/>
-                <w:sz w:val="18"/>
+                <w:color w:val="000000"/>
+                <w:sz w:val="17"/>
+                <w:spacing w:val="20"/>
               </w:rPr>
-              <w:t>Что делать</w:t>
+              <w:t>ЧТО ДЕЛАТЬ</w:t>
             </w:r>
           </w:p>
         </w:tc>
@@ -5745,23 +4494,21 @@
         <w:tc>
           <w:tcPr>
             <w:tcW w:type="dxa" w:w="2948"/>
+            <w:vAlign w:val="top"/>
             <w:tcBorders>
-              <w:top w:val="single" w:sz="4" w:space="0" w:color="CCCCCC"/>
-              <w:left w:val="single" w:sz="4" w:space="0" w:color="CCCCCC"/>
-              <w:bottom w:val="single" w:sz="4" w:space="0" w:color="CCCCCC"/>
-              <w:right w:val="single" w:sz="4" w:space="0" w:color="CCCCCC"/>
+              <w:bottom w:val="single" w:sz="4" w:space="4" w:color="E0E0E0"/>
             </w:tcBorders>
-            <w:vAlign w:val="top"/>
           </w:tcPr>
           <w:p>
             <w:pPr>
+              <w:keepNext/>
               <w:spacing w:before="40" w:after="40" w:line="264" w:lineRule="auto"/>
             </w:pPr>
             <w:r>
               <w:rPr>
                 <w:rFonts w:ascii="Arial" w:hAnsi="Arial"/>
                 <w:b/>
-                <w:i w:val="0"/>
+                <w:color w:val="1A1A1A"/>
                 <w:sz w:val="18"/>
               </w:rPr>
               <w:t>Браузер показывает «Folder not found: …»</w:t>
@@ -5771,23 +4518,21 @@
         <w:tc>
           <w:tcPr>
             <w:tcW w:type="dxa" w:w="3175"/>
+            <w:vAlign w:val="top"/>
             <w:tcBorders>
-              <w:top w:val="single" w:sz="4" w:space="0" w:color="CCCCCC"/>
-              <w:left w:val="single" w:sz="4" w:space="0" w:color="CCCCCC"/>
-              <w:bottom w:val="single" w:sz="4" w:space="0" w:color="CCCCCC"/>
-              <w:right w:val="single" w:sz="4" w:space="0" w:color="CCCCCC"/>
+              <w:bottom w:val="single" w:sz="4" w:space="4" w:color="E0E0E0"/>
             </w:tcBorders>
-            <w:vAlign w:val="top"/>
           </w:tcPr>
           <w:p>
             <w:pPr>
+              <w:keepNext/>
               <w:spacing w:before="40" w:after="40" w:line="264" w:lineRule="auto"/>
             </w:pPr>
             <w:r>
               <w:rPr>
                 <w:rFonts w:ascii="Arial" w:hAnsi="Arial"/>
                 <w:b w:val="0"/>
-                <w:i w:val="0"/>
+                <w:color w:val="1A1A1A"/>
                 <w:sz w:val="18"/>
               </w:rPr>
               <w:t>сохранённая папка исчезла с диска</w:t>
@@ -5797,23 +4542,21 @@
         <w:tc>
           <w:tcPr>
             <w:tcW w:type="dxa" w:w="3515"/>
+            <w:vAlign w:val="top"/>
             <w:tcBorders>
-              <w:top w:val="single" w:sz="4" w:space="0" w:color="CCCCCC"/>
-              <w:left w:val="single" w:sz="4" w:space="0" w:color="CCCCCC"/>
-              <w:bottom w:val="single" w:sz="4" w:space="0" w:color="CCCCCC"/>
-              <w:right w:val="single" w:sz="4" w:space="0" w:color="CCCCCC"/>
+              <w:bottom w:val="single" w:sz="4" w:space="4" w:color="E0E0E0"/>
             </w:tcBorders>
-            <w:vAlign w:val="top"/>
           </w:tcPr>
           <w:p>
             <w:pPr>
+              <w:keepNext/>
               <w:spacing w:before="40" w:after="40" w:line="264" w:lineRule="auto"/>
             </w:pPr>
             <w:r>
               <w:rPr>
                 <w:rFonts w:ascii="Arial" w:hAnsi="Arial"/>
                 <w:b w:val="0"/>
-                <w:i w:val="0"/>
+                <w:color w:val="1A1A1A"/>
                 <w:sz w:val="18"/>
               </w:rPr>
               <w:t>выберите папку заново; при загрузке файла ремонт из настроек аддона сработает сам</w:t>
@@ -5828,24 +4571,21 @@
         <w:tc>
           <w:tcPr>
             <w:tcW w:type="dxa" w:w="2948"/>
+            <w:vAlign w:val="top"/>
             <w:tcBorders>
-              <w:top w:val="single" w:sz="4" w:space="0" w:color="CCCCCC"/>
-              <w:left w:val="single" w:sz="4" w:space="0" w:color="CCCCCC"/>
-              <w:bottom w:val="single" w:sz="4" w:space="0" w:color="CCCCCC"/>
-              <w:right w:val="single" w:sz="4" w:space="0" w:color="CCCCCC"/>
+              <w:bottom w:val="single" w:sz="4" w:space="4" w:color="E0E0E0"/>
             </w:tcBorders>
-            <w:vAlign w:val="top"/>
-            <w:shd w:val="clear" w:color="auto" w:fill="F5F8FB"/>
           </w:tcPr>
           <w:p>
             <w:pPr>
+              <w:keepNext/>
               <w:spacing w:before="40" w:after="40" w:line="264" w:lineRule="auto"/>
             </w:pPr>
             <w:r>
               <w:rPr>
                 <w:rFonts w:ascii="Arial" w:hAnsi="Arial"/>
                 <w:b/>
-                <w:i w:val="0"/>
+                <w:color w:val="1A1A1A"/>
                 <w:sz w:val="18"/>
               </w:rPr>
               <w:t>IES применён, но эффекта нет</w:t>
@@ -5855,24 +4595,21 @@
         <w:tc>
           <w:tcPr>
             <w:tcW w:type="dxa" w:w="3175"/>
+            <w:vAlign w:val="top"/>
             <w:tcBorders>
-              <w:top w:val="single" w:sz="4" w:space="0" w:color="CCCCCC"/>
-              <w:left w:val="single" w:sz="4" w:space="0" w:color="CCCCCC"/>
-              <w:bottom w:val="single" w:sz="4" w:space="0" w:color="CCCCCC"/>
-              <w:right w:val="single" w:sz="4" w:space="0" w:color="CCCCCC"/>
+              <w:bottom w:val="single" w:sz="4" w:space="4" w:color="E0E0E0"/>
             </w:tcBorders>
-            <w:vAlign w:val="top"/>
-            <w:shd w:val="clear" w:color="auto" w:fill="F5F8FB"/>
           </w:tcPr>
           <w:p>
             <w:pPr>
+              <w:keepNext/>
               <w:spacing w:before="40" w:after="40" w:line="264" w:lineRule="auto"/>
             </w:pPr>
             <w:r>
               <w:rPr>
                 <w:rFonts w:ascii="Arial" w:hAnsi="Arial"/>
                 <w:b w:val="0"/>
-                <w:i w:val="0"/>
+                <w:color w:val="1A1A1A"/>
                 <w:sz w:val="18"/>
               </w:rPr>
               <w:t>IES работает только в Cycles</w:t>
@@ -5882,24 +4619,21 @@
         <w:tc>
           <w:tcPr>
             <w:tcW w:type="dxa" w:w="3515"/>
+            <w:vAlign w:val="top"/>
             <w:tcBorders>
-              <w:top w:val="single" w:sz="4" w:space="0" w:color="CCCCCC"/>
-              <w:left w:val="single" w:sz="4" w:space="0" w:color="CCCCCC"/>
-              <w:bottom w:val="single" w:sz="4" w:space="0" w:color="CCCCCC"/>
-              <w:right w:val="single" w:sz="4" w:space="0" w:color="CCCCCC"/>
+              <w:bottom w:val="single" w:sz="4" w:space="4" w:color="E0E0E0"/>
             </w:tcBorders>
-            <w:vAlign w:val="top"/>
-            <w:shd w:val="clear" w:color="auto" w:fill="F5F8FB"/>
           </w:tcPr>
           <w:p>
             <w:pPr>
+              <w:keepNext/>
               <w:spacing w:before="40" w:after="40" w:line="264" w:lineRule="auto"/>
             </w:pPr>
             <w:r>
               <w:rPr>
                 <w:rFonts w:ascii="Arial" w:hAnsi="Arial"/>
                 <w:b w:val="0"/>
-                <w:i w:val="0"/>
+                <w:color w:val="1A1A1A"/>
                 <w:sz w:val="18"/>
               </w:rPr>
               <w:t>переключите рендер-движок на Cycles</w:t>
@@ -5914,23 +4648,21 @@
         <w:tc>
           <w:tcPr>
             <w:tcW w:type="dxa" w:w="2948"/>
+            <w:vAlign w:val="top"/>
             <w:tcBorders>
-              <w:top w:val="single" w:sz="4" w:space="0" w:color="CCCCCC"/>
-              <w:left w:val="single" w:sz="4" w:space="0" w:color="CCCCCC"/>
-              <w:bottom w:val="single" w:sz="4" w:space="0" w:color="CCCCCC"/>
-              <w:right w:val="single" w:sz="4" w:space="0" w:color="CCCCCC"/>
+              <w:bottom w:val="single" w:sz="4" w:space="4" w:color="E0E0E0"/>
             </w:tcBorders>
-            <w:vAlign w:val="top"/>
           </w:tcPr>
           <w:p>
             <w:pPr>
+              <w:keepNext/>
               <w:spacing w:before="40" w:after="40" w:line="264" w:lineRule="auto"/>
             </w:pPr>
             <w:r>
               <w:rPr>
                 <w:rFonts w:ascii="Arial" w:hAnsi="Arial"/>
                 <w:b/>
-                <w:i w:val="0"/>
+                <w:color w:val="1A1A1A"/>
                 <w:sz w:val="18"/>
               </w:rPr>
               <w:t>Apply Gobo не действует на Sun</w:t>
@@ -5940,23 +4672,21 @@
         <w:tc>
           <w:tcPr>
             <w:tcW w:type="dxa" w:w="3175"/>
+            <w:vAlign w:val="top"/>
             <w:tcBorders>
-              <w:top w:val="single" w:sz="4" w:space="0" w:color="CCCCCC"/>
-              <w:left w:val="single" w:sz="4" w:space="0" w:color="CCCCCC"/>
-              <w:bottom w:val="single" w:sz="4" w:space="0" w:color="CCCCCC"/>
-              <w:right w:val="single" w:sz="4" w:space="0" w:color="CCCCCC"/>
+              <w:bottom w:val="single" w:sz="4" w:space="4" w:color="E0E0E0"/>
             </w:tcBorders>
-            <w:vAlign w:val="top"/>
           </w:tcPr>
           <w:p>
             <w:pPr>
+              <w:keepNext/>
               <w:spacing w:before="40" w:after="40" w:line="264" w:lineRule="auto"/>
             </w:pPr>
             <w:r>
               <w:rPr>
                 <w:rFonts w:ascii="Arial" w:hAnsi="Arial"/>
                 <w:b w:val="0"/>
-                <w:i w:val="0"/>
+                <w:color w:val="1A1A1A"/>
                 <w:sz w:val="18"/>
               </w:rPr>
               <w:t>у солнца нет позиции для проекции</w:t>
@@ -5966,23 +4696,21 @@
         <w:tc>
           <w:tcPr>
             <w:tcW w:type="dxa" w:w="3515"/>
+            <w:vAlign w:val="top"/>
             <w:tcBorders>
-              <w:top w:val="single" w:sz="4" w:space="0" w:color="CCCCCC"/>
-              <w:left w:val="single" w:sz="4" w:space="0" w:color="CCCCCC"/>
-              <w:bottom w:val="single" w:sz="4" w:space="0" w:color="CCCCCC"/>
-              <w:right w:val="single" w:sz="4" w:space="0" w:color="CCCCCC"/>
+              <w:bottom w:val="single" w:sz="4" w:space="4" w:color="E0E0E0"/>
             </w:tcBorders>
-            <w:vAlign w:val="top"/>
           </w:tcPr>
           <w:p>
             <w:pPr>
+              <w:keepNext/>
               <w:spacing w:before="40" w:after="40" w:line="264" w:lineRule="auto"/>
             </w:pPr>
             <w:r>
               <w:rPr>
                 <w:rFonts w:ascii="Arial" w:hAnsi="Arial"/>
                 <w:b w:val="0"/>
-                <w:i w:val="0"/>
+                <w:color w:val="1A1A1A"/>
                 <w:sz w:val="18"/>
               </w:rPr>
               <w:t>используйте Spot или Area; Point при Apply превратится в спот сам</w:t>
@@ -5997,24 +4725,21 @@
         <w:tc>
           <w:tcPr>
             <w:tcW w:type="dxa" w:w="2948"/>
+            <w:vAlign w:val="top"/>
             <w:tcBorders>
-              <w:top w:val="single" w:sz="4" w:space="0" w:color="CCCCCC"/>
-              <w:left w:val="single" w:sz="4" w:space="0" w:color="CCCCCC"/>
-              <w:bottom w:val="single" w:sz="4" w:space="0" w:color="CCCCCC"/>
-              <w:right w:val="single" w:sz="4" w:space="0" w:color="CCCCCC"/>
+              <w:bottom w:val="single" w:sz="4" w:space="4" w:color="E0E0E0"/>
             </w:tcBorders>
-            <w:vAlign w:val="top"/>
-            <w:shd w:val="clear" w:color="auto" w:fill="F5F8FB"/>
           </w:tcPr>
           <w:p>
             <w:pPr>
+              <w:keepNext/>
               <w:spacing w:before="40" w:after="40" w:line="264" w:lineRule="auto"/>
             </w:pPr>
             <w:r>
               <w:rPr>
                 <w:rFonts w:ascii="Arial" w:hAnsi="Arial"/>
                 <w:b/>
-                <w:i w:val="0"/>
+                <w:color w:val="1A1A1A"/>
                 <w:sz w:val="18"/>
               </w:rPr>
               <w:t>Драг Shift + ПКМ не вращает HDRI</w:t>
@@ -6024,24 +4749,21 @@
         <w:tc>
           <w:tcPr>
             <w:tcW w:type="dxa" w:w="3175"/>
+            <w:vAlign w:val="top"/>
             <w:tcBorders>
-              <w:top w:val="single" w:sz="4" w:space="0" w:color="CCCCCC"/>
-              <w:left w:val="single" w:sz="4" w:space="0" w:color="CCCCCC"/>
-              <w:bottom w:val="single" w:sz="4" w:space="0" w:color="CCCCCC"/>
-              <w:right w:val="single" w:sz="4" w:space="0" w:color="CCCCCC"/>
+              <w:bottom w:val="single" w:sz="4" w:space="4" w:color="E0E0E0"/>
             </w:tcBorders>
-            <w:vAlign w:val="top"/>
-            <w:shd w:val="clear" w:color="auto" w:fill="F5F8FB"/>
           </w:tcPr>
           <w:p>
             <w:pPr>
+              <w:keepNext/>
               <w:spacing w:before="40" w:after="40" w:line="264" w:lineRule="auto"/>
             </w:pPr>
             <w:r>
               <w:rPr>
                 <w:rFonts w:ascii="Arial" w:hAnsi="Arial"/>
                 <w:b w:val="0"/>
-                <w:i w:val="0"/>
+                <w:color w:val="1A1A1A"/>
                 <w:sz w:val="18"/>
               </w:rPr>
               <w:t>тумблер Rotate: Shift+RMB выключен (он сбрасывается при каждой загрузке файла)</w:t>
@@ -6051,24 +4773,21 @@
         <w:tc>
           <w:tcPr>
             <w:tcW w:type="dxa" w:w="3515"/>
+            <w:vAlign w:val="top"/>
             <w:tcBorders>
-              <w:top w:val="single" w:sz="4" w:space="0" w:color="CCCCCC"/>
-              <w:left w:val="single" w:sz="4" w:space="0" w:color="CCCCCC"/>
-              <w:bottom w:val="single" w:sz="4" w:space="0" w:color="CCCCCC"/>
-              <w:right w:val="single" w:sz="4" w:space="0" w:color="CCCCCC"/>
+              <w:bottom w:val="single" w:sz="4" w:space="4" w:color="E0E0E0"/>
             </w:tcBorders>
-            <w:vAlign w:val="top"/>
-            <w:shd w:val="clear" w:color="auto" w:fill="F5F8FB"/>
           </w:tcPr>
           <w:p>
             <w:pPr>
+              <w:keepNext/>
               <w:spacing w:before="40" w:after="40" w:line="264" w:lineRule="auto"/>
             </w:pPr>
             <w:r>
               <w:rPr>
                 <w:rFonts w:ascii="Arial" w:hAnsi="Arial"/>
                 <w:b w:val="0"/>
-                <w:i w:val="0"/>
+                <w:color w:val="1A1A1A"/>
                 <w:sz w:val="18"/>
               </w:rPr>
               <w:t>включите тумблер в HDRI-секции</w:t>
@@ -6083,23 +4802,21 @@
         <w:tc>
           <w:tcPr>
             <w:tcW w:type="dxa" w:w="2948"/>
+            <w:vAlign w:val="top"/>
             <w:tcBorders>
-              <w:top w:val="single" w:sz="4" w:space="0" w:color="CCCCCC"/>
-              <w:left w:val="single" w:sz="4" w:space="0" w:color="CCCCCC"/>
-              <w:bottom w:val="single" w:sz="4" w:space="0" w:color="CCCCCC"/>
-              <w:right w:val="single" w:sz="4" w:space="0" w:color="CCCCCC"/>
+              <w:bottom w:val="single" w:sz="4" w:space="4" w:color="E0E0E0"/>
             </w:tcBorders>
-            <w:vAlign w:val="top"/>
           </w:tcPr>
           <w:p>
             <w:pPr>
+              <w:keepNext/>
               <w:spacing w:before="40" w:after="40" w:line="264" w:lineRule="auto"/>
             </w:pPr>
             <w:r>
               <w:rPr>
                 <w:rFonts w:ascii="Arial" w:hAnsi="Arial"/>
                 <w:b/>
-                <w:i w:val="0"/>
+                <w:color w:val="1A1A1A"/>
                 <w:sz w:val="18"/>
               </w:rPr>
               <w:t>Свет перестал следовать за курсором</w:t>
@@ -6109,23 +4826,21 @@
         <w:tc>
           <w:tcPr>
             <w:tcW w:type="dxa" w:w="3175"/>
+            <w:vAlign w:val="top"/>
             <w:tcBorders>
-              <w:top w:val="single" w:sz="4" w:space="0" w:color="CCCCCC"/>
-              <w:left w:val="single" w:sz="4" w:space="0" w:color="CCCCCC"/>
-              <w:bottom w:val="single" w:sz="4" w:space="0" w:color="CCCCCC"/>
-              <w:right w:val="single" w:sz="4" w:space="0" w:color="CCCCCC"/>
+              <w:bottom w:val="single" w:sz="4" w:space="4" w:color="E0E0E0"/>
             </w:tcBorders>
-            <w:vAlign w:val="top"/>
           </w:tcPr>
           <w:p>
             <w:pPr>
+              <w:keepNext/>
               <w:spacing w:before="40" w:after="40" w:line="264" w:lineRule="auto"/>
             </w:pPr>
             <w:r>
               <w:rPr>
                 <w:rFonts w:ascii="Arial" w:hAnsi="Arial"/>
                 <w:b w:val="0"/>
-                <w:i w:val="0"/>
+                <w:color w:val="1A1A1A"/>
                 <w:sz w:val="18"/>
               </w:rPr>
               <w:t>режим расстановки сбрасывается при загрузке файла</w:t>
@@ -6135,23 +4850,21 @@
         <w:tc>
           <w:tcPr>
             <w:tcW w:type="dxa" w:w="3515"/>
+            <w:vAlign w:val="top"/>
             <w:tcBorders>
-              <w:top w:val="single" w:sz="4" w:space="0" w:color="CCCCCC"/>
-              <w:left w:val="single" w:sz="4" w:space="0" w:color="CCCCCC"/>
-              <w:bottom w:val="single" w:sz="4" w:space="0" w:color="CCCCCC"/>
-              <w:right w:val="single" w:sz="4" w:space="0" w:color="CCCCCC"/>
+              <w:bottom w:val="single" w:sz="4" w:space="4" w:color="E0E0E0"/>
             </w:tcBorders>
-            <w:vAlign w:val="top"/>
           </w:tcPr>
           <w:p>
             <w:pPr>
+              <w:keepNext/>
               <w:spacing w:before="40" w:after="40" w:line="264" w:lineRule="auto"/>
             </w:pPr>
             <w:r>
               <w:rPr>
                 <w:rFonts w:ascii="Arial" w:hAnsi="Arial"/>
                 <w:b w:val="0"/>
-                <w:i w:val="0"/>
+                <w:color w:val="1A1A1A"/>
                 <w:sz w:val="18"/>
               </w:rPr>
               <w:t>включите кнопку-курсор в строке светильника заново</w:t>
@@ -6166,24 +4879,21 @@
         <w:tc>
           <w:tcPr>
             <w:tcW w:type="dxa" w:w="2948"/>
+            <w:vAlign w:val="top"/>
             <w:tcBorders>
-              <w:top w:val="single" w:sz="4" w:space="0" w:color="CCCCCC"/>
-              <w:left w:val="single" w:sz="4" w:space="0" w:color="CCCCCC"/>
-              <w:bottom w:val="single" w:sz="4" w:space="0" w:color="CCCCCC"/>
-              <w:right w:val="single" w:sz="4" w:space="0" w:color="CCCCCC"/>
+              <w:bottom w:val="single" w:sz="4" w:space="4" w:color="E0E0E0"/>
             </w:tcBorders>
-            <w:vAlign w:val="top"/>
-            <w:shd w:val="clear" w:color="auto" w:fill="F5F8FB"/>
           </w:tcPr>
           <w:p>
             <w:pPr>
+              <w:keepNext/>
               <w:spacing w:before="40" w:after="40" w:line="264" w:lineRule="auto"/>
             </w:pPr>
             <w:r>
               <w:rPr>
                 <w:rFonts w:ascii="Arial" w:hAnsi="Arial"/>
                 <w:b/>
-                <w:i w:val="0"/>
+                <w:color w:val="1A1A1A"/>
                 <w:sz w:val="18"/>
               </w:rPr>
               <w:t>Следующий HDRI «тусклый»</w:t>
@@ -6193,24 +4903,21 @@
         <w:tc>
           <w:tcPr>
             <w:tcW w:type="dxa" w:w="3175"/>
+            <w:vAlign w:val="top"/>
             <w:tcBorders>
-              <w:top w:val="single" w:sz="4" w:space="0" w:color="CCCCCC"/>
-              <w:left w:val="single" w:sz="4" w:space="0" w:color="CCCCCC"/>
-              <w:bottom w:val="single" w:sz="4" w:space="0" w:color="CCCCCC"/>
-              <w:right w:val="single" w:sz="4" w:space="0" w:color="CCCCCC"/>
+              <w:bottom w:val="single" w:sz="4" w:space="4" w:color="E0E0E0"/>
             </w:tcBorders>
-            <w:vAlign w:val="top"/>
-            <w:shd w:val="clear" w:color="auto" w:fill="F5F8FB"/>
           </w:tcPr>
           <w:p>
             <w:pPr>
+              <w:keepNext/>
               <w:spacing w:before="40" w:after="40" w:line="264" w:lineRule="auto"/>
             </w:pPr>
             <w:r>
               <w:rPr>
                 <w:rFonts w:ascii="Arial" w:hAnsi="Arial"/>
                 <w:b w:val="0"/>
-                <w:i w:val="0"/>
+                <w:color w:val="1A1A1A"/>
                 <w:sz w:val="18"/>
               </w:rPr>
               <w:t>после Clear HDRI сила мира возвращается к дефолту</w:t>
@@ -6220,24 +4927,21 @@
         <w:tc>
           <w:tcPr>
             <w:tcW w:type="dxa" w:w="3515"/>
+            <w:vAlign w:val="top"/>
             <w:tcBorders>
-              <w:top w:val="single" w:sz="4" w:space="0" w:color="CCCCCC"/>
-              <w:left w:val="single" w:sz="4" w:space="0" w:color="CCCCCC"/>
-              <w:bottom w:val="single" w:sz="4" w:space="0" w:color="CCCCCC"/>
-              <w:right w:val="single" w:sz="4" w:space="0" w:color="CCCCCC"/>
+              <w:bottom w:val="single" w:sz="4" w:space="4" w:color="E0E0E0"/>
             </w:tcBorders>
-            <w:vAlign w:val="top"/>
-            <w:shd w:val="clear" w:color="auto" w:fill="F5F8FB"/>
           </w:tcPr>
           <w:p>
             <w:pPr>
+              <w:keepNext/>
               <w:spacing w:before="40" w:after="40" w:line="264" w:lineRule="auto"/>
             </w:pPr>
             <w:r>
               <w:rPr>
                 <w:rFonts w:ascii="Arial" w:hAnsi="Arial"/>
                 <w:b w:val="0"/>
-                <w:i w:val="0"/>
+                <w:color w:val="1A1A1A"/>
                 <w:sz w:val="18"/>
               </w:rPr>
               <w:t>поднимите Strength под новое окружение</w:t>
@@ -6252,23 +4956,21 @@
         <w:tc>
           <w:tcPr>
             <w:tcW w:type="dxa" w:w="2948"/>
+            <w:vAlign w:val="top"/>
             <w:tcBorders>
-              <w:top w:val="single" w:sz="4" w:space="0" w:color="CCCCCC"/>
-              <w:left w:val="single" w:sz="4" w:space="0" w:color="CCCCCC"/>
-              <w:bottom w:val="single" w:sz="4" w:space="0" w:color="CCCCCC"/>
-              <w:right w:val="single" w:sz="4" w:space="0" w:color="CCCCCC"/>
+              <w:bottom w:val="single" w:sz="4" w:space="4" w:color="E0E0E0"/>
             </w:tcBorders>
-            <w:vAlign w:val="top"/>
           </w:tcPr>
           <w:p>
             <w:pPr>
+              <w:keepNext/>
               <w:spacing w:before="40" w:after="40" w:line="264" w:lineRule="auto"/>
             </w:pPr>
             <w:r>
               <w:rPr>
                 <w:rFonts w:ascii="Arial" w:hAnsi="Arial"/>
                 <w:b/>
-                <w:i w:val="0"/>
+                <w:color w:val="1A1A1A"/>
                 <w:sz w:val="18"/>
               </w:rPr>
               <w:t>Пресеты пропали после переезда библиотеки</w:t>
@@ -6278,23 +4980,21 @@
         <w:tc>
           <w:tcPr>
             <w:tcW w:type="dxa" w:w="3175"/>
+            <w:vAlign w:val="top"/>
             <w:tcBorders>
-              <w:top w:val="single" w:sz="4" w:space="0" w:color="CCCCCC"/>
-              <w:left w:val="single" w:sz="4" w:space="0" w:color="CCCCCC"/>
-              <w:bottom w:val="single" w:sz="4" w:space="0" w:color="CCCCCC"/>
-              <w:right w:val="single" w:sz="4" w:space="0" w:color="CCCCCC"/>
+              <w:bottom w:val="single" w:sz="4" w:space="4" w:color="E0E0E0"/>
             </w:tcBorders>
-            <w:vAlign w:val="top"/>
           </w:tcPr>
           <w:p>
             <w:pPr>
+              <w:keepNext/>
               <w:spacing w:before="40" w:after="40" w:line="264" w:lineRule="auto"/>
             </w:pPr>
             <w:r>
               <w:rPr>
                 <w:rFonts w:ascii="Arial" w:hAnsi="Arial"/>
                 <w:b w:val="0"/>
-                <w:i w:val="0"/>
+                <w:color w:val="1A1A1A"/>
                 <w:sz w:val="18"/>
               </w:rPr>
               <w:t>старый путь вне диска, авто-ремонт не нашёл замену</w:t>
@@ -6304,23 +5004,21 @@
         <w:tc>
           <w:tcPr>
             <w:tcW w:type="dxa" w:w="3515"/>
+            <w:vAlign w:val="top"/>
             <w:tcBorders>
-              <w:top w:val="single" w:sz="4" w:space="0" w:color="CCCCCC"/>
-              <w:left w:val="single" w:sz="4" w:space="0" w:color="CCCCCC"/>
-              <w:bottom w:val="single" w:sz="4" w:space="0" w:color="CCCCCC"/>
-              <w:right w:val="single" w:sz="4" w:space="0" w:color="CCCCCC"/>
+              <w:bottom w:val="single" w:sz="4" w:space="4" w:color="E0E0E0"/>
             </w:tcBorders>
-            <w:vAlign w:val="top"/>
           </w:tcPr>
           <w:p>
             <w:pPr>
+              <w:keepNext/>
               <w:spacing w:before="40" w:after="40" w:line="264" w:lineRule="auto"/>
             </w:pPr>
             <w:r>
               <w:rPr>
                 <w:rFonts w:ascii="Arial" w:hAnsi="Arial"/>
                 <w:b w:val="0"/>
-                <w:i w:val="0"/>
+                <w:color w:val="1A1A1A"/>
                 <w:sz w:val="18"/>
               </w:rPr>
               <w:t>укажите папку заново или почините её в Preferences → Installed Preset Packages</w:t>
@@ -6335,14 +5033,10 @@
         <w:tc>
           <w:tcPr>
             <w:tcW w:type="dxa" w:w="2948"/>
+            <w:vAlign w:val="top"/>
             <w:tcBorders>
-              <w:top w:val="single" w:sz="4" w:space="0" w:color="CCCCCC"/>
-              <w:left w:val="single" w:sz="4" w:space="0" w:color="CCCCCC"/>
-              <w:bottom w:val="single" w:sz="4" w:space="0" w:color="CCCCCC"/>
-              <w:right w:val="single" w:sz="4" w:space="0" w:color="CCCCCC"/>
+              <w:bottom w:val="single" w:sz="8" w:space="4" w:color="000000"/>
             </w:tcBorders>
-            <w:vAlign w:val="top"/>
-            <w:shd w:val="clear" w:color="auto" w:fill="F5F8FB"/>
           </w:tcPr>
           <w:p>
             <w:pPr>
@@ -6352,7 +5046,7 @@
               <w:rPr>
                 <w:rFonts w:ascii="Arial" w:hAnsi="Arial"/>
                 <w:b/>
-                <w:i w:val="0"/>
+                <w:color w:val="1A1A1A"/>
                 <w:sz w:val="18"/>
               </w:rPr>
               <w:t>Слайдер интенсивности пресета «накопился»</w:t>
@@ -6362,14 +5056,10 @@
         <w:tc>
           <w:tcPr>
             <w:tcW w:type="dxa" w:w="3175"/>
+            <w:vAlign w:val="top"/>
             <w:tcBorders>
-              <w:top w:val="single" w:sz="4" w:space="0" w:color="CCCCCC"/>
-              <w:left w:val="single" w:sz="4" w:space="0" w:color="CCCCCC"/>
-              <w:bottom w:val="single" w:sz="4" w:space="0" w:color="CCCCCC"/>
-              <w:right w:val="single" w:sz="4" w:space="0" w:color="CCCCCC"/>
+              <w:bottom w:val="single" w:sz="8" w:space="4" w:color="000000"/>
             </w:tcBorders>
-            <w:vAlign w:val="top"/>
-            <w:shd w:val="clear" w:color="auto" w:fill="F5F8FB"/>
           </w:tcPr>
           <w:p>
             <w:pPr>
@@ -6379,7 +5069,7 @@
               <w:rPr>
                 <w:rFonts w:ascii="Arial" w:hAnsi="Arial"/>
                 <w:b w:val="0"/>
-                <w:i w:val="0"/>
+                <w:color w:val="1A1A1A"/>
                 <w:sz w:val="18"/>
               </w:rPr>
               <w:t>накопления нет по задумке: масштаб всегда считается от авторских значений</w:t>
@@ -6389,14 +5079,10 @@
         <w:tc>
           <w:tcPr>
             <w:tcW w:type="dxa" w:w="3515"/>
+            <w:vAlign w:val="top"/>
             <w:tcBorders>
-              <w:top w:val="single" w:sz="4" w:space="0" w:color="CCCCCC"/>
-              <w:left w:val="single" w:sz="4" w:space="0" w:color="CCCCCC"/>
-              <w:bottom w:val="single" w:sz="4" w:space="0" w:color="CCCCCC"/>
-              <w:right w:val="single" w:sz="4" w:space="0" w:color="CCCCCC"/>
+              <w:bottom w:val="single" w:sz="8" w:space="4" w:color="000000"/>
             </w:tcBorders>
-            <w:vAlign w:val="top"/>
-            <w:shd w:val="clear" w:color="auto" w:fill="F5F8FB"/>
           </w:tcPr>
           <w:p>
             <w:pPr>
@@ -6406,7 +5092,7 @@
               <w:rPr>
                 <w:rFonts w:ascii="Arial" w:hAnsi="Arial"/>
                 <w:b w:val="0"/>
-                <w:i w:val="0"/>
+                <w:color w:val="1A1A1A"/>
                 <w:sz w:val="18"/>
               </w:rPr>
               <w:t>верните слайдер на ноль - вернётся авторская сила света</w:t>
@@ -6415,15 +5101,10 @@
         </w:tc>
       </w:tr>
     </w:tbl>
-    <w:p>
-      <w:pPr>
-        <w:spacing w:after="80" w:before="0" w:line="240" w:lineRule="auto"/>
-      </w:pPr>
-    </w:p>
     <w:sectPr>
-      <w:footerReference w:type="default" r:id="rId9"/>
-      <w:pgSz w:w="12240" w:h="15840"/>
-      <w:pgMar w:top="1296" w:right="1440" w:bottom="1296" w:left="1440" w:header="720" w:footer="720" w:gutter="0"/>
+      <w:footerReference w:type="default" r:id="rId10"/>
+      <w:pgSz w:w="11906" w:h="16838"/>
+      <w:pgMar w:top="1134" w:right="1247" w:bottom="1134" w:left="1247" w:header="0" w:footer="0" w:gutter="0"/>
       <w:cols w:space="720"/>
       <w:docGrid w:linePitch="360"/>
     </w:sectPr>
@@ -6436,15 +5117,51 @@
   <w:p>
     <w:pPr>
       <w:pStyle w:val="Footer"/>
+    </w:pPr>
+  </w:p>
+</w:ftr>
+</file>
+
+<file path=word/footer2.xml><?xml version="1.0" encoding="utf-8"?>
+<w:ftr xmlns:m="http://schemas.openxmlformats.org/officeDocument/2006/math" xmlns:mc="http://schemas.openxmlformats.org/markup-compatibility/2006" xmlns:mo="http://schemas.microsoft.com/office/mac/office/2008/main" xmlns:mv="urn:schemas-microsoft-com:mac:vml" xmlns:o="urn:schemas-microsoft-com:office:office" xmlns:r="http://schemas.openxmlformats.org/officeDocument/2006/relationships" xmlns:v="urn:schemas-microsoft-com:vml" xmlns:w10="urn:schemas-microsoft-com:office:word" xmlns:w14="http://schemas.microsoft.com/office/word/2010/wordml" xmlns:w="http://schemas.openxmlformats.org/wordprocessingml/2006/main" xmlns:wne="http://schemas.microsoft.com/office/word/2006/wordml" xmlns:wp14="http://schemas.microsoft.com/office/word/2010/wordprocessingDrawing" xmlns:wp="http://schemas.openxmlformats.org/drawingml/2006/wordprocessingDrawing" xmlns:wpc="http://schemas.microsoft.com/office/word/2010/wordprocessingCanvas" xmlns:wpg="http://schemas.microsoft.com/office/word/2010/wordprocessingGroup" xmlns:wpi="http://schemas.microsoft.com/office/word/2010/wordprocessingInk" xmlns:wps="http://schemas.microsoft.com/office/word/2010/wordprocessingShape" mc:Ignorable="w14 wp14">
+  <w:p>
+    <w:pPr>
+      <w:pStyle w:val="Footer"/>
       <w:jc w:val="center"/>
     </w:pPr>
     <w:r>
       <w:rPr>
-        <w:rFonts w:ascii="Arial" w:hAnsi="Arial"/>
-        <w:color w:val="555555"/>
-        <w:sz w:val="18"/>
+        <w:rFonts w:ascii="Century Gothic" w:hAnsi="Century Gothic" w:cs="Century Gothic"/>
+        <w:b w:val="0"/>
+        <w:color w:val="6E6E6E"/>
+        <w:sz w:val="15"/>
+        <w:spacing w:val="40"/>
+      </w:rPr>
+      <w:t>LAMPOCHKA</w:t>
+    </w:r>
+    <w:r>
+      <w:rPr>
+        <w:rFonts w:ascii="Century Gothic" w:hAnsi="Century Gothic"/>
+        <w:b/>
+        <w:color w:val="C82823"/>
+        <w:sz w:val="15"/>
+      </w:rPr>
+      <w:t>.</w:t>
+    </w:r>
+    <w:r>
+      <w:rPr>
+        <w:sz w:val="15"/>
+      </w:rPr>
+      <w:t xml:space="preserve">      </w:t>
+    </w:r>
+    <w:r>
+      <w:rPr>
+        <w:rFonts w:ascii="Century Gothic" w:hAnsi="Century Gothic"/>
+        <w:color w:val="6E6E6E"/>
+        <w:sz w:val="15"/>
       </w:rPr>
       <w:fldChar w:fldCharType="begin"/>
+      <w:instrText xml:space="preserve">PAGE \* arabic \* MERGEFORMAT</w:instrText>
       <w:fldChar w:fldCharType="end"/>
     </w:r>
   </w:p>
@@ -6815,10 +5532,11 @@
     <w:qFormat/>
     <w:rsid w:val="00FC693F"/>
     <w:pPr>
-      <w:spacing w:line="312" w:lineRule="auto" w:after="80" w:before="0"/>
+      <w:spacing w:line="312" w:lineRule="auto" w:after="80"/>
     </w:pPr>
     <w:rPr>
-      <w:rFonts w:ascii="Arial" w:hAnsi="Arial" w:cs="Arial"/>
+      <w:rFonts w:ascii="Arial" w:hAnsi="Arial"/>
+      <w:color w:val="1A1A1A"/>
       <w:sz w:val="20"/>
     </w:rPr>
   </w:style>
@@ -6877,14 +5595,14 @@
     <w:pPr>
       <w:keepNext/>
       <w:keepLines/>
-      <w:spacing w:before="280" w:after="100" w:line="276" w:lineRule="auto"/>
+      <w:spacing w:before="320" w:after="120"/>
       <w:outlineLvl w:val="0"/>
     </w:pPr>
     <w:rPr>
-      <w:rFonts w:asciiTheme="majorHAnsi" w:eastAsiaTheme="majorEastAsia" w:hAnsiTheme="majorHAnsi" w:cstheme="majorBidi" w:ascii="Arial" w:hAnsi="Arial"/>
+      <w:rFonts w:asciiTheme="majorHAnsi" w:eastAsiaTheme="majorEastAsia" w:hAnsiTheme="majorHAnsi" w:cstheme="majorBidi" w:ascii="Century Gothic" w:hAnsi="Century Gothic"/>
       <w:b/>
       <w:bCs/>
-      <w:color w:val="1F497D"/>
+      <w:color w:val="000000"/>
       <w:sz w:val="30"/>
       <w:szCs w:val="28"/>
     </w:rPr>
@@ -6901,15 +5619,15 @@
     <w:pPr>
       <w:keepNext/>
       <w:keepLines/>
-      <w:spacing w:before="200" w:after="100" w:line="276" w:lineRule="auto"/>
+      <w:spacing w:before="200" w:after="120"/>
       <w:outlineLvl w:val="1"/>
     </w:pPr>
     <w:rPr>
-      <w:rFonts w:asciiTheme="majorHAnsi" w:eastAsiaTheme="majorEastAsia" w:hAnsiTheme="majorHAnsi" w:cstheme="majorBidi" w:ascii="Arial" w:hAnsi="Arial"/>
+      <w:rFonts w:asciiTheme="majorHAnsi" w:eastAsiaTheme="majorEastAsia" w:hAnsiTheme="majorHAnsi" w:cstheme="majorBidi" w:ascii="Century Gothic" w:hAnsi="Century Gothic"/>
       <w:b/>
       <w:bCs/>
-      <w:color w:val="2E74B5"/>
-      <w:sz w:val="25"/>
+      <w:color w:val="000000"/>
+      <w:sz w:val="23"/>
       <w:szCs w:val="26"/>
     </w:rPr>
   </w:style>
@@ -6925,15 +5643,14 @@
     <w:pPr>
       <w:keepNext/>
       <w:keepLines/>
-      <w:spacing w:before="200" w:after="100" w:line="276" w:lineRule="auto"/>
+      <w:spacing w:before="200" w:after="0"/>
       <w:outlineLvl w:val="2"/>
     </w:pPr>
     <w:rPr>
-      <w:rFonts w:asciiTheme="majorHAnsi" w:eastAsiaTheme="majorEastAsia" w:hAnsiTheme="majorHAnsi" w:cstheme="majorBidi" w:ascii="Arial" w:hAnsi="Arial"/>
+      <w:rFonts w:asciiTheme="majorHAnsi" w:eastAsiaTheme="majorEastAsia" w:hAnsiTheme="majorHAnsi" w:cstheme="majorBidi"/>
       <w:b/>
       <w:bCs/>
-      <w:color w:val="2E74B5"/>
-      <w:sz w:val="22"/>
+      <w:color w:val="4F81BD" w:themeColor="accent1"/>
     </w:rPr>
   </w:style>
   <w:style w:type="paragraph" w:styleId="Heading4">
